--- a/modelo.docx
+++ b/modelo.docx
@@ -414,6 +414,15 @@
       </w:r>
       <w:proofErr w:type="spellEnd"/>
     </w:p>
+    <w:p>
+      <w:pPr>
+        <w:spacing w:after="0"/>
+        <w:rPr>
+          <w:sz w:val="18"/>
+          <w:szCs w:val="20"/>
+        </w:rPr>
+      </w:pPr>
+    </w:p>
     <w:tbl>
       <w:tblPr>
         <w:tblStyle w:val="TableGrid"/>
@@ -646,12 +655,37 @@
                 <w:szCs w:val="20"/>
               </w:rPr>
             </w:pPr>
+            <w:proofErr w:type="gramStart"/>
             <w:r>
               <w:rPr>
                 <w:sz w:val="16"/>
                 <w:szCs w:val="20"/>
               </w:rPr>
-              <w:t>[[#ITENS]][[PRODUTO]]</w:t>
+              <w:t>[[#</w:t>
+            </w:r>
+            <w:proofErr w:type="gramEnd"/>
+            <w:r>
+              <w:rPr>
+                <w:sz w:val="16"/>
+                <w:szCs w:val="20"/>
+              </w:rPr>
+              <w:t>ITENS</w:t>
+            </w:r>
+            <w:proofErr w:type="gramStart"/>
+            <w:r>
+              <w:rPr>
+                <w:sz w:val="16"/>
+                <w:szCs w:val="20"/>
+              </w:rPr>
+              <w:t>]][</w:t>
+            </w:r>
+            <w:proofErr w:type="gramEnd"/>
+            <w:r>
+              <w:rPr>
+                <w:sz w:val="16"/>
+                <w:szCs w:val="20"/>
+              </w:rPr>
+              <w:t>[PRODUTO]]</w:t>
             </w:r>
           </w:p>
         </w:tc>
@@ -888,7 +922,23 @@
                 <w:sz w:val="16"/>
                 <w:szCs w:val="20"/>
               </w:rPr>
-              <w:t>[[PRAZO]][[/ITENS]]</w:t>
+              <w:t>[[PRAZO</w:t>
+            </w:r>
+            <w:proofErr w:type="gramStart"/>
+            <w:r>
+              <w:rPr>
+                <w:sz w:val="16"/>
+                <w:szCs w:val="20"/>
+              </w:rPr>
+              <w:t>]][</w:t>
+            </w:r>
+            <w:proofErr w:type="gramEnd"/>
+            <w:r>
+              <w:rPr>
+                <w:sz w:val="16"/>
+                <w:szCs w:val="20"/>
+              </w:rPr>
+              <w:t>[/ITENS]]</w:t>
             </w:r>
           </w:p>
         </w:tc>
@@ -946,6 +996,15 @@
         </w:rPr>
         <w:t>Condições de pagamento:</w:t>
       </w:r>
+    </w:p>
+    <w:p>
+      <w:pPr>
+        <w:spacing w:after="0"/>
+        <w:rPr>
+          <w:b/>
+          <w:lang w:val="pt-BR"/>
+        </w:rPr>
+      </w:pPr>
     </w:p>
     <w:tbl>
       <w:tblPr>
@@ -1085,12 +1144,37 @@
                 <w:szCs w:val="20"/>
               </w:rPr>
             </w:pPr>
+            <w:proofErr w:type="gramStart"/>
             <w:r>
               <w:rPr>
                 <w:sz w:val="16"/>
                 <w:szCs w:val="20"/>
               </w:rPr>
-              <w:t>[[#PAGAMENTOS]][[TITULO]]</w:t>
+              <w:t>[[#</w:t>
+            </w:r>
+            <w:proofErr w:type="gramEnd"/>
+            <w:r>
+              <w:rPr>
+                <w:sz w:val="16"/>
+                <w:szCs w:val="20"/>
+              </w:rPr>
+              <w:t>PAGAMENTOS</w:t>
+            </w:r>
+            <w:proofErr w:type="gramStart"/>
+            <w:r>
+              <w:rPr>
+                <w:sz w:val="16"/>
+                <w:szCs w:val="20"/>
+              </w:rPr>
+              <w:t>]][</w:t>
+            </w:r>
+            <w:proofErr w:type="gramEnd"/>
+            <w:r>
+              <w:rPr>
+                <w:sz w:val="16"/>
+                <w:szCs w:val="20"/>
+              </w:rPr>
+              <w:t>[TITULO]]</w:t>
             </w:r>
           </w:p>
         </w:tc>
@@ -1162,7 +1246,23 @@
                 <w:sz w:val="16"/>
                 <w:szCs w:val="20"/>
               </w:rPr>
-              <w:t>[[PARCELAS_TEXTO]][[/PAGAMENTOS]]</w:t>
+              <w:t>[[PARCELAS_TEXTO</w:t>
+            </w:r>
+            <w:proofErr w:type="gramStart"/>
+            <w:r>
+              <w:rPr>
+                <w:sz w:val="16"/>
+                <w:szCs w:val="20"/>
+              </w:rPr>
+              <w:t>]][</w:t>
+            </w:r>
+            <w:proofErr w:type="gramEnd"/>
+            <w:r>
+              <w:rPr>
+                <w:sz w:val="16"/>
+                <w:szCs w:val="20"/>
+              </w:rPr>
+              <w:t>[/PAGAMENTOS]]</w:t>
             </w:r>
           </w:p>
         </w:tc>
@@ -1184,8 +1284,19 @@
           <w:szCs w:val="20"/>
           <w:lang w:val="pt-BR"/>
         </w:rPr>
-        <w:t>*Os valores para pagamento por meio de boleto bancário estão sujeitos à prévia análise de crédito.*</w:t>
+        <w:t xml:space="preserve">*Os valores para pagamento por meio de boleto bancário estão sujeitos à prévia análise de </w:t>
       </w:r>
+      <w:proofErr w:type="gramStart"/>
+      <w:r>
+        <w:rPr>
+          <w:i/>
+          <w:sz w:val="18"/>
+          <w:szCs w:val="20"/>
+          <w:lang w:val="pt-BR"/>
+        </w:rPr>
+        <w:t>crédito.*</w:t>
+      </w:r>
+      <w:proofErr w:type="gramEnd"/>
     </w:p>
     <w:p>
       <w:pPr>
@@ -1407,13 +1518,27 @@
         <w:rPr>
           <w:lang w:val="pt-BR"/>
         </w:rPr>
-        <w:t>]]</w:t>
+        <w:t>]</w:t>
+      </w:r>
+      <w:proofErr w:type="gramStart"/>
+      <w:r>
+        <w:rPr>
+          <w:lang w:val="pt-BR"/>
+        </w:rPr>
+        <w:t>]</w:t>
       </w:r>
       <w:r>
         <w:rPr>
           <w:lang w:val="pt-BR"/>
         </w:rPr>
-        <w:t xml:space="preserve"> , </w:t>
+        <w:t xml:space="preserve"> ,</w:t>
+      </w:r>
+      <w:proofErr w:type="gramEnd"/>
+      <w:r>
+        <w:rPr>
+          <w:lang w:val="pt-BR"/>
+        </w:rPr>
+        <w:t xml:space="preserve"> </w:t>
       </w:r>
       <w:r>
         <w:rPr>
@@ -1532,15 +1657,28 @@
       </w:rPr>
       <w:br/>
     </w:r>
-    <w:hyperlink r:id="rId1" w:history="1">
-      <w:r>
-        <w:rPr>
-          <w:rStyle w:val="Hyperlink"/>
-          <w:lang w:val="pt-BR"/>
-        </w:rPr>
-        <w:t>www.sinmag.com.br</w:t>
-      </w:r>
-    </w:hyperlink>
+    <w:r>
+      <w:fldChar w:fldCharType="begin"/>
+    </w:r>
+    <w:r>
+      <w:rPr>
+        <w:lang w:val="pt-BR"/>
+      </w:rPr>
+      <w:instrText>HYPERLINK "http://www.sinmag.com.br"</w:instrText>
+    </w:r>
+    <w:r>
+      <w:fldChar w:fldCharType="separate"/>
+    </w:r>
+    <w:r>
+      <w:rPr>
+        <w:rStyle w:val="Hyperlink"/>
+        <w:lang w:val="pt-BR"/>
+      </w:rPr>
+      <w:t>www.sinmag.com.br</w:t>
+    </w:r>
+    <w:r>
+      <w:fldChar w:fldCharType="end"/>
+    </w:r>
     <w:r>
       <w:rPr>
         <w:lang w:val="pt-BR"/>

--- a/modelo.docx
+++ b/modelo.docx
@@ -5,6 +5,10 @@
     <w:p>
       <w:pPr>
         <w:jc w:val="center"/>
+        <w:rPr>
+          <w:sz w:val="4"/>
+          <w:szCs w:val="4"/>
+        </w:rPr>
       </w:pPr>
     </w:p>
     <w:p>
@@ -30,6 +34,7 @@
       </w:tblGrid>
       <w:tr>
         <w:trPr>
+          <w:trHeight w:val="118"/>
           <w:jc w:val="center"/>
         </w:trPr>
         <w:tc>
@@ -47,19 +52,26 @@
           <w:p>
             <w:pPr>
               <w:spacing w:after="0"/>
+              <w:rPr>
+                <w:rFonts w:ascii="Aharoni" w:hAnsi="Aharoni" w:cs="Aharoni" w:hint="cs"/>
+              </w:rPr>
             </w:pPr>
             <w:r>
               <w:rPr>
+                <w:rFonts w:ascii="Aharoni" w:hAnsi="Aharoni" w:cs="Aharoni" w:hint="cs"/>
                 <w:b/>
-                <w:sz w:val="22"/>
+                <w:sz w:val="28"/>
+                <w:szCs w:val="28"/>
               </w:rPr>
               <w:t xml:space="preserve">Dados do </w:t>
             </w:r>
             <w:proofErr w:type="spellStart"/>
             <w:r>
               <w:rPr>
+                <w:rFonts w:ascii="Aharoni" w:hAnsi="Aharoni" w:cs="Aharoni" w:hint="cs"/>
                 <w:b/>
-                <w:sz w:val="22"/>
+                <w:sz w:val="28"/>
+                <w:szCs w:val="28"/>
               </w:rPr>
               <w:t>cliente</w:t>
             </w:r>
@@ -70,13 +82,20 @@
     </w:tbl>
     <w:p>
       <w:pPr>
-        <w:spacing w:after="0"/>
+        <w:spacing w:after="0" w:line="276" w:lineRule="auto"/>
         <w:contextualSpacing/>
+        <w:rPr>
+          <w:b/>
+          <w:bCs/>
+          <w:sz w:val="4"/>
+          <w:szCs w:val="4"/>
+          <w:lang w:val="pt-BR"/>
+        </w:rPr>
       </w:pPr>
     </w:p>
     <w:p>
       <w:pPr>
-        <w:spacing w:after="0"/>
+        <w:spacing w:after="0" w:line="276" w:lineRule="auto"/>
         <w:contextualSpacing/>
         <w:rPr>
           <w:sz w:val="18"/>
@@ -264,6 +283,10 @@
     <w:p>
       <w:pPr>
         <w:spacing w:after="0"/>
+        <w:rPr>
+          <w:sz w:val="4"/>
+          <w:szCs w:val="4"/>
+        </w:rPr>
       </w:pPr>
     </w:p>
     <w:tbl>
@@ -295,28 +318,37 @@
           <w:p>
             <w:pPr>
               <w:spacing w:after="0"/>
+              <w:rPr>
+                <w:rFonts w:ascii="Aharoni" w:hAnsi="Aharoni" w:cs="Aharoni" w:hint="cs"/>
+              </w:rPr>
             </w:pPr>
             <w:proofErr w:type="spellStart"/>
             <w:r>
               <w:rPr>
+                <w:rFonts w:ascii="Aharoni" w:hAnsi="Aharoni" w:cs="Aharoni" w:hint="cs"/>
                 <w:b/>
-                <w:sz w:val="22"/>
+                <w:sz w:val="28"/>
+                <w:szCs w:val="28"/>
               </w:rPr>
               <w:t>Proposta</w:t>
             </w:r>
             <w:proofErr w:type="spellEnd"/>
             <w:r>
               <w:rPr>
+                <w:rFonts w:ascii="Aharoni" w:hAnsi="Aharoni" w:cs="Aharoni" w:hint="cs"/>
                 <w:b/>
-                <w:sz w:val="22"/>
+                <w:sz w:val="28"/>
+                <w:szCs w:val="28"/>
               </w:rPr>
               <w:t xml:space="preserve"> </w:t>
             </w:r>
             <w:proofErr w:type="spellStart"/>
             <w:r>
               <w:rPr>
+                <w:rFonts w:ascii="Aharoni" w:hAnsi="Aharoni" w:cs="Aharoni" w:hint="cs"/>
                 <w:b/>
-                <w:sz w:val="22"/>
+                <w:sz w:val="28"/>
+                <w:szCs w:val="28"/>
               </w:rPr>
               <w:t>Comercial</w:t>
             </w:r>
@@ -329,6 +361,10 @@
       <w:pPr>
         <w:spacing w:after="0"/>
         <w:contextualSpacing/>
+        <w:rPr>
+          <w:sz w:val="2"/>
+          <w:szCs w:val="2"/>
+        </w:rPr>
       </w:pPr>
     </w:p>
     <w:p>
@@ -379,12 +415,18 @@
     <w:p>
       <w:pPr>
         <w:rPr>
+          <w:rFonts w:ascii="Amasis MT Pro Black" w:hAnsi="Amasis MT Pro Black"/>
+          <w:sz w:val="32"/>
+          <w:szCs w:val="36"/>
           <w:u w:val="single"/>
         </w:rPr>
       </w:pPr>
       <w:r>
         <w:rPr>
+          <w:rFonts w:ascii="Amasis MT Pro Black" w:hAnsi="Amasis MT Pro Black"/>
           <w:b/>
+          <w:sz w:val="32"/>
+          <w:szCs w:val="36"/>
           <w:u w:val="single"/>
         </w:rPr>
         <w:t>ITENS DA PROPOSTA</w:t>
@@ -392,6 +434,7 @@
     </w:p>
     <w:p>
       <w:pPr>
+        <w:spacing w:after="0"/>
         <w:rPr>
           <w:sz w:val="18"/>
           <w:szCs w:val="20"/>
@@ -418,8 +461,8 @@
       <w:pPr>
         <w:spacing w:after="0"/>
         <w:rPr>
-          <w:sz w:val="18"/>
-          <w:szCs w:val="20"/>
+          <w:sz w:val="4"/>
+          <w:szCs w:val="4"/>
         </w:rPr>
       </w:pPr>
     </w:p>
@@ -948,20 +991,71 @@
       <w:pPr>
         <w:rPr>
           <w:i/>
+          <w:sz w:val="18"/>
+          <w:szCs w:val="20"/>
           <w:lang w:val="pt-BR"/>
         </w:rPr>
       </w:pPr>
       <w:r>
         <w:rPr>
           <w:i/>
+          <w:sz w:val="18"/>
+          <w:szCs w:val="20"/>
           <w:lang w:val="pt-BR"/>
         </w:rPr>
-        <w:t>*Materiais referentes aos produtos serão enviados separadamente*</w:t>
+        <w:t>*</w:t>
+      </w:r>
+      <w:r>
+        <w:rPr>
+          <w:i/>
+          <w:sz w:val="18"/>
+          <w:szCs w:val="20"/>
+          <w:lang w:val="pt-BR"/>
+        </w:rPr>
+        <w:t xml:space="preserve"> </w:t>
+      </w:r>
+      <w:r>
+        <w:rPr>
+          <w:i/>
+          <w:sz w:val="18"/>
+          <w:szCs w:val="20"/>
+          <w:lang w:val="pt-BR"/>
+        </w:rPr>
+        <w:t xml:space="preserve">O prazo informado é aproximado e está sujeito a alterações conforme disponibilidade de estoque, logística e outros </w:t>
+      </w:r>
+      <w:r>
+        <w:rPr>
+          <w:i/>
+          <w:sz w:val="18"/>
+          <w:szCs w:val="20"/>
+          <w:lang w:val="pt-BR"/>
+        </w:rPr>
+        <w:t>fatores</w:t>
+      </w:r>
+      <w:r>
+        <w:rPr>
+          <w:i/>
+          <w:sz w:val="18"/>
+          <w:szCs w:val="20"/>
+          <w:lang w:val="pt-BR"/>
+        </w:rPr>
+        <w:t>.</w:t>
+      </w:r>
+      <w:r>
+        <w:rPr>
+          <w:i/>
+          <w:sz w:val="18"/>
+          <w:szCs w:val="20"/>
+          <w:lang w:val="pt-BR"/>
+        </w:rPr>
+        <w:t xml:space="preserve"> *</w:t>
       </w:r>
     </w:p>
     <w:p>
       <w:pPr>
         <w:rPr>
+          <w:sz w:val="4"/>
+          <w:szCs w:val="4"/>
           <w:lang w:val="pt-BR"/>
         </w:rPr>
       </w:pPr>
@@ -969,13 +1063,20 @@
     <w:p>
       <w:pPr>
         <w:rPr>
+          <w:rFonts w:ascii="Amasis MT Pro Black" w:hAnsi="Amasis MT Pro Black"/>
+          <w:b/>
+          <w:sz w:val="32"/>
+          <w:szCs w:val="36"/>
           <w:u w:val="single"/>
           <w:lang w:val="pt-BR"/>
         </w:rPr>
       </w:pPr>
       <w:r>
         <w:rPr>
+          <w:rFonts w:ascii="Amasis MT Pro Black" w:hAnsi="Amasis MT Pro Black"/>
           <w:b/>
+          <w:sz w:val="32"/>
+          <w:szCs w:val="36"/>
           <w:u w:val="single"/>
           <w:lang w:val="pt-BR"/>
         </w:rPr>
@@ -1002,6 +1103,8 @@
         <w:spacing w:after="0"/>
         <w:rPr>
           <w:b/>
+          <w:sz w:val="4"/>
+          <w:szCs w:val="4"/>
           <w:lang w:val="pt-BR"/>
         </w:rPr>
       </w:pPr>
@@ -1284,9 +1387,8 @@
           <w:szCs w:val="20"/>
           <w:lang w:val="pt-BR"/>
         </w:rPr>
-        <w:t xml:space="preserve">*Os valores para pagamento por meio de boleto bancário estão sujeitos à prévia análise de </w:t>
+        <w:t>*</w:t>
       </w:r>
-      <w:proofErr w:type="gramStart"/>
       <w:r>
         <w:rPr>
           <w:i/>
@@ -1294,9 +1396,26 @@
           <w:szCs w:val="20"/>
           <w:lang w:val="pt-BR"/>
         </w:rPr>
-        <w:t>crédito.*</w:t>
+        <w:t xml:space="preserve"> </w:t>
       </w:r>
-      <w:proofErr w:type="gramEnd"/>
+      <w:r>
+        <w:rPr>
+          <w:i/>
+          <w:sz w:val="18"/>
+          <w:szCs w:val="20"/>
+          <w:lang w:val="pt-BR"/>
+        </w:rPr>
+        <w:t xml:space="preserve">Os valores para pagamento por meio de boleto bancário estão sujeitos à prévia análise de </w:t>
+      </w:r>
+      <w:r>
+        <w:rPr>
+          <w:i/>
+          <w:sz w:val="18"/>
+          <w:szCs w:val="20"/>
+          <w:lang w:val="pt-BR"/>
+        </w:rPr>
+        <w:t>crédito. *</w:t>
+      </w:r>
     </w:p>
     <w:p>
       <w:pPr>
@@ -1418,6 +1537,8 @@
     <w:p>
       <w:pPr>
         <w:rPr>
+          <w:sz w:val="18"/>
+          <w:szCs w:val="20"/>
           <w:lang w:val="pt-BR"/>
         </w:rPr>
       </w:pPr>
@@ -1460,6 +1581,141 @@
           <w:lang w:val="pt-BR"/>
         </w:rPr>
         <w:tab/>
+      </w:r>
+    </w:p>
+    <w:p>
+      <w:pPr>
+        <w:rPr>
+          <w:lang w:val="pt-BR"/>
+        </w:rPr>
+      </w:pPr>
+    </w:p>
+    <w:tbl>
+      <w:tblPr>
+        <w:tblStyle w:val="TableGrid"/>
+        <w:tblW w:w="21536" w:type="dxa"/>
+        <w:tblLayout w:type="fixed"/>
+        <w:tblLook w:val="04A0" w:firstRow="1" w:lastRow="0" w:firstColumn="1" w:lastColumn="0" w:noHBand="0" w:noVBand="1"/>
+      </w:tblPr>
+      <w:tblGrid>
+        <w:gridCol w:w="1413"/>
+        <w:gridCol w:w="20123"/>
+      </w:tblGrid>
+      <w:tr>
+        <w:trPr>
+          <w:trHeight w:val="214"/>
+        </w:trPr>
+        <w:tc>
+          <w:tcPr>
+            <w:tcW w:w="1413" w:type="dxa"/>
+            <w:shd w:val="clear" w:color="auto" w:fill="000000" w:themeFill="text1"/>
+          </w:tcPr>
+          <w:p>
+            <w:pPr>
+              <w:rPr>
+                <w:b/>
+                <w:bCs/>
+                <w:sz w:val="18"/>
+                <w:szCs w:val="20"/>
+                <w:lang w:val="pt-BR"/>
+              </w:rPr>
+            </w:pPr>
+            <w:r>
+              <w:rPr>
+                <w:b/>
+                <w:bCs/>
+                <w:sz w:val="18"/>
+                <w:szCs w:val="20"/>
+                <w:lang w:val="pt-BR"/>
+              </w:rPr>
+              <w:t>O</w:t>
+            </w:r>
+            <w:r>
+              <w:rPr>
+                <w:b/>
+                <w:bCs/>
+                <w:sz w:val="18"/>
+                <w:szCs w:val="20"/>
+                <w:lang w:val="pt-BR"/>
+              </w:rPr>
+              <w:t>bservações</w:t>
+            </w:r>
+            <w:r>
+              <w:rPr>
+                <w:b/>
+                <w:bCs/>
+                <w:sz w:val="18"/>
+                <w:szCs w:val="20"/>
+                <w:lang w:val="pt-BR"/>
+              </w:rPr>
+              <w:t>:</w:t>
+            </w:r>
+          </w:p>
+        </w:tc>
+        <w:tc>
+          <w:tcPr>
+            <w:tcW w:w="20123" w:type="dxa"/>
+            <w:tcMar>
+              <w:top w:w="80" w:type="dxa"/>
+              <w:left w:w="90" w:type="dxa"/>
+              <w:bottom w:w="80" w:type="dxa"/>
+              <w:right w:w="90" w:type="dxa"/>
+            </w:tcMar>
+            <w:vAlign w:val="center"/>
+          </w:tcPr>
+          <w:p>
+            <w:pPr>
+              <w:rPr>
+                <w:sz w:val="18"/>
+                <w:szCs w:val="20"/>
+                <w:lang w:val="pt-BR"/>
+              </w:rPr>
+            </w:pPr>
+            <w:r>
+              <w:rPr>
+                <w:sz w:val="18"/>
+                <w:szCs w:val="20"/>
+                <w:lang w:val="pt-BR"/>
+              </w:rPr>
+              <w:t>[[</w:t>
+            </w:r>
+            <w:r>
+              <w:rPr>
+                <w:sz w:val="18"/>
+                <w:szCs w:val="20"/>
+                <w:lang w:val="pt-BR"/>
+              </w:rPr>
+              <w:t>OBSERVACOES_FINAIS</w:t>
+            </w:r>
+            <w:r>
+              <w:rPr>
+                <w:sz w:val="18"/>
+                <w:szCs w:val="20"/>
+                <w:lang w:val="pt-BR"/>
+              </w:rPr>
+              <w:t>]]</w:t>
+            </w:r>
+          </w:p>
+        </w:tc>
+      </w:tr>
+    </w:tbl>
+    <w:p>
+      <w:pPr>
+        <w:rPr>
+          <w:i/>
+          <w:sz w:val="18"/>
+          <w:szCs w:val="20"/>
+          <w:lang w:val="pt-BR"/>
+        </w:rPr>
+      </w:pPr>
+      <w:r>
+        <w:rPr>
+          <w:i/>
+          <w:sz w:val="18"/>
+          <w:szCs w:val="20"/>
+          <w:lang w:val="pt-BR"/>
+        </w:rPr>
+        <w:t>*Materiais referentes aos produtos serão enviados separadamente*</w:t>
       </w:r>
     </w:p>
     <w:p>
@@ -1657,28 +1913,15 @@
       </w:rPr>
       <w:br/>
     </w:r>
-    <w:r>
-      <w:fldChar w:fldCharType="begin"/>
-    </w:r>
-    <w:r>
-      <w:rPr>
-        <w:lang w:val="pt-BR"/>
-      </w:rPr>
-      <w:instrText>HYPERLINK "http://www.sinmag.com.br"</w:instrText>
-    </w:r>
-    <w:r>
-      <w:fldChar w:fldCharType="separate"/>
-    </w:r>
-    <w:r>
-      <w:rPr>
-        <w:rStyle w:val="Hyperlink"/>
-        <w:lang w:val="pt-BR"/>
-      </w:rPr>
-      <w:t>www.sinmag.com.br</w:t>
-    </w:r>
-    <w:r>
-      <w:fldChar w:fldCharType="end"/>
-    </w:r>
+    <w:hyperlink r:id="rId1" w:history="1">
+      <w:r>
+        <w:rPr>
+          <w:rStyle w:val="Hyperlink"/>
+          <w:lang w:val="pt-BR"/>
+        </w:rPr>
+        <w:t>www.sinmag.com.br</w:t>
+      </w:r>
+    </w:hyperlink>
     <w:r>
       <w:rPr>
         <w:lang w:val="pt-BR"/>

--- a/modelo.docx
+++ b/modelo.docx
@@ -4,78 +4,81 @@
   <w:body>
     <w:p>
       <w:pPr>
-        <w:jc w:val="center"/>
+        <w:spacing w:after="120"/>
         <w:rPr>
-          <w:sz w:val="4"/>
-          <w:szCs w:val="4"/>
+          <w:rFonts w:cs="Arial"/>
+          <w:color w:val="444444"/>
+          <w:sz w:val="2"/>
+          <w:szCs w:val="2"/>
         </w:rPr>
       </w:pPr>
     </w:p>
     <w:p>
+      <w:pPr>
+        <w:spacing w:after="120"/>
+      </w:pPr>
       <w:r>
-        <w:t>[[</w:t>
-      </w:r>
-      <w:r>
-        <w:t>DATA_CIDADE</w:t>
-      </w:r>
-      <w:r>
-        <w:t>]]</w:t>
+        <w:rPr>
+          <w:rFonts w:cs="Arial"/>
+          <w:color w:val="444444"/>
+          <w:sz w:val="19"/>
+          <w:szCs w:val="19"/>
+        </w:rPr>
+        <w:t>[[DATA_CIDADE]]</w:t>
       </w:r>
     </w:p>
     <w:tbl>
       <w:tblPr>
-        <w:tblW w:w="0" w:type="auto"/>
-        <w:jc w:val="center"/>
-        <w:tblLayout w:type="fixed"/>
-        <w:tblLook w:val="04A0" w:firstRow="1" w:lastRow="0" w:firstColumn="1" w:lastColumn="0" w:noHBand="0" w:noVBand="1"/>
+        <w:tblW w:w="10466" w:type="dxa"/>
+        <w:tblBorders>
+          <w:top w:val="single" w:sz="4" w:space="0" w:color="auto"/>
+          <w:left w:val="single" w:sz="4" w:space="0" w:color="auto"/>
+          <w:bottom w:val="single" w:sz="4" w:space="0" w:color="auto"/>
+          <w:right w:val="single" w:sz="4" w:space="0" w:color="auto"/>
+          <w:insideH w:val="single" w:sz="4" w:space="0" w:color="auto"/>
+          <w:insideV w:val="single" w:sz="4" w:space="0" w:color="auto"/>
+        </w:tblBorders>
+        <w:tblCellMar>
+          <w:left w:w="10" w:type="dxa"/>
+          <w:right w:w="10" w:type="dxa"/>
+        </w:tblCellMar>
+        <w:tblLook w:val="0000" w:firstRow="0" w:lastRow="0" w:firstColumn="0" w:lastColumn="0" w:noHBand="0" w:noVBand="0"/>
       </w:tblPr>
       <w:tblGrid>
-        <w:gridCol w:w="10652"/>
+        <w:gridCol w:w="10466"/>
       </w:tblGrid>
       <w:tr>
-        <w:trPr>
-          <w:trHeight w:val="118"/>
-          <w:jc w:val="center"/>
-        </w:trPr>
         <w:tc>
           <w:tcPr>
-            <w:tcW w:w="10652" w:type="dxa"/>
-            <w:shd w:val="clear" w:color="auto" w:fill="D9EAF4"/>
+            <w:tcW w:w="10466" w:type="dxa"/>
+            <w:tcBorders>
+              <w:top w:val="none" w:sz="0" w:space="0" w:color="FFFFFF"/>
+              <w:left w:val="none" w:sz="0" w:space="0" w:color="FFFFFF"/>
+              <w:bottom w:val="none" w:sz="0" w:space="0" w:color="FFFFFF"/>
+              <w:right w:val="none" w:sz="0" w:space="0" w:color="FFFFFF"/>
+            </w:tcBorders>
+            <w:shd w:val="clear" w:color="auto" w:fill="2E6DA4"/>
             <w:tcMar>
-              <w:top w:w="80" w:type="dxa"/>
-              <w:left w:w="90" w:type="dxa"/>
-              <w:bottom w:w="80" w:type="dxa"/>
-              <w:right w:w="90" w:type="dxa"/>
+              <w:top w:w="100" w:type="dxa"/>
+              <w:left w:w="160" w:type="dxa"/>
+              <w:bottom w:w="100" w:type="dxa"/>
+              <w:right w:w="160" w:type="dxa"/>
             </w:tcMar>
-            <w:vAlign w:val="center"/>
           </w:tcPr>
           <w:p>
             <w:pPr>
               <w:spacing w:after="0"/>
-              <w:rPr>
-                <w:rFonts w:ascii="Aharoni" w:hAnsi="Aharoni" w:cs="Aharoni" w:hint="cs"/>
-              </w:rPr>
             </w:pPr>
             <w:r>
               <w:rPr>
-                <w:rFonts w:ascii="Aharoni" w:hAnsi="Aharoni" w:cs="Aharoni" w:hint="cs"/>
+                <w:rFonts w:cs="Arial"/>
                 <w:b/>
-                <w:sz w:val="28"/>
-                <w:szCs w:val="28"/>
+                <w:bCs/>
+                <w:color w:val="FFFFFF"/>
+                <w:szCs w:val="20"/>
               </w:rPr>
-              <w:t xml:space="preserve">Dados do </w:t>
+              <w:t>DADOS DO CLIENTE</w:t>
             </w:r>
-            <w:proofErr w:type="spellStart"/>
-            <w:r>
-              <w:rPr>
-                <w:rFonts w:ascii="Aharoni" w:hAnsi="Aharoni" w:cs="Aharoni" w:hint="cs"/>
-                <w:b/>
-                <w:sz w:val="28"/>
-                <w:szCs w:val="28"/>
-              </w:rPr>
-              <w:t>cliente</w:t>
-            </w:r>
-            <w:proofErr w:type="spellEnd"/>
           </w:p>
         </w:tc>
       </w:tr>
@@ -93,193 +96,352 @@
         </w:rPr>
       </w:pPr>
     </w:p>
-    <w:p>
-      <w:pPr>
-        <w:spacing w:after="0" w:line="276" w:lineRule="auto"/>
-        <w:contextualSpacing/>
-        <w:rPr>
-          <w:sz w:val="18"/>
-          <w:szCs w:val="20"/>
-          <w:lang w:val="pt-BR"/>
-        </w:rPr>
-      </w:pPr>
-      <w:r>
-        <w:rPr>
-          <w:b/>
-          <w:bCs/>
-          <w:lang w:val="pt-BR"/>
-        </w:rPr>
-        <w:t>Cliente:</w:t>
-      </w:r>
-      <w:r>
-        <w:rPr>
-          <w:sz w:val="18"/>
-          <w:szCs w:val="20"/>
-          <w:lang w:val="pt-BR"/>
-        </w:rPr>
-        <w:t xml:space="preserve"> [[CLIENTE]]</w:t>
-      </w:r>
-    </w:p>
-    <w:p>
-      <w:pPr>
-        <w:spacing w:after="0"/>
-        <w:contextualSpacing/>
-        <w:rPr>
-          <w:sz w:val="18"/>
-          <w:szCs w:val="20"/>
-          <w:lang w:val="pt-BR"/>
-        </w:rPr>
-      </w:pPr>
-      <w:r>
-        <w:rPr>
-          <w:b/>
-          <w:sz w:val="18"/>
-          <w:szCs w:val="20"/>
-          <w:lang w:val="pt-BR"/>
-        </w:rPr>
-        <w:t xml:space="preserve">A/C: </w:t>
-      </w:r>
-      <w:r>
-        <w:rPr>
-          <w:sz w:val="18"/>
-          <w:szCs w:val="20"/>
-          <w:lang w:val="pt-BR"/>
-        </w:rPr>
-        <w:t>[[CONTATO]]</w:t>
-      </w:r>
-    </w:p>
-    <w:p>
-      <w:pPr>
-        <w:spacing w:after="0"/>
-        <w:contextualSpacing/>
-        <w:rPr>
-          <w:sz w:val="18"/>
-          <w:szCs w:val="20"/>
-          <w:lang w:val="pt-BR"/>
-        </w:rPr>
-      </w:pPr>
-      <w:r>
-        <w:rPr>
-          <w:b/>
-          <w:sz w:val="18"/>
-          <w:szCs w:val="20"/>
-          <w:lang w:val="pt-BR"/>
-        </w:rPr>
-        <w:t>CNPJ:</w:t>
-      </w:r>
-      <w:r>
-        <w:rPr>
-          <w:sz w:val="18"/>
-          <w:szCs w:val="20"/>
-          <w:lang w:val="pt-BR"/>
-        </w:rPr>
-        <w:t xml:space="preserve"> [[CNPJ]]</w:t>
-      </w:r>
-    </w:p>
-    <w:p>
-      <w:pPr>
-        <w:spacing w:after="0"/>
-        <w:contextualSpacing/>
-        <w:rPr>
-          <w:sz w:val="18"/>
-          <w:szCs w:val="20"/>
-          <w:lang w:val="pt-BR"/>
-        </w:rPr>
-      </w:pPr>
-      <w:r>
-        <w:rPr>
-          <w:b/>
-          <w:sz w:val="18"/>
-          <w:szCs w:val="20"/>
-          <w:lang w:val="pt-BR"/>
-        </w:rPr>
-        <w:t>Endereço:</w:t>
-      </w:r>
-      <w:r>
-        <w:rPr>
-          <w:sz w:val="18"/>
-          <w:szCs w:val="20"/>
-          <w:lang w:val="pt-BR"/>
-        </w:rPr>
-        <w:t xml:space="preserve"> [[ENDERECO]]</w:t>
-      </w:r>
-    </w:p>
-    <w:p>
-      <w:pPr>
-        <w:spacing w:after="0"/>
-        <w:rPr>
-          <w:b/>
-          <w:bCs/>
-          <w:lang w:val="pt-BR"/>
-        </w:rPr>
-      </w:pPr>
-      <w:r>
-        <w:rPr>
-          <w:b/>
-          <w:sz w:val="18"/>
-          <w:szCs w:val="20"/>
-          <w:lang w:val="pt-BR"/>
-        </w:rPr>
-        <w:t>Email:</w:t>
-      </w:r>
-      <w:r>
-        <w:rPr>
-          <w:sz w:val="18"/>
-          <w:szCs w:val="20"/>
-        </w:rPr>
-        <w:t xml:space="preserve"> [[EMAIL]]</w:t>
-      </w:r>
-      <w:r>
-        <w:rPr>
-          <w:sz w:val="18"/>
-          <w:szCs w:val="20"/>
-        </w:rPr>
-        <w:tab/>
-      </w:r>
-      <w:r>
-        <w:rPr>
-          <w:sz w:val="18"/>
-          <w:szCs w:val="20"/>
-        </w:rPr>
-        <w:tab/>
-      </w:r>
-      <w:r>
-        <w:rPr>
-          <w:sz w:val="18"/>
-          <w:szCs w:val="20"/>
-        </w:rPr>
-        <w:tab/>
-      </w:r>
-      <w:r>
-        <w:rPr>
-          <w:sz w:val="18"/>
-          <w:szCs w:val="20"/>
-        </w:rPr>
-        <w:tab/>
-      </w:r>
-      <w:r>
-        <w:rPr>
-          <w:sz w:val="18"/>
-          <w:szCs w:val="20"/>
-        </w:rPr>
-        <w:tab/>
-      </w:r>
-      <w:r>
-        <w:rPr>
-          <w:b/>
-          <w:sz w:val="18"/>
-          <w:szCs w:val="20"/>
-        </w:rPr>
-        <w:t>Telefone:</w:t>
-      </w:r>
-      <w:r>
-        <w:rPr>
-          <w:sz w:val="18"/>
-          <w:szCs w:val="20"/>
-        </w:rPr>
-        <w:t xml:space="preserve"> [[TELEFONE]]</w:t>
-      </w:r>
-    </w:p>
+    <w:tbl>
+      <w:tblPr>
+        <w:tblW w:w="10466" w:type="dxa"/>
+        <w:tblBorders>
+          <w:top w:val="single" w:sz="4" w:space="0" w:color="auto"/>
+          <w:left w:val="single" w:sz="4" w:space="0" w:color="auto"/>
+          <w:bottom w:val="single" w:sz="4" w:space="0" w:color="auto"/>
+          <w:right w:val="single" w:sz="4" w:space="0" w:color="auto"/>
+          <w:insideH w:val="single" w:sz="4" w:space="0" w:color="auto"/>
+          <w:insideV w:val="single" w:sz="4" w:space="0" w:color="auto"/>
+        </w:tblBorders>
+        <w:tblCellMar>
+          <w:left w:w="10" w:type="dxa"/>
+          <w:right w:w="10" w:type="dxa"/>
+        </w:tblCellMar>
+        <w:tblLook w:val="0000" w:firstRow="0" w:lastRow="0" w:firstColumn="0" w:lastColumn="0" w:noHBand="0" w:noVBand="0"/>
+      </w:tblPr>
+      <w:tblGrid>
+        <w:gridCol w:w="5233"/>
+        <w:gridCol w:w="5233"/>
+      </w:tblGrid>
+      <w:tr>
+        <w:tc>
+          <w:tcPr>
+            <w:tcW w:w="5233" w:type="dxa"/>
+            <w:tcBorders>
+              <w:top w:val="none" w:sz="0" w:space="0" w:color="FFFFFF"/>
+              <w:left w:val="none" w:sz="0" w:space="0" w:color="FFFFFF"/>
+              <w:bottom w:val="none" w:sz="0" w:space="0" w:color="FFFFFF"/>
+              <w:right w:val="none" w:sz="0" w:space="0" w:color="FFFFFF"/>
+            </w:tcBorders>
+            <w:tcMar>
+              <w:top w:w="40" w:type="dxa"/>
+              <w:left w:w="0" w:type="dxa"/>
+              <w:bottom w:w="40" w:type="dxa"/>
+              <w:right w:w="80" w:type="dxa"/>
+            </w:tcMar>
+          </w:tcPr>
+          <w:p>
+            <w:pPr>
+              <w:spacing w:after="0"/>
+            </w:pPr>
+            <w:proofErr w:type="gramStart"/>
+            <w:r>
+              <w:rPr>
+                <w:rFonts w:cs="Arial"/>
+                <w:b/>
+                <w:bCs/>
+                <w:color w:val="1B3A6B"/>
+                <w:sz w:val="19"/>
+                <w:szCs w:val="19"/>
+              </w:rPr>
+              <w:t xml:space="preserve">Cliente: </w:t>
+            </w:r>
+            <w:r>
+              <w:rPr>
+                <w:rFonts w:cs="Arial"/>
+                <w:sz w:val="19"/>
+                <w:szCs w:val="19"/>
+              </w:rPr>
+              <w:t>[</w:t>
+            </w:r>
+            <w:proofErr w:type="gramEnd"/>
+            <w:r>
+              <w:rPr>
+                <w:rFonts w:cs="Arial"/>
+                <w:sz w:val="19"/>
+                <w:szCs w:val="19"/>
+              </w:rPr>
+              <w:t>[CLIENTE]]</w:t>
+            </w:r>
+          </w:p>
+        </w:tc>
+        <w:tc>
+          <w:tcPr>
+            <w:tcW w:w="5233" w:type="dxa"/>
+            <w:tcBorders>
+              <w:top w:val="none" w:sz="0" w:space="0" w:color="FFFFFF"/>
+              <w:left w:val="none" w:sz="0" w:space="0" w:color="FFFFFF"/>
+              <w:bottom w:val="none" w:sz="0" w:space="0" w:color="FFFFFF"/>
+              <w:right w:val="none" w:sz="0" w:space="0" w:color="FFFFFF"/>
+            </w:tcBorders>
+            <w:tcMar>
+              <w:top w:w="40" w:type="dxa"/>
+              <w:left w:w="80" w:type="dxa"/>
+              <w:bottom w:w="40" w:type="dxa"/>
+              <w:right w:w="0" w:type="dxa"/>
+            </w:tcMar>
+          </w:tcPr>
+          <w:p>
+            <w:pPr>
+              <w:spacing w:after="0"/>
+            </w:pPr>
+            <w:r>
+              <w:rPr>
+                <w:rFonts w:cs="Arial"/>
+                <w:b/>
+                <w:bCs/>
+                <w:color w:val="1B3A6B"/>
+                <w:sz w:val="19"/>
+                <w:szCs w:val="19"/>
+              </w:rPr>
+              <w:t>A/</w:t>
+            </w:r>
+            <w:proofErr w:type="gramStart"/>
+            <w:r>
+              <w:rPr>
+                <w:rFonts w:cs="Arial"/>
+                <w:b/>
+                <w:bCs/>
+                <w:color w:val="1B3A6B"/>
+                <w:sz w:val="19"/>
+                <w:szCs w:val="19"/>
+              </w:rPr>
+              <w:t xml:space="preserve">C: </w:t>
+            </w:r>
+            <w:r>
+              <w:rPr>
+                <w:rFonts w:cs="Arial"/>
+                <w:sz w:val="19"/>
+                <w:szCs w:val="19"/>
+              </w:rPr>
+              <w:t>[</w:t>
+            </w:r>
+            <w:proofErr w:type="gramEnd"/>
+            <w:r>
+              <w:rPr>
+                <w:rFonts w:cs="Arial"/>
+                <w:sz w:val="19"/>
+                <w:szCs w:val="19"/>
+              </w:rPr>
+              <w:t>[CONTATO]]</w:t>
+            </w:r>
+          </w:p>
+        </w:tc>
+      </w:tr>
+      <w:tr>
+        <w:tc>
+          <w:tcPr>
+            <w:tcW w:w="5233" w:type="dxa"/>
+            <w:tcBorders>
+              <w:top w:val="none" w:sz="0" w:space="0" w:color="FFFFFF"/>
+              <w:left w:val="none" w:sz="0" w:space="0" w:color="FFFFFF"/>
+              <w:bottom w:val="none" w:sz="0" w:space="0" w:color="FFFFFF"/>
+              <w:right w:val="none" w:sz="0" w:space="0" w:color="FFFFFF"/>
+            </w:tcBorders>
+            <w:tcMar>
+              <w:top w:w="40" w:type="dxa"/>
+              <w:left w:w="0" w:type="dxa"/>
+              <w:bottom w:w="40" w:type="dxa"/>
+              <w:right w:w="80" w:type="dxa"/>
+            </w:tcMar>
+          </w:tcPr>
+          <w:p>
+            <w:pPr>
+              <w:spacing w:after="0"/>
+            </w:pPr>
+            <w:r>
+              <w:rPr>
+                <w:rFonts w:cs="Arial"/>
+                <w:b/>
+                <w:bCs/>
+                <w:color w:val="1B3A6B"/>
+                <w:sz w:val="19"/>
+                <w:szCs w:val="19"/>
+              </w:rPr>
+              <w:t>CNPJ/</w:t>
+            </w:r>
+            <w:proofErr w:type="gramStart"/>
+            <w:r>
+              <w:rPr>
+                <w:rFonts w:cs="Arial"/>
+                <w:b/>
+                <w:bCs/>
+                <w:color w:val="1B3A6B"/>
+                <w:sz w:val="19"/>
+                <w:szCs w:val="19"/>
+              </w:rPr>
+              <w:t xml:space="preserve">CPF: </w:t>
+            </w:r>
+            <w:r>
+              <w:rPr>
+                <w:rFonts w:cs="Arial"/>
+                <w:sz w:val="19"/>
+                <w:szCs w:val="19"/>
+              </w:rPr>
+              <w:t>[</w:t>
+            </w:r>
+            <w:proofErr w:type="gramEnd"/>
+            <w:r>
+              <w:rPr>
+                <w:rFonts w:cs="Arial"/>
+                <w:sz w:val="19"/>
+                <w:szCs w:val="19"/>
+              </w:rPr>
+              <w:t>[CNPJ]]</w:t>
+            </w:r>
+          </w:p>
+        </w:tc>
+        <w:tc>
+          <w:tcPr>
+            <w:tcW w:w="5233" w:type="dxa"/>
+            <w:tcBorders>
+              <w:top w:val="none" w:sz="0" w:space="0" w:color="FFFFFF"/>
+              <w:left w:val="none" w:sz="0" w:space="0" w:color="FFFFFF"/>
+              <w:bottom w:val="none" w:sz="0" w:space="0" w:color="FFFFFF"/>
+              <w:right w:val="none" w:sz="0" w:space="0" w:color="FFFFFF"/>
+            </w:tcBorders>
+            <w:tcMar>
+              <w:top w:w="40" w:type="dxa"/>
+              <w:left w:w="80" w:type="dxa"/>
+              <w:bottom w:w="40" w:type="dxa"/>
+              <w:right w:w="0" w:type="dxa"/>
+            </w:tcMar>
+          </w:tcPr>
+          <w:p>
+            <w:pPr>
+              <w:spacing w:after="0"/>
+              <w:rPr>
+                <w:lang w:val="pt-BR"/>
+              </w:rPr>
+            </w:pPr>
+            <w:r>
+              <w:rPr>
+                <w:rFonts w:cs="Arial"/>
+                <w:b/>
+                <w:bCs/>
+                <w:color w:val="1B3A6B"/>
+                <w:sz w:val="19"/>
+                <w:szCs w:val="19"/>
+                <w:lang w:val="pt-BR"/>
+              </w:rPr>
+              <w:t xml:space="preserve">E-mail: </w:t>
+            </w:r>
+            <w:r>
+              <w:rPr>
+                <w:rFonts w:cs="Arial"/>
+                <w:sz w:val="19"/>
+                <w:szCs w:val="19"/>
+                <w:lang w:val="pt-BR"/>
+              </w:rPr>
+              <w:t>[[EMAIL]]</w:t>
+            </w:r>
+          </w:p>
+        </w:tc>
+      </w:tr>
+      <w:tr>
+        <w:tc>
+          <w:tcPr>
+            <w:tcW w:w="5233" w:type="dxa"/>
+            <w:tcBorders>
+              <w:top w:val="none" w:sz="0" w:space="0" w:color="FFFFFF"/>
+              <w:left w:val="none" w:sz="0" w:space="0" w:color="FFFFFF"/>
+              <w:bottom w:val="none" w:sz="0" w:space="0" w:color="FFFFFF"/>
+              <w:right w:val="none" w:sz="0" w:space="0" w:color="FFFFFF"/>
+            </w:tcBorders>
+            <w:tcMar>
+              <w:top w:w="40" w:type="dxa"/>
+              <w:left w:w="0" w:type="dxa"/>
+              <w:bottom w:w="40" w:type="dxa"/>
+              <w:right w:w="80" w:type="dxa"/>
+            </w:tcMar>
+          </w:tcPr>
+          <w:p>
+            <w:pPr>
+              <w:spacing w:after="0"/>
+              <w:rPr>
+                <w:lang w:val="pt-BR"/>
+              </w:rPr>
+            </w:pPr>
+            <w:r>
+              <w:rPr>
+                <w:rFonts w:cs="Arial"/>
+                <w:b/>
+                <w:bCs/>
+                <w:color w:val="1B3A6B"/>
+                <w:sz w:val="19"/>
+                <w:szCs w:val="19"/>
+                <w:lang w:val="pt-BR"/>
+              </w:rPr>
+              <w:t xml:space="preserve">Endereço: </w:t>
+            </w:r>
+            <w:r>
+              <w:rPr>
+                <w:rFonts w:cs="Arial"/>
+                <w:sz w:val="19"/>
+                <w:szCs w:val="19"/>
+                <w:lang w:val="pt-BR"/>
+              </w:rPr>
+              <w:t>[[ENDERECO]]</w:t>
+            </w:r>
+          </w:p>
+        </w:tc>
+        <w:tc>
+          <w:tcPr>
+            <w:tcW w:w="5233" w:type="dxa"/>
+            <w:tcBorders>
+              <w:top w:val="none" w:sz="0" w:space="0" w:color="FFFFFF"/>
+              <w:left w:val="none" w:sz="0" w:space="0" w:color="FFFFFF"/>
+              <w:bottom w:val="none" w:sz="0" w:space="0" w:color="FFFFFF"/>
+              <w:right w:val="none" w:sz="0" w:space="0" w:color="FFFFFF"/>
+            </w:tcBorders>
+            <w:tcMar>
+              <w:top w:w="40" w:type="dxa"/>
+              <w:left w:w="80" w:type="dxa"/>
+              <w:bottom w:w="40" w:type="dxa"/>
+              <w:right w:w="0" w:type="dxa"/>
+            </w:tcMar>
+          </w:tcPr>
+          <w:p>
+            <w:pPr>
+              <w:spacing w:after="0"/>
+            </w:pPr>
+            <w:proofErr w:type="gramStart"/>
+            <w:r>
+              <w:rPr>
+                <w:rFonts w:cs="Arial"/>
+                <w:b/>
+                <w:bCs/>
+                <w:color w:val="1B3A6B"/>
+                <w:sz w:val="19"/>
+                <w:szCs w:val="19"/>
+              </w:rPr>
+              <w:t xml:space="preserve">Telefone: </w:t>
+            </w:r>
+            <w:r>
+              <w:rPr>
+                <w:rFonts w:cs="Arial"/>
+                <w:sz w:val="19"/>
+                <w:szCs w:val="19"/>
+              </w:rPr>
+              <w:t>[</w:t>
+            </w:r>
+            <w:proofErr w:type="gramEnd"/>
+            <w:r>
+              <w:rPr>
+                <w:rFonts w:cs="Arial"/>
+                <w:sz w:val="19"/>
+                <w:szCs w:val="19"/>
+              </w:rPr>
+              <w:t>[TELEFONE]]</w:t>
+            </w:r>
+          </w:p>
+        </w:tc>
+      </w:tr>
+    </w:tbl>
     <w:p>
       <w:pPr>
         <w:spacing w:after="0"/>
@@ -289,74 +451,6 @@
         </w:rPr>
       </w:pPr>
     </w:p>
-    <w:tbl>
-      <w:tblPr>
-        <w:tblW w:w="0" w:type="auto"/>
-        <w:jc w:val="center"/>
-        <w:tblLayout w:type="fixed"/>
-        <w:tblLook w:val="04A0" w:firstRow="1" w:lastRow="0" w:firstColumn="1" w:lastColumn="0" w:noHBand="0" w:noVBand="1"/>
-      </w:tblPr>
-      <w:tblGrid>
-        <w:gridCol w:w="10652"/>
-      </w:tblGrid>
-      <w:tr>
-        <w:trPr>
-          <w:jc w:val="center"/>
-        </w:trPr>
-        <w:tc>
-          <w:tcPr>
-            <w:tcW w:w="10652" w:type="dxa"/>
-            <w:shd w:val="clear" w:color="auto" w:fill="D9EAF4"/>
-            <w:tcMar>
-              <w:top w:w="80" w:type="dxa"/>
-              <w:left w:w="90" w:type="dxa"/>
-              <w:bottom w:w="80" w:type="dxa"/>
-              <w:right w:w="90" w:type="dxa"/>
-            </w:tcMar>
-            <w:vAlign w:val="center"/>
-          </w:tcPr>
-          <w:p>
-            <w:pPr>
-              <w:spacing w:after="0"/>
-              <w:rPr>
-                <w:rFonts w:ascii="Aharoni" w:hAnsi="Aharoni" w:cs="Aharoni" w:hint="cs"/>
-              </w:rPr>
-            </w:pPr>
-            <w:proofErr w:type="spellStart"/>
-            <w:r>
-              <w:rPr>
-                <w:rFonts w:ascii="Aharoni" w:hAnsi="Aharoni" w:cs="Aharoni" w:hint="cs"/>
-                <w:b/>
-                <w:sz w:val="28"/>
-                <w:szCs w:val="28"/>
-              </w:rPr>
-              <w:t>Proposta</w:t>
-            </w:r>
-            <w:proofErr w:type="spellEnd"/>
-            <w:r>
-              <w:rPr>
-                <w:rFonts w:ascii="Aharoni" w:hAnsi="Aharoni" w:cs="Aharoni" w:hint="cs"/>
-                <w:b/>
-                <w:sz w:val="28"/>
-                <w:szCs w:val="28"/>
-              </w:rPr>
-              <w:t xml:space="preserve"> </w:t>
-            </w:r>
-            <w:proofErr w:type="spellStart"/>
-            <w:r>
-              <w:rPr>
-                <w:rFonts w:ascii="Aharoni" w:hAnsi="Aharoni" w:cs="Aharoni" w:hint="cs"/>
-                <w:b/>
-                <w:sz w:val="28"/>
-                <w:szCs w:val="28"/>
-              </w:rPr>
-              <w:t>Comercial</w:t>
-            </w:r>
-            <w:proofErr w:type="spellEnd"/>
-          </w:p>
-        </w:tc>
-      </w:tr>
-    </w:tbl>
     <w:p>
       <w:pPr>
         <w:spacing w:after="0"/>
@@ -367,158 +461,427 @@
         </w:rPr>
       </w:pPr>
     </w:p>
+    <w:tbl>
+      <w:tblPr>
+        <w:tblW w:w="10466" w:type="dxa"/>
+        <w:tblBorders>
+          <w:top w:val="single" w:sz="4" w:space="0" w:color="auto"/>
+          <w:left w:val="single" w:sz="4" w:space="0" w:color="auto"/>
+          <w:bottom w:val="single" w:sz="4" w:space="0" w:color="auto"/>
+          <w:right w:val="single" w:sz="4" w:space="0" w:color="auto"/>
+          <w:insideH w:val="single" w:sz="4" w:space="0" w:color="auto"/>
+          <w:insideV w:val="single" w:sz="4" w:space="0" w:color="auto"/>
+        </w:tblBorders>
+        <w:tblCellMar>
+          <w:left w:w="10" w:type="dxa"/>
+          <w:right w:w="10" w:type="dxa"/>
+        </w:tblCellMar>
+        <w:tblLook w:val="0000" w:firstRow="0" w:lastRow="0" w:firstColumn="0" w:lastColumn="0" w:noHBand="0" w:noVBand="0"/>
+      </w:tblPr>
+      <w:tblGrid>
+        <w:gridCol w:w="10466"/>
+      </w:tblGrid>
+      <w:tr>
+        <w:tc>
+          <w:tcPr>
+            <w:tcW w:w="10466" w:type="dxa"/>
+            <w:tcBorders>
+              <w:top w:val="none" w:sz="0" w:space="0" w:color="FFFFFF"/>
+              <w:left w:val="none" w:sz="0" w:space="0" w:color="FFFFFF"/>
+              <w:bottom w:val="none" w:sz="0" w:space="0" w:color="FFFFFF"/>
+              <w:right w:val="none" w:sz="0" w:space="0" w:color="FFFFFF"/>
+            </w:tcBorders>
+            <w:shd w:val="clear" w:color="auto" w:fill="2E6DA4"/>
+            <w:tcMar>
+              <w:top w:w="100" w:type="dxa"/>
+              <w:left w:w="160" w:type="dxa"/>
+              <w:bottom w:w="100" w:type="dxa"/>
+              <w:right w:w="160" w:type="dxa"/>
+            </w:tcMar>
+          </w:tcPr>
+          <w:p>
+            <w:pPr>
+              <w:spacing w:after="0"/>
+            </w:pPr>
+            <w:r>
+              <w:rPr>
+                <w:rFonts w:cs="Arial"/>
+                <w:b/>
+                <w:bCs/>
+                <w:color w:val="FFFFFF"/>
+                <w:szCs w:val="20"/>
+              </w:rPr>
+              <w:t>ITENS DA PROPOSTA</w:t>
+            </w:r>
+          </w:p>
+        </w:tc>
+      </w:tr>
+    </w:tbl>
     <w:p>
       <w:pPr>
         <w:contextualSpacing/>
         <w:rPr>
           <w:b/>
+          <w:sz w:val="2"/>
+          <w:szCs w:val="2"/>
         </w:rPr>
       </w:pPr>
-      <w:proofErr w:type="spellStart"/>
-      <w:r>
-        <w:rPr>
-          <w:b/>
-        </w:rPr>
-        <w:t>Prezados</w:t>
-      </w:r>
-      <w:proofErr w:type="spellEnd"/>
-      <w:r>
-        <w:rPr>
-          <w:b/>
-        </w:rPr>
-        <w:t>(as) Senhores(as):</w:t>
-      </w:r>
     </w:p>
     <w:p>
       <w:pPr>
-        <w:contextualSpacing/>
+        <w:spacing w:after="80"/>
+        <w:rPr>
+          <w:rFonts w:cs="Arial"/>
+          <w:b/>
+          <w:bCs/>
+          <w:sz w:val="2"/>
+          <w:szCs w:val="2"/>
+          <w:lang w:val="pt-BR"/>
+        </w:rPr>
+      </w:pPr>
+    </w:p>
+    <w:p>
+      <w:pPr>
+        <w:spacing w:after="80"/>
         <w:rPr>
           <w:lang w:val="pt-BR"/>
         </w:rPr>
       </w:pPr>
       <w:r>
         <w:rPr>
+          <w:rFonts w:cs="Arial"/>
+          <w:b/>
+          <w:bCs/>
+          <w:szCs w:val="20"/>
           <w:lang w:val="pt-BR"/>
         </w:rPr>
-        <w:t>Conforme solicitado, apresentamos nossa proposta comercial para seu projeto.</w:t>
+        <w:t>Prezados(as) Senhores(as),</w:t>
       </w:r>
-    </w:p>
-    <w:p>
-      <w:pPr>
-        <w:spacing w:after="200"/>
-        <w:contextualSpacing/>
+      <w:r>
         <w:rPr>
+          <w:rFonts w:cs="Arial"/>
+          <w:szCs w:val="20"/>
           <w:lang w:val="pt-BR"/>
         </w:rPr>
-      </w:pPr>
-    </w:p>
-    <w:p>
-      <w:pPr>
-        <w:rPr>
-          <w:rFonts w:ascii="Amasis MT Pro Black" w:hAnsi="Amasis MT Pro Black"/>
-          <w:sz w:val="32"/>
-          <w:szCs w:val="36"/>
-          <w:u w:val="single"/>
-        </w:rPr>
-      </w:pPr>
-      <w:r>
-        <w:rPr>
-          <w:rFonts w:ascii="Amasis MT Pro Black" w:hAnsi="Amasis MT Pro Black"/>
-          <w:b/>
-          <w:sz w:val="32"/>
-          <w:szCs w:val="36"/>
-          <w:u w:val="single"/>
-        </w:rPr>
-        <w:t>ITENS DA PROPOSTA</w:t>
+        <w:t xml:space="preserve"> conforme solicitado, apresentamos nossa proposta comercial:</w:t>
       </w:r>
-    </w:p>
-    <w:p>
-      <w:pPr>
-        <w:spacing w:after="0"/>
-        <w:rPr>
-          <w:sz w:val="18"/>
-          <w:szCs w:val="20"/>
-        </w:rPr>
-      </w:pPr>
-      <w:r>
-        <w:rPr>
-          <w:sz w:val="18"/>
-          <w:szCs w:val="20"/>
-        </w:rPr>
-        <w:t xml:space="preserve">Quadro </w:t>
-      </w:r>
-      <w:proofErr w:type="spellStart"/>
-      <w:r>
-        <w:rPr>
-          <w:sz w:val="18"/>
-          <w:szCs w:val="20"/>
-        </w:rPr>
-        <w:t>resumo</w:t>
-      </w:r>
-      <w:proofErr w:type="spellEnd"/>
-    </w:p>
-    <w:p>
-      <w:pPr>
-        <w:spacing w:after="0"/>
-        <w:rPr>
-          <w:sz w:val="4"/>
-          <w:szCs w:val="4"/>
-        </w:rPr>
-      </w:pPr>
     </w:p>
     <w:tbl>
       <w:tblPr>
-        <w:tblStyle w:val="TableGrid"/>
-        <w:tblW w:w="10768" w:type="dxa"/>
-        <w:tblLayout w:type="fixed"/>
-        <w:tblLook w:val="04A0" w:firstRow="1" w:lastRow="0" w:firstColumn="1" w:lastColumn="0" w:noHBand="0" w:noVBand="1"/>
+        <w:tblW w:w="10466" w:type="dxa"/>
+        <w:tblBorders>
+          <w:top w:val="single" w:sz="4" w:space="0" w:color="auto"/>
+          <w:left w:val="single" w:sz="4" w:space="0" w:color="auto"/>
+          <w:bottom w:val="single" w:sz="4" w:space="0" w:color="auto"/>
+          <w:right w:val="single" w:sz="4" w:space="0" w:color="auto"/>
+          <w:insideH w:val="single" w:sz="4" w:space="0" w:color="auto"/>
+          <w:insideV w:val="single" w:sz="4" w:space="0" w:color="auto"/>
+        </w:tblBorders>
+        <w:tblCellMar>
+          <w:left w:w="10" w:type="dxa"/>
+          <w:right w:w="10" w:type="dxa"/>
+        </w:tblCellMar>
+        <w:tblLook w:val="0000" w:firstRow="0" w:lastRow="0" w:firstColumn="0" w:lastColumn="0" w:noHBand="0" w:noVBand="0"/>
       </w:tblPr>
       <w:tblGrid>
-        <w:gridCol w:w="2324"/>
-        <w:gridCol w:w="1357"/>
-        <w:gridCol w:w="992"/>
-        <w:gridCol w:w="851"/>
-        <w:gridCol w:w="1417"/>
-        <w:gridCol w:w="2268"/>
-        <w:gridCol w:w="1559"/>
+        <w:gridCol w:w="2547"/>
+        <w:gridCol w:w="1608"/>
+        <w:gridCol w:w="820"/>
+        <w:gridCol w:w="1061"/>
+        <w:gridCol w:w="1298"/>
+        <w:gridCol w:w="1291"/>
+        <w:gridCol w:w="1841"/>
       </w:tblGrid>
       <w:tr>
+        <w:trPr>
+          <w:trHeight w:val="22"/>
+          <w:tblHeader/>
+        </w:trPr>
         <w:tc>
           <w:tcPr>
-            <w:tcW w:w="2324" w:type="dxa"/>
-            <w:shd w:val="clear" w:color="auto" w:fill="D9EAF4"/>
+            <w:tcW w:w="2547" w:type="dxa"/>
+            <w:shd w:val="clear" w:color="auto" w:fill="1B3A6B"/>
             <w:tcMar>
-              <w:top w:w="80" w:type="dxa"/>
-              <w:left w:w="90" w:type="dxa"/>
-              <w:bottom w:w="80" w:type="dxa"/>
-              <w:right w:w="90" w:type="dxa"/>
+              <w:top w:w="100" w:type="dxa"/>
+              <w:left w:w="120" w:type="dxa"/>
+              <w:bottom w:w="100" w:type="dxa"/>
+              <w:right w:w="120" w:type="dxa"/>
             </w:tcMar>
             <w:vAlign w:val="center"/>
           </w:tcPr>
           <w:p>
             <w:pPr>
+              <w:spacing w:after="0"/>
+              <w:jc w:val="center"/>
+            </w:pPr>
+            <w:r>
+              <w:rPr>
+                <w:rFonts w:cs="Arial"/>
+                <w:b/>
+                <w:bCs/>
+                <w:color w:val="FFFFFF"/>
+                <w:sz w:val="18"/>
+                <w:szCs w:val="18"/>
+              </w:rPr>
+              <w:t>Produto / Modelo</w:t>
+            </w:r>
+          </w:p>
+        </w:tc>
+        <w:tc>
+          <w:tcPr>
+            <w:tcW w:w="1608" w:type="dxa"/>
+            <w:shd w:val="clear" w:color="auto" w:fill="1B3A6B"/>
+            <w:tcMar>
+              <w:top w:w="100" w:type="dxa"/>
+              <w:left w:w="120" w:type="dxa"/>
+              <w:bottom w:w="100" w:type="dxa"/>
+              <w:right w:w="120" w:type="dxa"/>
+            </w:tcMar>
+            <w:vAlign w:val="center"/>
+          </w:tcPr>
+          <w:p>
+            <w:pPr>
+              <w:spacing w:after="0"/>
+              <w:jc w:val="center"/>
+            </w:pPr>
+            <w:r>
+              <w:rPr>
+                <w:rFonts w:cs="Arial"/>
+                <w:b/>
+                <w:bCs/>
+                <w:color w:val="FFFFFF"/>
+                <w:sz w:val="18"/>
+                <w:szCs w:val="18"/>
+              </w:rPr>
+              <w:t>Valor Unit.</w:t>
+            </w:r>
+          </w:p>
+        </w:tc>
+        <w:tc>
+          <w:tcPr>
+            <w:tcW w:w="820" w:type="dxa"/>
+            <w:shd w:val="clear" w:color="auto" w:fill="1B3A6B"/>
+            <w:tcMar>
+              <w:top w:w="100" w:type="dxa"/>
+              <w:left w:w="120" w:type="dxa"/>
+              <w:bottom w:w="100" w:type="dxa"/>
+              <w:right w:w="120" w:type="dxa"/>
+            </w:tcMar>
+            <w:vAlign w:val="center"/>
+          </w:tcPr>
+          <w:p>
+            <w:pPr>
+              <w:spacing w:after="0"/>
+              <w:jc w:val="center"/>
+            </w:pPr>
+            <w:r>
+              <w:rPr>
+                <w:rFonts w:cs="Arial"/>
+                <w:b/>
+                <w:bCs/>
+                <w:color w:val="FFFFFF"/>
+                <w:sz w:val="18"/>
+                <w:szCs w:val="18"/>
+              </w:rPr>
+              <w:t>Qtd</w:t>
+            </w:r>
+          </w:p>
+        </w:tc>
+        <w:tc>
+          <w:tcPr>
+            <w:tcW w:w="1061" w:type="dxa"/>
+            <w:shd w:val="clear" w:color="auto" w:fill="1B3A6B"/>
+            <w:tcMar>
+              <w:top w:w="100" w:type="dxa"/>
+              <w:left w:w="120" w:type="dxa"/>
+              <w:bottom w:w="100" w:type="dxa"/>
+              <w:right w:w="120" w:type="dxa"/>
+            </w:tcMar>
+            <w:vAlign w:val="center"/>
+          </w:tcPr>
+          <w:p>
+            <w:pPr>
+              <w:spacing w:after="0"/>
+              <w:jc w:val="center"/>
+            </w:pPr>
+            <w:r>
+              <w:rPr>
+                <w:rFonts w:cs="Arial"/>
+                <w:b/>
+                <w:bCs/>
+                <w:color w:val="FFFFFF"/>
+                <w:sz w:val="18"/>
+                <w:szCs w:val="18"/>
+              </w:rPr>
+              <w:t>Cond.</w:t>
+            </w:r>
+          </w:p>
+        </w:tc>
+        <w:tc>
+          <w:tcPr>
+            <w:tcW w:w="1298" w:type="dxa"/>
+            <w:shd w:val="clear" w:color="auto" w:fill="1B3A6B"/>
+            <w:tcMar>
+              <w:top w:w="100" w:type="dxa"/>
+              <w:left w:w="120" w:type="dxa"/>
+              <w:bottom w:w="100" w:type="dxa"/>
+              <w:right w:w="120" w:type="dxa"/>
+            </w:tcMar>
+            <w:vAlign w:val="center"/>
+          </w:tcPr>
+          <w:p>
+            <w:pPr>
+              <w:spacing w:after="0"/>
+              <w:jc w:val="center"/>
+            </w:pPr>
+            <w:r>
+              <w:rPr>
+                <w:rFonts w:cs="Arial"/>
+                <w:b/>
+                <w:bCs/>
+                <w:color w:val="FFFFFF"/>
+                <w:sz w:val="18"/>
+                <w:szCs w:val="18"/>
+              </w:rPr>
+              <w:t>Valor Final</w:t>
+            </w:r>
+          </w:p>
+        </w:tc>
+        <w:tc>
+          <w:tcPr>
+            <w:tcW w:w="1291" w:type="dxa"/>
+            <w:shd w:val="clear" w:color="auto" w:fill="1B3A6B"/>
+            <w:tcMar>
+              <w:top w:w="100" w:type="dxa"/>
+              <w:left w:w="120" w:type="dxa"/>
+              <w:bottom w:w="100" w:type="dxa"/>
+              <w:right w:w="120" w:type="dxa"/>
+            </w:tcMar>
+            <w:vAlign w:val="center"/>
+          </w:tcPr>
+          <w:p>
+            <w:pPr>
+              <w:spacing w:after="0"/>
+              <w:jc w:val="center"/>
+            </w:pPr>
+            <w:r>
+              <w:rPr>
+                <w:rFonts w:cs="Arial"/>
+                <w:b/>
+                <w:bCs/>
+                <w:color w:val="FFFFFF"/>
+                <w:sz w:val="18"/>
+                <w:szCs w:val="18"/>
+              </w:rPr>
+              <w:t>Obs.</w:t>
+            </w:r>
+          </w:p>
+        </w:tc>
+        <w:tc>
+          <w:tcPr>
+            <w:tcW w:w="1841" w:type="dxa"/>
+            <w:shd w:val="clear" w:color="auto" w:fill="1B3A6B"/>
+            <w:tcMar>
+              <w:top w:w="100" w:type="dxa"/>
+              <w:left w:w="120" w:type="dxa"/>
+              <w:bottom w:w="100" w:type="dxa"/>
+              <w:right w:w="120" w:type="dxa"/>
+            </w:tcMar>
+            <w:vAlign w:val="center"/>
+          </w:tcPr>
+          <w:p>
+            <w:pPr>
+              <w:spacing w:after="0"/>
               <w:jc w:val="center"/>
             </w:pPr>
             <w:proofErr w:type="spellStart"/>
             <w:r>
               <w:rPr>
+                <w:rFonts w:cs="Arial"/>
                 <w:b/>
+                <w:bCs/>
+                <w:color w:val="FFFFFF"/>
                 <w:sz w:val="18"/>
+                <w:szCs w:val="18"/>
               </w:rPr>
-              <w:t>Produto</w:t>
+              <w:t>Prazo</w:t>
             </w:r>
             <w:proofErr w:type="spellEnd"/>
+            <w:r>
+              <w:rPr>
+                <w:rFonts w:cs="Arial"/>
+                <w:b/>
+                <w:bCs/>
+                <w:color w:val="FFFFFF"/>
+                <w:sz w:val="18"/>
+                <w:szCs w:val="18"/>
+              </w:rPr>
+              <w:t xml:space="preserve"> Entrega</w:t>
+            </w:r>
+          </w:p>
+        </w:tc>
+      </w:tr>
+      <w:tr>
+        <w:tc>
+          <w:tcPr>
+            <w:tcW w:w="2547" w:type="dxa"/>
+            <w:shd w:val="clear" w:color="auto" w:fill="FFFFFF"/>
+            <w:tcMar>
+              <w:top w:w="80" w:type="dxa"/>
+              <w:left w:w="120" w:type="dxa"/>
+              <w:bottom w:w="80" w:type="dxa"/>
+              <w:right w:w="120" w:type="dxa"/>
+            </w:tcMar>
+            <w:vAlign w:val="center"/>
+          </w:tcPr>
+          <w:p>
+            <w:proofErr w:type="gramStart"/>
+            <w:r>
+              <w:rPr>
+                <w:rFonts w:cs="Arial"/>
+                <w:sz w:val="18"/>
+                <w:szCs w:val="18"/>
+              </w:rPr>
+              <w:t>[[#</w:t>
+            </w:r>
+            <w:proofErr w:type="gramEnd"/>
+            <w:r>
+              <w:rPr>
+                <w:rFonts w:cs="Arial"/>
+                <w:sz w:val="18"/>
+                <w:szCs w:val="18"/>
+              </w:rPr>
+              <w:t>ITENS</w:t>
+            </w:r>
+            <w:proofErr w:type="gramStart"/>
+            <w:r>
+              <w:rPr>
+                <w:rFonts w:cs="Arial"/>
+                <w:sz w:val="18"/>
+                <w:szCs w:val="18"/>
+              </w:rPr>
+              <w:t>]][</w:t>
+            </w:r>
+            <w:proofErr w:type="gramEnd"/>
+            <w:r>
+              <w:rPr>
+                <w:rFonts w:cs="Arial"/>
+                <w:sz w:val="18"/>
+                <w:szCs w:val="18"/>
+              </w:rPr>
+              <w:t>[PRODUTO]]</w:t>
+            </w:r>
           </w:p>
         </w:tc>
         <w:tc>
           <w:tcPr>
-            <w:tcW w:w="1357" w:type="dxa"/>
-            <w:shd w:val="clear" w:color="auto" w:fill="D9EAF4"/>
+            <w:tcW w:w="1608" w:type="dxa"/>
+            <w:shd w:val="clear" w:color="auto" w:fill="FFFFFF"/>
             <w:tcMar>
               <w:top w:w="80" w:type="dxa"/>
-              <w:left w:w="90" w:type="dxa"/>
+              <w:left w:w="120" w:type="dxa"/>
               <w:bottom w:w="80" w:type="dxa"/>
-              <w:right w:w="90" w:type="dxa"/>
+              <w:right w:w="120" w:type="dxa"/>
             </w:tcMar>
             <w:vAlign w:val="center"/>
           </w:tcPr>
@@ -528,29 +891,23 @@
             </w:pPr>
             <w:r>
               <w:rPr>
-                <w:b/>
+                <w:rFonts w:cs="Arial"/>
                 <w:sz w:val="18"/>
+                <w:szCs w:val="18"/>
               </w:rPr>
-              <w:t>Valor Uni</w:t>
-            </w:r>
-            <w:r>
-              <w:rPr>
-                <w:b/>
-                <w:sz w:val="18"/>
-              </w:rPr>
-              <w:t>t.</w:t>
+              <w:t>[[VALOR]]</w:t>
             </w:r>
           </w:p>
         </w:tc>
         <w:tc>
           <w:tcPr>
-            <w:tcW w:w="992" w:type="dxa"/>
-            <w:shd w:val="clear" w:color="auto" w:fill="D9EAF4"/>
+            <w:tcW w:w="820" w:type="dxa"/>
+            <w:shd w:val="clear" w:color="auto" w:fill="FFFFFF"/>
             <w:tcMar>
               <w:top w:w="80" w:type="dxa"/>
-              <w:left w:w="90" w:type="dxa"/>
+              <w:left w:w="120" w:type="dxa"/>
               <w:bottom w:w="80" w:type="dxa"/>
-              <w:right w:w="90" w:type="dxa"/>
+              <w:right w:w="120" w:type="dxa"/>
             </w:tcMar>
             <w:vAlign w:val="center"/>
           </w:tcPr>
@@ -560,22 +917,23 @@
             </w:pPr>
             <w:r>
               <w:rPr>
-                <w:b/>
+                <w:rFonts w:cs="Arial"/>
                 <w:sz w:val="18"/>
+                <w:szCs w:val="18"/>
               </w:rPr>
-              <w:t>Qtd</w:t>
+              <w:t>[[QTD]]</w:t>
             </w:r>
           </w:p>
         </w:tc>
         <w:tc>
           <w:tcPr>
-            <w:tcW w:w="851" w:type="dxa"/>
-            <w:shd w:val="clear" w:color="auto" w:fill="D9EAF4"/>
+            <w:tcW w:w="1061" w:type="dxa"/>
+            <w:shd w:val="clear" w:color="auto" w:fill="FFFFFF"/>
             <w:tcMar>
               <w:top w:w="80" w:type="dxa"/>
-              <w:left w:w="90" w:type="dxa"/>
+              <w:left w:w="120" w:type="dxa"/>
               <w:bottom w:w="80" w:type="dxa"/>
-              <w:right w:w="90" w:type="dxa"/>
+              <w:right w:w="120" w:type="dxa"/>
             </w:tcMar>
             <w:vAlign w:val="center"/>
           </w:tcPr>
@@ -585,22 +943,23 @@
             </w:pPr>
             <w:r>
               <w:rPr>
-                <w:b/>
+                <w:rFonts w:cs="Arial"/>
                 <w:sz w:val="18"/>
+                <w:szCs w:val="18"/>
               </w:rPr>
-              <w:t>Cond.</w:t>
+              <w:t>[[DESC]]</w:t>
             </w:r>
           </w:p>
         </w:tc>
         <w:tc>
           <w:tcPr>
-            <w:tcW w:w="1417" w:type="dxa"/>
-            <w:shd w:val="clear" w:color="auto" w:fill="D9EAF4"/>
+            <w:tcW w:w="1298" w:type="dxa"/>
+            <w:shd w:val="clear" w:color="auto" w:fill="FFFFFF"/>
             <w:tcMar>
               <w:top w:w="80" w:type="dxa"/>
-              <w:left w:w="90" w:type="dxa"/>
+              <w:left w:w="120" w:type="dxa"/>
               <w:bottom w:w="80" w:type="dxa"/>
-              <w:right w:w="90" w:type="dxa"/>
+              <w:right w:w="120" w:type="dxa"/>
             </w:tcMar>
             <w:vAlign w:val="center"/>
           </w:tcPr>
@@ -610,376 +969,73 @@
             </w:pPr>
             <w:r>
               <w:rPr>
-                <w:b/>
+                <w:rFonts w:cs="Arial"/>
                 <w:sz w:val="18"/>
+                <w:szCs w:val="18"/>
               </w:rPr>
-              <w:t>Valor final</w:t>
+              <w:t>[[FINAL]]</w:t>
             </w:r>
           </w:p>
         </w:tc>
         <w:tc>
           <w:tcPr>
-            <w:tcW w:w="2268" w:type="dxa"/>
-            <w:shd w:val="clear" w:color="auto" w:fill="D9EAF4"/>
+            <w:tcW w:w="1291" w:type="dxa"/>
+            <w:shd w:val="clear" w:color="auto" w:fill="FFFFFF"/>
             <w:tcMar>
               <w:top w:w="80" w:type="dxa"/>
-              <w:left w:w="90" w:type="dxa"/>
+              <w:left w:w="120" w:type="dxa"/>
               <w:bottom w:w="80" w:type="dxa"/>
-              <w:right w:w="90" w:type="dxa"/>
+              <w:right w:w="120" w:type="dxa"/>
             </w:tcMar>
             <w:vAlign w:val="center"/>
           </w:tcPr>
           <w:p>
-            <w:pPr>
-              <w:jc w:val="center"/>
-            </w:pPr>
-            <w:proofErr w:type="spellStart"/>
             <w:r>
               <w:rPr>
-                <w:b/>
+                <w:rFonts w:cs="Arial"/>
                 <w:sz w:val="18"/>
+                <w:szCs w:val="18"/>
               </w:rPr>
-              <w:t>Obs</w:t>
+              <w:t>[[OBS]]</w:t>
             </w:r>
-            <w:proofErr w:type="spellEnd"/>
           </w:p>
         </w:tc>
         <w:tc>
           <w:tcPr>
-            <w:tcW w:w="1559" w:type="dxa"/>
-            <w:shd w:val="clear" w:color="auto" w:fill="D9EAF4"/>
+            <w:tcW w:w="1841" w:type="dxa"/>
+            <w:shd w:val="clear" w:color="auto" w:fill="FFFFFF"/>
             <w:tcMar>
               <w:top w:w="80" w:type="dxa"/>
-              <w:left w:w="90" w:type="dxa"/>
+              <w:left w:w="120" w:type="dxa"/>
               <w:bottom w:w="80" w:type="dxa"/>
-              <w:right w:w="90" w:type="dxa"/>
+              <w:right w:w="120" w:type="dxa"/>
             </w:tcMar>
             <w:vAlign w:val="center"/>
           </w:tcPr>
           <w:p>
-            <w:pPr>
-              <w:jc w:val="center"/>
-            </w:pPr>
-            <w:proofErr w:type="spellStart"/>
             <w:r>
               <w:rPr>
-                <w:b/>
+                <w:rFonts w:cs="Arial"/>
                 <w:sz w:val="18"/>
+                <w:szCs w:val="18"/>
               </w:rPr>
-              <w:t>Prazo</w:t>
-            </w:r>
-            <w:proofErr w:type="spellEnd"/>
-            <w:r>
-              <w:rPr>
-                <w:b/>
-                <w:sz w:val="18"/>
-              </w:rPr>
-              <w:t xml:space="preserve"> Entrega</w:t>
-            </w:r>
-          </w:p>
-        </w:tc>
-      </w:tr>
-      <w:tr>
-        <w:tc>
-          <w:tcPr>
-            <w:tcW w:w="2324" w:type="dxa"/>
-            <w:tcMar>
-              <w:top w:w="80" w:type="dxa"/>
-              <w:left w:w="90" w:type="dxa"/>
-              <w:bottom w:w="80" w:type="dxa"/>
-              <w:right w:w="90" w:type="dxa"/>
-            </w:tcMar>
-            <w:vAlign w:val="center"/>
-          </w:tcPr>
-          <w:p>
-            <w:pPr>
-              <w:rPr>
-                <w:sz w:val="16"/>
-                <w:szCs w:val="20"/>
-              </w:rPr>
-            </w:pPr>
-            <w:proofErr w:type="gramStart"/>
-            <w:r>
-              <w:rPr>
-                <w:sz w:val="16"/>
-                <w:szCs w:val="20"/>
-              </w:rPr>
-              <w:t>[[#</w:t>
-            </w:r>
-            <w:proofErr w:type="gramEnd"/>
-            <w:r>
-              <w:rPr>
-                <w:sz w:val="16"/>
-                <w:szCs w:val="20"/>
-              </w:rPr>
-              <w:t>ITENS</w:t>
+              <w:t>[[PRAZO</w:t>
             </w:r>
             <w:proofErr w:type="gramStart"/>
             <w:r>
               <w:rPr>
-                <w:sz w:val="16"/>
-                <w:szCs w:val="20"/>
+                <w:rFonts w:cs="Arial"/>
+                <w:sz w:val="18"/>
+                <w:szCs w:val="18"/>
               </w:rPr>
               <w:t>]][</w:t>
             </w:r>
             <w:proofErr w:type="gramEnd"/>
             <w:r>
               <w:rPr>
-                <w:sz w:val="16"/>
-                <w:szCs w:val="20"/>
-              </w:rPr>
-              <w:t>[PRODUTO]]</w:t>
-            </w:r>
-          </w:p>
-        </w:tc>
-        <w:tc>
-          <w:tcPr>
-            <w:tcW w:w="1357" w:type="dxa"/>
-            <w:tcMar>
-              <w:top w:w="80" w:type="dxa"/>
-              <w:left w:w="90" w:type="dxa"/>
-              <w:bottom w:w="80" w:type="dxa"/>
-              <w:right w:w="90" w:type="dxa"/>
-            </w:tcMar>
-            <w:vAlign w:val="center"/>
-          </w:tcPr>
-          <w:p>
-            <w:pPr>
-              <w:jc w:val="center"/>
-              <w:rPr>
-                <w:sz w:val="16"/>
-                <w:szCs w:val="20"/>
-              </w:rPr>
-            </w:pPr>
-            <w:r>
-              <w:rPr>
-                <w:sz w:val="16"/>
-                <w:szCs w:val="20"/>
-              </w:rPr>
-              <w:t>[[</w:t>
-            </w:r>
-            <w:r>
-              <w:rPr>
-                <w:sz w:val="16"/>
-                <w:szCs w:val="20"/>
-              </w:rPr>
-              <w:t>VALOR</w:t>
-            </w:r>
-            <w:r>
-              <w:rPr>
-                <w:sz w:val="16"/>
-                <w:szCs w:val="20"/>
-              </w:rPr>
-              <w:t>]]</w:t>
-            </w:r>
-          </w:p>
-        </w:tc>
-        <w:tc>
-          <w:tcPr>
-            <w:tcW w:w="992" w:type="dxa"/>
-            <w:tcMar>
-              <w:top w:w="80" w:type="dxa"/>
-              <w:left w:w="90" w:type="dxa"/>
-              <w:bottom w:w="80" w:type="dxa"/>
-              <w:right w:w="90" w:type="dxa"/>
-            </w:tcMar>
-            <w:vAlign w:val="center"/>
-          </w:tcPr>
-          <w:p>
-            <w:pPr>
-              <w:jc w:val="center"/>
-              <w:rPr>
-                <w:sz w:val="16"/>
-                <w:szCs w:val="20"/>
-              </w:rPr>
-            </w:pPr>
-            <w:r>
-              <w:rPr>
-                <w:sz w:val="16"/>
-                <w:szCs w:val="20"/>
-              </w:rPr>
-              <w:t>[[</w:t>
-            </w:r>
-            <w:r>
-              <w:rPr>
-                <w:sz w:val="16"/>
-                <w:szCs w:val="20"/>
-              </w:rPr>
-              <w:t>QTD</w:t>
-            </w:r>
-            <w:r>
-              <w:rPr>
-                <w:sz w:val="16"/>
-                <w:szCs w:val="20"/>
-              </w:rPr>
-              <w:t>]]</w:t>
-            </w:r>
-          </w:p>
-        </w:tc>
-        <w:tc>
-          <w:tcPr>
-            <w:tcW w:w="851" w:type="dxa"/>
-            <w:tcMar>
-              <w:top w:w="80" w:type="dxa"/>
-              <w:left w:w="90" w:type="dxa"/>
-              <w:bottom w:w="80" w:type="dxa"/>
-              <w:right w:w="90" w:type="dxa"/>
-            </w:tcMar>
-            <w:vAlign w:val="center"/>
-          </w:tcPr>
-          <w:p>
-            <w:pPr>
-              <w:jc w:val="center"/>
-              <w:rPr>
-                <w:sz w:val="16"/>
-                <w:szCs w:val="20"/>
-              </w:rPr>
-            </w:pPr>
-            <w:r>
-              <w:rPr>
-                <w:sz w:val="16"/>
-                <w:szCs w:val="20"/>
-              </w:rPr>
-              <w:t>[[</w:t>
-            </w:r>
-            <w:r>
-              <w:rPr>
-                <w:sz w:val="16"/>
-                <w:szCs w:val="20"/>
-              </w:rPr>
-              <w:t>DESC</w:t>
-            </w:r>
-            <w:r>
-              <w:rPr>
-                <w:sz w:val="16"/>
-                <w:szCs w:val="20"/>
-              </w:rPr>
-              <w:t>]]</w:t>
-            </w:r>
-          </w:p>
-        </w:tc>
-        <w:tc>
-          <w:tcPr>
-            <w:tcW w:w="1417" w:type="dxa"/>
-            <w:tcMar>
-              <w:top w:w="80" w:type="dxa"/>
-              <w:left w:w="90" w:type="dxa"/>
-              <w:bottom w:w="80" w:type="dxa"/>
-              <w:right w:w="90" w:type="dxa"/>
-            </w:tcMar>
-            <w:vAlign w:val="center"/>
-          </w:tcPr>
-          <w:p>
-            <w:pPr>
-              <w:jc w:val="center"/>
-              <w:rPr>
-                <w:sz w:val="16"/>
-                <w:szCs w:val="20"/>
-              </w:rPr>
-            </w:pPr>
-            <w:r>
-              <w:rPr>
-                <w:sz w:val="16"/>
-                <w:szCs w:val="20"/>
-              </w:rPr>
-              <w:t>[[</w:t>
-            </w:r>
-            <w:r>
-              <w:rPr>
-                <w:sz w:val="16"/>
-                <w:szCs w:val="20"/>
-              </w:rPr>
-              <w:t>FINAL</w:t>
-            </w:r>
-            <w:r>
-              <w:rPr>
-                <w:sz w:val="16"/>
-                <w:szCs w:val="20"/>
-              </w:rPr>
-              <w:t>]]</w:t>
-            </w:r>
-          </w:p>
-        </w:tc>
-        <w:tc>
-          <w:tcPr>
-            <w:tcW w:w="2268" w:type="dxa"/>
-            <w:tcMar>
-              <w:top w:w="80" w:type="dxa"/>
-              <w:left w:w="90" w:type="dxa"/>
-              <w:bottom w:w="80" w:type="dxa"/>
-              <w:right w:w="90" w:type="dxa"/>
-            </w:tcMar>
-            <w:vAlign w:val="center"/>
-          </w:tcPr>
-          <w:p>
-            <w:pPr>
-              <w:rPr>
-                <w:sz w:val="16"/>
-                <w:szCs w:val="20"/>
-              </w:rPr>
-            </w:pPr>
-            <w:r>
-              <w:rPr>
-                <w:sz w:val="16"/>
-                <w:szCs w:val="20"/>
-              </w:rPr>
-              <w:t>[[</w:t>
-            </w:r>
-            <w:r>
-              <w:rPr>
-                <w:sz w:val="16"/>
-                <w:szCs w:val="20"/>
-              </w:rPr>
-              <w:t>OBS</w:t>
-            </w:r>
-            <w:r>
-              <w:rPr>
-                <w:sz w:val="16"/>
-                <w:szCs w:val="20"/>
-              </w:rPr>
-              <w:t>]]</w:t>
-            </w:r>
-          </w:p>
-        </w:tc>
-        <w:tc>
-          <w:tcPr>
-            <w:tcW w:w="1559" w:type="dxa"/>
-            <w:tcMar>
-              <w:top w:w="80" w:type="dxa"/>
-              <w:left w:w="90" w:type="dxa"/>
-              <w:bottom w:w="80" w:type="dxa"/>
-              <w:right w:w="90" w:type="dxa"/>
-            </w:tcMar>
-            <w:vAlign w:val="center"/>
-          </w:tcPr>
-          <w:p>
-            <w:pPr>
-              <w:jc w:val="center"/>
-              <w:rPr>
-                <w:sz w:val="16"/>
-                <w:szCs w:val="20"/>
-              </w:rPr>
-            </w:pPr>
-            <w:r>
-              <w:rPr>
-                <w:sz w:val="16"/>
-                <w:szCs w:val="20"/>
-              </w:rPr>
-              <w:t>[[PRAZO</w:t>
-            </w:r>
-            <w:proofErr w:type="gramStart"/>
-            <w:r>
-              <w:rPr>
-                <w:sz w:val="16"/>
-                <w:szCs w:val="20"/>
-              </w:rPr>
-              <w:t>]][</w:t>
-            </w:r>
-            <w:proofErr w:type="gramEnd"/>
-            <w:r>
-              <w:rPr>
-                <w:sz w:val="16"/>
-                <w:szCs w:val="20"/>
+                <w:rFonts w:cs="Arial"/>
+                <w:sz w:val="18"/>
+                <w:szCs w:val="18"/>
               </w:rPr>
               <w:t>[/ITENS]]</w:t>
             </w:r>
@@ -989,120 +1045,49 @@
     </w:tbl>
     <w:p>
       <w:pPr>
+        <w:spacing w:before="60"/>
         <w:rPr>
-          <w:i/>
-          <w:sz w:val="18"/>
-          <w:szCs w:val="20"/>
           <w:lang w:val="pt-BR"/>
         </w:rPr>
       </w:pPr>
       <w:r>
         <w:rPr>
+          <w:rFonts w:cs="Arial"/>
           <w:i/>
-          <w:sz w:val="18"/>
-          <w:szCs w:val="20"/>
+          <w:iCs/>
+          <w:color w:val="666666"/>
+          <w:sz w:val="16"/>
+          <w:szCs w:val="16"/>
           <w:lang w:val="pt-BR"/>
         </w:rPr>
-        <w:t>*</w:t>
-      </w:r>
-      <w:r>
-        <w:rPr>
-          <w:i/>
-          <w:sz w:val="18"/>
-          <w:szCs w:val="20"/>
-          <w:lang w:val="pt-BR"/>
-        </w:rPr>
-        <w:t xml:space="preserve"> </w:t>
-      </w:r>
-      <w:r>
-        <w:rPr>
-          <w:i/>
-          <w:sz w:val="18"/>
-          <w:szCs w:val="20"/>
-          <w:lang w:val="pt-BR"/>
-        </w:rPr>
-        <w:t xml:space="preserve">O prazo informado é aproximado e está sujeito a alterações conforme disponibilidade de estoque, logística e outros </w:t>
-      </w:r>
-      <w:r>
-        <w:rPr>
-          <w:i/>
-          <w:sz w:val="18"/>
-          <w:szCs w:val="20"/>
-          <w:lang w:val="pt-BR"/>
-        </w:rPr>
-        <w:t>fatores</w:t>
-      </w:r>
-      <w:r>
-        <w:rPr>
-          <w:i/>
-          <w:sz w:val="18"/>
-          <w:szCs w:val="20"/>
-          <w:lang w:val="pt-BR"/>
-        </w:rPr>
-        <w:t>.</w:t>
-      </w:r>
-      <w:r>
-        <w:rPr>
-          <w:i/>
-          <w:sz w:val="18"/>
-          <w:szCs w:val="20"/>
-          <w:lang w:val="pt-BR"/>
-        </w:rPr>
-        <w:t xml:space="preserve"> *</w:t>
+        <w:t>* O prazo informado é aproximado e está sujeito a alterações conforme disponibilidade de estoque, logística e outros fatores.</w:t>
       </w:r>
     </w:p>
     <w:p>
       <w:pPr>
+        <w:spacing w:before="60"/>
         <w:rPr>
-          <w:sz w:val="4"/>
-          <w:szCs w:val="4"/>
-          <w:lang w:val="pt-BR"/>
-        </w:rPr>
-      </w:pPr>
-    </w:p>
-    <w:p>
-      <w:pPr>
-        <w:rPr>
-          <w:rFonts w:ascii="Amasis MT Pro Black" w:hAnsi="Amasis MT Pro Black"/>
-          <w:b/>
-          <w:sz w:val="32"/>
-          <w:szCs w:val="36"/>
-          <w:u w:val="single"/>
           <w:lang w:val="pt-BR"/>
         </w:rPr>
       </w:pPr>
       <w:r>
         <w:rPr>
-          <w:rFonts w:ascii="Amasis MT Pro Black" w:hAnsi="Amasis MT Pro Black"/>
-          <w:b/>
-          <w:sz w:val="32"/>
-          <w:szCs w:val="36"/>
-          <w:u w:val="single"/>
+          <w:rFonts w:cs="Arial"/>
+          <w:i/>
+          <w:iCs/>
+          <w:color w:val="666666"/>
+          <w:sz w:val="16"/>
+          <w:szCs w:val="16"/>
           <w:lang w:val="pt-BR"/>
         </w:rPr>
-        <w:t>TERMOS COMERCIAIS</w:t>
-      </w:r>
-    </w:p>
-    <w:p>
-      <w:pPr>
-        <w:rPr>
-          <w:b/>
-          <w:lang w:val="pt-BR"/>
-        </w:rPr>
-      </w:pPr>
-      <w:r>
-        <w:rPr>
-          <w:b/>
-          <w:lang w:val="pt-BR"/>
-        </w:rPr>
-        <w:t>Condições de pagamento:</w:t>
+        <w:t>* Materiais referentes aos produtos serão enviados separadamente.</w:t>
       </w:r>
     </w:p>
     <w:p>
       <w:pPr>
         <w:spacing w:after="0"/>
+        <w:contextualSpacing/>
         <w:rPr>
-          <w:b/>
           <w:sz w:val="4"/>
           <w:szCs w:val="4"/>
           <w:lang w:val="pt-BR"/>
@@ -1111,8 +1096,123 @@
     </w:p>
     <w:tbl>
       <w:tblPr>
+        <w:tblW w:w="10466" w:type="dxa"/>
+        <w:tblBorders>
+          <w:top w:val="single" w:sz="4" w:space="0" w:color="auto"/>
+          <w:left w:val="single" w:sz="4" w:space="0" w:color="auto"/>
+          <w:bottom w:val="single" w:sz="4" w:space="0" w:color="auto"/>
+          <w:right w:val="single" w:sz="4" w:space="0" w:color="auto"/>
+          <w:insideH w:val="single" w:sz="4" w:space="0" w:color="auto"/>
+          <w:insideV w:val="single" w:sz="4" w:space="0" w:color="auto"/>
+        </w:tblBorders>
+        <w:tblCellMar>
+          <w:left w:w="10" w:type="dxa"/>
+          <w:right w:w="10" w:type="dxa"/>
+        </w:tblCellMar>
+        <w:tblLook w:val="0000" w:firstRow="0" w:lastRow="0" w:firstColumn="0" w:lastColumn="0" w:noHBand="0" w:noVBand="0"/>
+      </w:tblPr>
+      <w:tblGrid>
+        <w:gridCol w:w="10466"/>
+      </w:tblGrid>
+      <w:tr>
+        <w:tc>
+          <w:tcPr>
+            <w:tcW w:w="10466" w:type="dxa"/>
+            <w:tcBorders>
+              <w:top w:val="none" w:sz="0" w:space="0" w:color="FFFFFF"/>
+              <w:left w:val="none" w:sz="0" w:space="0" w:color="FFFFFF"/>
+              <w:bottom w:val="none" w:sz="0" w:space="0" w:color="FFFFFF"/>
+              <w:right w:val="none" w:sz="0" w:space="0" w:color="FFFFFF"/>
+            </w:tcBorders>
+            <w:shd w:val="clear" w:color="auto" w:fill="2E6DA4"/>
+            <w:tcMar>
+              <w:top w:w="100" w:type="dxa"/>
+              <w:left w:w="160" w:type="dxa"/>
+              <w:bottom w:w="100" w:type="dxa"/>
+              <w:right w:w="160" w:type="dxa"/>
+            </w:tcMar>
+          </w:tcPr>
+          <w:p>
+            <w:pPr>
+              <w:spacing w:after="0"/>
+            </w:pPr>
+            <w:r>
+              <w:rPr>
+                <w:rFonts w:cs="Arial"/>
+                <w:b/>
+                <w:bCs/>
+                <w:color w:val="FFFFFF"/>
+                <w:szCs w:val="20"/>
+              </w:rPr>
+              <w:t>TERMOS COMERCIAIS</w:t>
+            </w:r>
+          </w:p>
+        </w:tc>
+      </w:tr>
+    </w:tbl>
+    <w:p>
+      <w:pPr>
+        <w:spacing w:after="80"/>
+        <w:rPr>
+          <w:b/>
+          <w:sz w:val="4"/>
+          <w:szCs w:val="4"/>
+          <w:lang w:val="pt-BR"/>
+        </w:rPr>
+      </w:pPr>
+      <w:proofErr w:type="spellStart"/>
+      <w:r>
+        <w:rPr>
+          <w:rFonts w:cs="Arial"/>
+          <w:b/>
+          <w:bCs/>
+          <w:color w:val="1B3A6B"/>
+          <w:sz w:val="19"/>
+          <w:szCs w:val="19"/>
+        </w:rPr>
+        <w:t>Condições</w:t>
+      </w:r>
+      <w:proofErr w:type="spellEnd"/>
+      <w:r>
+        <w:rPr>
+          <w:rFonts w:cs="Arial"/>
+          <w:b/>
+          <w:bCs/>
+          <w:color w:val="1B3A6B"/>
+          <w:sz w:val="19"/>
+          <w:szCs w:val="19"/>
+        </w:rPr>
+        <w:t xml:space="preserve"> de </w:t>
+      </w:r>
+      <w:proofErr w:type="spellStart"/>
+      <w:r>
+        <w:rPr>
+          <w:rFonts w:cs="Arial"/>
+          <w:b/>
+          <w:bCs/>
+          <w:color w:val="1B3A6B"/>
+          <w:sz w:val="19"/>
+          <w:szCs w:val="19"/>
+        </w:rPr>
+        <w:t>pagamento</w:t>
+      </w:r>
+      <w:proofErr w:type="spellEnd"/>
+      <w:r>
+        <w:rPr>
+          <w:rFonts w:cs="Arial"/>
+          <w:b/>
+          <w:bCs/>
+          <w:color w:val="1B3A6B"/>
+          <w:sz w:val="19"/>
+          <w:szCs w:val="19"/>
+        </w:rPr>
+        <w:t>:</w:t>
+      </w:r>
+    </w:p>
+    <w:tbl>
+      <w:tblPr>
         <w:tblStyle w:val="TableGrid"/>
-        <w:tblW w:w="10768" w:type="dxa"/>
+        <w:tblW w:w="10485" w:type="dxa"/>
         <w:tblLayout w:type="fixed"/>
         <w:tblLook w:val="04A0" w:firstRow="1" w:lastRow="0" w:firstColumn="1" w:lastColumn="0" w:noHBand="0" w:noVBand="1"/>
       </w:tblPr>
@@ -1120,7 +1220,7 @@
         <w:gridCol w:w="2830"/>
         <w:gridCol w:w="2410"/>
         <w:gridCol w:w="1985"/>
-        <w:gridCol w:w="3543"/>
+        <w:gridCol w:w="3260"/>
       </w:tblGrid>
       <w:tr>
         <w:trPr>
@@ -1129,7 +1229,7 @@
         <w:tc>
           <w:tcPr>
             <w:tcW w:w="2830" w:type="dxa"/>
-            <w:shd w:val="clear" w:color="auto" w:fill="D9EAF4"/>
+            <w:shd w:val="clear" w:color="auto" w:fill="17365D" w:themeFill="text2" w:themeFillShade="BF"/>
             <w:tcMar>
               <w:top w:w="80" w:type="dxa"/>
               <w:left w:w="90" w:type="dxa"/>
@@ -1163,7 +1263,7 @@
         <w:tc>
           <w:tcPr>
             <w:tcW w:w="2410" w:type="dxa"/>
-            <w:shd w:val="clear" w:color="auto" w:fill="D9EAF4"/>
+            <w:shd w:val="clear" w:color="auto" w:fill="17365D" w:themeFill="text2" w:themeFillShade="BF"/>
             <w:vAlign w:val="center"/>
           </w:tcPr>
           <w:p>
@@ -1178,7 +1278,7 @@
         <w:tc>
           <w:tcPr>
             <w:tcW w:w="1985" w:type="dxa"/>
-            <w:shd w:val="clear" w:color="auto" w:fill="D9EAF4"/>
+            <w:shd w:val="clear" w:color="auto" w:fill="17365D" w:themeFill="text2" w:themeFillShade="BF"/>
             <w:tcMar>
               <w:top w:w="80" w:type="dxa"/>
               <w:left w:w="90" w:type="dxa"/>
@@ -1201,8 +1301,8 @@
         </w:tc>
         <w:tc>
           <w:tcPr>
-            <w:tcW w:w="3543" w:type="dxa"/>
-            <w:shd w:val="clear" w:color="auto" w:fill="D9EAF4"/>
+            <w:tcW w:w="3260" w:type="dxa"/>
+            <w:shd w:val="clear" w:color="auto" w:fill="17365D" w:themeFill="text2" w:themeFillShade="BF"/>
             <w:vAlign w:val="center"/>
           </w:tcPr>
           <w:p>
@@ -1213,7 +1313,6 @@
                 <w:sz w:val="18"/>
               </w:rPr>
             </w:pPr>
-            <w:proofErr w:type="spellStart"/>
             <w:r>
               <w:rPr>
                 <w:b/>
@@ -1221,7 +1320,6 @@
               </w:rPr>
               <w:t>Parcela</w:t>
             </w:r>
-            <w:proofErr w:type="spellEnd"/>
           </w:p>
         </w:tc>
       </w:tr>
@@ -1333,7 +1431,7 @@
         </w:tc>
         <w:tc>
           <w:tcPr>
-            <w:tcW w:w="3543" w:type="dxa"/>
+            <w:tcW w:w="3260" w:type="dxa"/>
             <w:vAlign w:val="center"/>
           </w:tcPr>
           <w:p>
@@ -1427,273 +1525,57 @@
         </w:rPr>
       </w:pPr>
     </w:p>
-    <w:p>
-      <w:pPr>
-        <w:spacing w:after="0"/>
-        <w:rPr>
-          <w:sz w:val="18"/>
-          <w:szCs w:val="20"/>
-          <w:lang w:val="pt-BR"/>
-        </w:rPr>
-      </w:pPr>
-      <w:r>
-        <w:rPr>
-          <w:b/>
-          <w:bCs/>
-          <w:lang w:val="pt-BR"/>
-        </w:rPr>
-        <w:t>Garantia</w:t>
-      </w:r>
-      <w:r>
-        <w:rPr>
-          <w:b/>
-          <w:bCs/>
-          <w:lang w:val="pt-BR"/>
-        </w:rPr>
-        <w:t>:</w:t>
-      </w:r>
-      <w:r>
-        <w:rPr>
-          <w:sz w:val="18"/>
-          <w:szCs w:val="20"/>
-          <w:lang w:val="pt-BR"/>
-        </w:rPr>
-        <w:t xml:space="preserve"> </w:t>
-      </w:r>
-      <w:r>
-        <w:rPr>
-          <w:lang w:val="pt-BR"/>
-        </w:rPr>
-        <w:t>[[GARANTIA]]</w:t>
-      </w:r>
-    </w:p>
-    <w:p>
-      <w:pPr>
-        <w:spacing w:after="0"/>
-        <w:contextualSpacing/>
-        <w:rPr>
-          <w:lang w:val="pt-BR"/>
-        </w:rPr>
-      </w:pPr>
-      <w:r>
-        <w:rPr>
-          <w:b/>
-          <w:sz w:val="18"/>
-          <w:szCs w:val="20"/>
-          <w:lang w:val="pt-BR"/>
-        </w:rPr>
-        <w:t>Frete</w:t>
-      </w:r>
-      <w:r>
-        <w:rPr>
-          <w:b/>
-          <w:sz w:val="18"/>
-          <w:szCs w:val="20"/>
-          <w:lang w:val="pt-BR"/>
-        </w:rPr>
-        <w:t xml:space="preserve">: </w:t>
-      </w:r>
-      <w:r>
-        <w:rPr>
-          <w:lang w:val="pt-BR"/>
-        </w:rPr>
-        <w:t>[[FRETE]]</w:t>
-      </w:r>
-    </w:p>
-    <w:p>
-      <w:pPr>
-        <w:spacing w:after="0"/>
-        <w:rPr>
-          <w:sz w:val="18"/>
-          <w:szCs w:val="20"/>
-          <w:lang w:val="pt-BR"/>
-        </w:rPr>
-      </w:pPr>
-      <w:r>
-        <w:rPr>
-          <w:b/>
-          <w:sz w:val="18"/>
-          <w:szCs w:val="20"/>
-          <w:lang w:val="pt-BR"/>
-        </w:rPr>
-        <w:t>Instalação</w:t>
-      </w:r>
-      <w:r>
-        <w:rPr>
-          <w:b/>
-          <w:sz w:val="18"/>
-          <w:szCs w:val="20"/>
-          <w:lang w:val="pt-BR"/>
-        </w:rPr>
-        <w:t>:</w:t>
-      </w:r>
-      <w:r>
-        <w:rPr>
-          <w:lang w:val="pt-BR"/>
-        </w:rPr>
-        <w:t xml:space="preserve"> [[INSTALACAO]]</w:t>
-      </w:r>
-    </w:p>
-    <w:p>
-      <w:pPr>
-        <w:rPr>
-          <w:sz w:val="18"/>
-          <w:szCs w:val="20"/>
-          <w:lang w:val="pt-BR"/>
-        </w:rPr>
-      </w:pPr>
-      <w:r>
-        <w:rPr>
-          <w:b/>
-          <w:sz w:val="18"/>
-          <w:szCs w:val="20"/>
-          <w:lang w:val="pt-BR"/>
-        </w:rPr>
-        <w:t>Validade da proposta</w:t>
-      </w:r>
-      <w:r>
-        <w:rPr>
-          <w:b/>
-          <w:sz w:val="18"/>
-          <w:szCs w:val="20"/>
-          <w:lang w:val="pt-BR"/>
-        </w:rPr>
-        <w:t>:</w:t>
-      </w:r>
-      <w:r>
-        <w:rPr>
-          <w:sz w:val="18"/>
-          <w:szCs w:val="20"/>
-          <w:lang w:val="pt-BR"/>
-        </w:rPr>
-        <w:t xml:space="preserve"> </w:t>
-      </w:r>
-      <w:r>
-        <w:rPr>
-          <w:lang w:val="pt-BR"/>
-        </w:rPr>
-        <w:t>[[VALIDADE]]</w:t>
-      </w:r>
-      <w:r>
-        <w:rPr>
-          <w:sz w:val="18"/>
-          <w:szCs w:val="20"/>
-          <w:lang w:val="pt-BR"/>
-        </w:rPr>
-        <w:tab/>
-      </w:r>
-    </w:p>
-    <w:p>
-      <w:pPr>
-        <w:rPr>
-          <w:lang w:val="pt-BR"/>
-        </w:rPr>
-      </w:pPr>
-    </w:p>
     <w:tbl>
       <w:tblPr>
-        <w:tblStyle w:val="TableGrid"/>
-        <w:tblW w:w="21536" w:type="dxa"/>
-        <w:tblLayout w:type="fixed"/>
-        <w:tblLook w:val="04A0" w:firstRow="1" w:lastRow="0" w:firstColumn="1" w:lastColumn="0" w:noHBand="0" w:noVBand="1"/>
+        <w:tblW w:w="10466" w:type="dxa"/>
+        <w:tblBorders>
+          <w:top w:val="single" w:sz="4" w:space="0" w:color="auto"/>
+          <w:left w:val="single" w:sz="4" w:space="0" w:color="auto"/>
+          <w:bottom w:val="single" w:sz="4" w:space="0" w:color="auto"/>
+          <w:right w:val="single" w:sz="4" w:space="0" w:color="auto"/>
+          <w:insideH w:val="single" w:sz="4" w:space="0" w:color="auto"/>
+          <w:insideV w:val="single" w:sz="4" w:space="0" w:color="auto"/>
+        </w:tblBorders>
+        <w:tblCellMar>
+          <w:left w:w="10" w:type="dxa"/>
+          <w:right w:w="10" w:type="dxa"/>
+        </w:tblCellMar>
+        <w:tblLook w:val="0000" w:firstRow="0" w:lastRow="0" w:firstColumn="0" w:lastColumn="0" w:noHBand="0" w:noVBand="0"/>
       </w:tblPr>
       <w:tblGrid>
-        <w:gridCol w:w="1413"/>
-        <w:gridCol w:w="20123"/>
+        <w:gridCol w:w="10466"/>
       </w:tblGrid>
       <w:tr>
-        <w:trPr>
-          <w:trHeight w:val="214"/>
-        </w:trPr>
         <w:tc>
           <w:tcPr>
-            <w:tcW w:w="1413" w:type="dxa"/>
-            <w:shd w:val="clear" w:color="auto" w:fill="000000" w:themeFill="text1"/>
+            <w:tcW w:w="10466" w:type="dxa"/>
+            <w:tcBorders>
+              <w:top w:val="none" w:sz="0" w:space="0" w:color="FFFFFF"/>
+              <w:left w:val="none" w:sz="0" w:space="0" w:color="FFFFFF"/>
+              <w:bottom w:val="none" w:sz="0" w:space="0" w:color="FFFFFF"/>
+              <w:right w:val="none" w:sz="0" w:space="0" w:color="FFFFFF"/>
+            </w:tcBorders>
+            <w:shd w:val="clear" w:color="auto" w:fill="2E6DA4"/>
+            <w:tcMar>
+              <w:top w:w="100" w:type="dxa"/>
+              <w:left w:w="160" w:type="dxa"/>
+              <w:bottom w:w="100" w:type="dxa"/>
+              <w:right w:w="160" w:type="dxa"/>
+            </w:tcMar>
           </w:tcPr>
           <w:p>
             <w:pPr>
-              <w:rPr>
-                <w:b/>
-                <w:bCs/>
-                <w:sz w:val="18"/>
-                <w:szCs w:val="20"/>
-                <w:lang w:val="pt-BR"/>
-              </w:rPr>
+              <w:spacing w:after="0"/>
             </w:pPr>
             <w:r>
               <w:rPr>
+                <w:rFonts w:cs="Arial"/>
                 <w:b/>
                 <w:bCs/>
-                <w:sz w:val="18"/>
+                <w:color w:val="FFFFFF"/>
                 <w:szCs w:val="20"/>
-                <w:lang w:val="pt-BR"/>
               </w:rPr>
-              <w:t>O</w:t>
-            </w:r>
-            <w:r>
-              <w:rPr>
-                <w:b/>
-                <w:bCs/>
-                <w:sz w:val="18"/>
-                <w:szCs w:val="20"/>
-                <w:lang w:val="pt-BR"/>
-              </w:rPr>
-              <w:t>bservações</w:t>
-            </w:r>
-            <w:r>
-              <w:rPr>
-                <w:b/>
-                <w:bCs/>
-                <w:sz w:val="18"/>
-                <w:szCs w:val="20"/>
-                <w:lang w:val="pt-BR"/>
-              </w:rPr>
-              <w:t>:</w:t>
-            </w:r>
-          </w:p>
-        </w:tc>
-        <w:tc>
-          <w:tcPr>
-            <w:tcW w:w="20123" w:type="dxa"/>
-            <w:tcMar>
-              <w:top w:w="80" w:type="dxa"/>
-              <w:left w:w="90" w:type="dxa"/>
-              <w:bottom w:w="80" w:type="dxa"/>
-              <w:right w:w="90" w:type="dxa"/>
-            </w:tcMar>
-            <w:vAlign w:val="center"/>
-          </w:tcPr>
-          <w:p>
-            <w:pPr>
-              <w:rPr>
-                <w:sz w:val="18"/>
-                <w:szCs w:val="20"/>
-                <w:lang w:val="pt-BR"/>
-              </w:rPr>
-            </w:pPr>
-            <w:r>
-              <w:rPr>
-                <w:sz w:val="18"/>
-                <w:szCs w:val="20"/>
-                <w:lang w:val="pt-BR"/>
-              </w:rPr>
-              <w:t>[[</w:t>
-            </w:r>
-            <w:r>
-              <w:rPr>
-                <w:sz w:val="18"/>
-                <w:szCs w:val="20"/>
-                <w:lang w:val="pt-BR"/>
-              </w:rPr>
-              <w:t>OBSERVACOES_FINAIS</w:t>
-            </w:r>
-            <w:r>
-              <w:rPr>
-                <w:sz w:val="18"/>
-                <w:szCs w:val="20"/>
-                <w:lang w:val="pt-BR"/>
-              </w:rPr>
-              <w:t>]]</w:t>
+              <w:t>CONDIÇÕES GERAIS</w:t>
             </w:r>
           </w:p>
         </w:tc>
@@ -1702,117 +1584,469 @@
     <w:p>
       <w:pPr>
         <w:rPr>
-          <w:i/>
-          <w:sz w:val="18"/>
-          <w:szCs w:val="20"/>
-          <w:lang w:val="pt-BR"/>
+          <w:sz w:val="2"/>
+          <w:szCs w:val="2"/>
         </w:rPr>
       </w:pPr>
-      <w:r>
+    </w:p>
+    <w:tbl>
+      <w:tblPr>
+        <w:tblW w:w="10466" w:type="dxa"/>
+        <w:tblBorders>
+          <w:top w:val="single" w:sz="4" w:space="0" w:color="auto"/>
+          <w:left w:val="single" w:sz="4" w:space="0" w:color="auto"/>
+          <w:bottom w:val="single" w:sz="4" w:space="0" w:color="auto"/>
+          <w:right w:val="single" w:sz="4" w:space="0" w:color="auto"/>
+          <w:insideH w:val="single" w:sz="4" w:space="0" w:color="auto"/>
+          <w:insideV w:val="single" w:sz="4" w:space="0" w:color="auto"/>
+        </w:tblBorders>
+        <w:tblCellMar>
+          <w:left w:w="10" w:type="dxa"/>
+          <w:right w:w="10" w:type="dxa"/>
+        </w:tblCellMar>
+        <w:tblLook w:val="0000" w:firstRow="0" w:lastRow="0" w:firstColumn="0" w:lastColumn="0" w:noHBand="0" w:noVBand="0"/>
+      </w:tblPr>
+      <w:tblGrid>
+        <w:gridCol w:w="2617"/>
+        <w:gridCol w:w="7849"/>
+      </w:tblGrid>
+      <w:tr>
+        <w:tc>
+          <w:tcPr>
+            <w:tcW w:w="2617" w:type="dxa"/>
+            <w:tcBorders>
+              <w:top w:val="single" w:sz="4" w:space="0" w:color="C8D8EC"/>
+              <w:left w:val="single" w:sz="4" w:space="0" w:color="C8D8EC"/>
+              <w:bottom w:val="single" w:sz="4" w:space="0" w:color="C8D8EC"/>
+              <w:right w:val="single" w:sz="4" w:space="0" w:color="C8D8EC"/>
+            </w:tcBorders>
+            <w:shd w:val="clear" w:color="auto" w:fill="D6E8F7"/>
+            <w:tcMar>
+              <w:top w:w="80" w:type="dxa"/>
+              <w:left w:w="120" w:type="dxa"/>
+              <w:bottom w:w="80" w:type="dxa"/>
+              <w:right w:w="120" w:type="dxa"/>
+            </w:tcMar>
+          </w:tcPr>
+          <w:p>
+            <w:pPr>
+              <w:spacing w:after="0"/>
+              <w:rPr>
+                <w:sz w:val="18"/>
+                <w:szCs w:val="18"/>
+              </w:rPr>
+            </w:pPr>
+            <w:r>
+              <w:rPr>
+                <w:rFonts w:cs="Arial"/>
+                <w:b/>
+                <w:bCs/>
+                <w:color w:val="1B3A6B"/>
+                <w:sz w:val="18"/>
+                <w:szCs w:val="18"/>
+              </w:rPr>
+              <w:t>Garantia</w:t>
+            </w:r>
+          </w:p>
+        </w:tc>
+        <w:tc>
+          <w:tcPr>
+            <w:tcW w:w="7850" w:type="dxa"/>
+            <w:tcBorders>
+              <w:top w:val="single" w:sz="4" w:space="0" w:color="C8D8EC"/>
+              <w:left w:val="single" w:sz="4" w:space="0" w:color="C8D8EC"/>
+              <w:bottom w:val="single" w:sz="4" w:space="0" w:color="C8D8EC"/>
+              <w:right w:val="single" w:sz="4" w:space="0" w:color="C8D8EC"/>
+            </w:tcBorders>
+            <w:shd w:val="clear" w:color="auto" w:fill="FFFFFF"/>
+            <w:tcMar>
+              <w:top w:w="80" w:type="dxa"/>
+              <w:left w:w="120" w:type="dxa"/>
+              <w:bottom w:w="80" w:type="dxa"/>
+              <w:right w:w="120" w:type="dxa"/>
+            </w:tcMar>
+          </w:tcPr>
+          <w:p>
+            <w:pPr>
+              <w:spacing w:after="0"/>
+              <w:rPr>
+                <w:sz w:val="18"/>
+                <w:szCs w:val="18"/>
+              </w:rPr>
+            </w:pPr>
+            <w:r>
+              <w:rPr>
+                <w:rFonts w:cs="Arial"/>
+                <w:sz w:val="18"/>
+                <w:szCs w:val="18"/>
+              </w:rPr>
+              <w:t>[[GARANTIA]]</w:t>
+            </w:r>
+          </w:p>
+        </w:tc>
+      </w:tr>
+      <w:tr>
+        <w:tc>
+          <w:tcPr>
+            <w:tcW w:w="2617" w:type="dxa"/>
+            <w:tcBorders>
+              <w:top w:val="single" w:sz="4" w:space="0" w:color="C8D8EC"/>
+              <w:left w:val="single" w:sz="4" w:space="0" w:color="C8D8EC"/>
+              <w:bottom w:val="single" w:sz="4" w:space="0" w:color="C8D8EC"/>
+              <w:right w:val="single" w:sz="4" w:space="0" w:color="C8D8EC"/>
+            </w:tcBorders>
+            <w:shd w:val="clear" w:color="auto" w:fill="D6E8F7"/>
+            <w:tcMar>
+              <w:top w:w="80" w:type="dxa"/>
+              <w:left w:w="120" w:type="dxa"/>
+              <w:bottom w:w="80" w:type="dxa"/>
+              <w:right w:w="120" w:type="dxa"/>
+            </w:tcMar>
+          </w:tcPr>
+          <w:p>
+            <w:pPr>
+              <w:spacing w:after="0"/>
+              <w:rPr>
+                <w:sz w:val="18"/>
+                <w:szCs w:val="18"/>
+              </w:rPr>
+            </w:pPr>
+            <w:r>
+              <w:rPr>
+                <w:rFonts w:cs="Arial"/>
+                <w:b/>
+                <w:bCs/>
+                <w:color w:val="1B3A6B"/>
+                <w:sz w:val="18"/>
+                <w:szCs w:val="18"/>
+              </w:rPr>
+              <w:t>Frete</w:t>
+            </w:r>
+          </w:p>
+        </w:tc>
+        <w:tc>
+          <w:tcPr>
+            <w:tcW w:w="7850" w:type="dxa"/>
+            <w:tcBorders>
+              <w:top w:val="single" w:sz="4" w:space="0" w:color="C8D8EC"/>
+              <w:left w:val="single" w:sz="4" w:space="0" w:color="C8D8EC"/>
+              <w:bottom w:val="single" w:sz="4" w:space="0" w:color="C8D8EC"/>
+              <w:right w:val="single" w:sz="4" w:space="0" w:color="C8D8EC"/>
+            </w:tcBorders>
+            <w:shd w:val="clear" w:color="auto" w:fill="F2F6FB"/>
+            <w:tcMar>
+              <w:top w:w="80" w:type="dxa"/>
+              <w:left w:w="120" w:type="dxa"/>
+              <w:bottom w:w="80" w:type="dxa"/>
+              <w:right w:w="120" w:type="dxa"/>
+            </w:tcMar>
+          </w:tcPr>
+          <w:p>
+            <w:pPr>
+              <w:spacing w:after="0"/>
+              <w:rPr>
+                <w:sz w:val="18"/>
+                <w:szCs w:val="18"/>
+              </w:rPr>
+            </w:pPr>
+            <w:r>
+              <w:rPr>
+                <w:rFonts w:cs="Arial"/>
+                <w:sz w:val="18"/>
+                <w:szCs w:val="18"/>
+              </w:rPr>
+              <w:t>[[FRETE]]</w:t>
+            </w:r>
+          </w:p>
+        </w:tc>
+      </w:tr>
+      <w:tr>
+        <w:tc>
+          <w:tcPr>
+            <w:tcW w:w="2617" w:type="dxa"/>
+            <w:tcBorders>
+              <w:top w:val="single" w:sz="4" w:space="0" w:color="C8D8EC"/>
+              <w:left w:val="single" w:sz="4" w:space="0" w:color="C8D8EC"/>
+              <w:bottom w:val="single" w:sz="4" w:space="0" w:color="C8D8EC"/>
+              <w:right w:val="single" w:sz="4" w:space="0" w:color="C8D8EC"/>
+            </w:tcBorders>
+            <w:shd w:val="clear" w:color="auto" w:fill="D6E8F7"/>
+            <w:tcMar>
+              <w:top w:w="80" w:type="dxa"/>
+              <w:left w:w="120" w:type="dxa"/>
+              <w:bottom w:w="80" w:type="dxa"/>
+              <w:right w:w="120" w:type="dxa"/>
+            </w:tcMar>
+          </w:tcPr>
+          <w:p>
+            <w:pPr>
+              <w:spacing w:after="0"/>
+              <w:rPr>
+                <w:sz w:val="18"/>
+                <w:szCs w:val="18"/>
+              </w:rPr>
+            </w:pPr>
+            <w:r>
+              <w:rPr>
+                <w:rFonts w:cs="Arial"/>
+                <w:b/>
+                <w:bCs/>
+                <w:color w:val="1B3A6B"/>
+                <w:sz w:val="18"/>
+                <w:szCs w:val="18"/>
+              </w:rPr>
+              <w:t>Instalação</w:t>
+            </w:r>
+          </w:p>
+        </w:tc>
+        <w:tc>
+          <w:tcPr>
+            <w:tcW w:w="7850" w:type="dxa"/>
+            <w:tcBorders>
+              <w:top w:val="single" w:sz="4" w:space="0" w:color="C8D8EC"/>
+              <w:left w:val="single" w:sz="4" w:space="0" w:color="C8D8EC"/>
+              <w:bottom w:val="single" w:sz="4" w:space="0" w:color="C8D8EC"/>
+              <w:right w:val="single" w:sz="4" w:space="0" w:color="C8D8EC"/>
+            </w:tcBorders>
+            <w:shd w:val="clear" w:color="auto" w:fill="FFFFFF"/>
+            <w:tcMar>
+              <w:top w:w="80" w:type="dxa"/>
+              <w:left w:w="120" w:type="dxa"/>
+              <w:bottom w:w="80" w:type="dxa"/>
+              <w:right w:w="120" w:type="dxa"/>
+            </w:tcMar>
+          </w:tcPr>
+          <w:p>
+            <w:pPr>
+              <w:spacing w:after="0"/>
+              <w:rPr>
+                <w:sz w:val="18"/>
+                <w:szCs w:val="18"/>
+              </w:rPr>
+            </w:pPr>
+            <w:r>
+              <w:rPr>
+                <w:rFonts w:cs="Arial"/>
+                <w:sz w:val="18"/>
+                <w:szCs w:val="18"/>
+              </w:rPr>
+              <w:t>[[INSTALACAO]]</w:t>
+            </w:r>
+          </w:p>
+        </w:tc>
+      </w:tr>
+      <w:tr>
+        <w:tc>
+          <w:tcPr>
+            <w:tcW w:w="2617" w:type="dxa"/>
+            <w:tcBorders>
+              <w:top w:val="single" w:sz="4" w:space="0" w:color="C8D8EC"/>
+              <w:left w:val="single" w:sz="4" w:space="0" w:color="C8D8EC"/>
+              <w:bottom w:val="single" w:sz="4" w:space="0" w:color="C8D8EC"/>
+              <w:right w:val="single" w:sz="4" w:space="0" w:color="C8D8EC"/>
+            </w:tcBorders>
+            <w:shd w:val="clear" w:color="auto" w:fill="D6E8F7"/>
+            <w:tcMar>
+              <w:top w:w="80" w:type="dxa"/>
+              <w:left w:w="120" w:type="dxa"/>
+              <w:bottom w:w="80" w:type="dxa"/>
+              <w:right w:w="120" w:type="dxa"/>
+            </w:tcMar>
+          </w:tcPr>
+          <w:p>
+            <w:pPr>
+              <w:spacing w:after="0"/>
+              <w:rPr>
+                <w:sz w:val="18"/>
+                <w:szCs w:val="18"/>
+              </w:rPr>
+            </w:pPr>
+            <w:r>
+              <w:rPr>
+                <w:rFonts w:cs="Arial"/>
+                <w:b/>
+                <w:bCs/>
+                <w:color w:val="1B3A6B"/>
+                <w:sz w:val="18"/>
+                <w:szCs w:val="18"/>
+              </w:rPr>
+              <w:t>Validade da Proposta</w:t>
+            </w:r>
+          </w:p>
+        </w:tc>
+        <w:tc>
+          <w:tcPr>
+            <w:tcW w:w="7850" w:type="dxa"/>
+            <w:tcBorders>
+              <w:top w:val="single" w:sz="4" w:space="0" w:color="C8D8EC"/>
+              <w:left w:val="single" w:sz="4" w:space="0" w:color="C8D8EC"/>
+              <w:bottom w:val="single" w:sz="4" w:space="0" w:color="C8D8EC"/>
+              <w:right w:val="single" w:sz="4" w:space="0" w:color="C8D8EC"/>
+            </w:tcBorders>
+            <w:shd w:val="clear" w:color="auto" w:fill="F2F6FB"/>
+            <w:tcMar>
+              <w:top w:w="80" w:type="dxa"/>
+              <w:left w:w="120" w:type="dxa"/>
+              <w:bottom w:w="80" w:type="dxa"/>
+              <w:right w:w="120" w:type="dxa"/>
+            </w:tcMar>
+          </w:tcPr>
+          <w:p>
+            <w:pPr>
+              <w:spacing w:after="0"/>
+              <w:rPr>
+                <w:sz w:val="18"/>
+                <w:szCs w:val="18"/>
+              </w:rPr>
+            </w:pPr>
+            <w:r>
+              <w:rPr>
+                <w:rFonts w:cs="Arial"/>
+                <w:sz w:val="18"/>
+                <w:szCs w:val="18"/>
+              </w:rPr>
+              <w:t>[[VALIDADE]]</w:t>
+            </w:r>
+          </w:p>
+        </w:tc>
+      </w:tr>
+    </w:tbl>
+    <w:p>
+      <w:pPr>
+        <w:spacing w:after="0"/>
         <w:rPr>
-          <w:i/>
-          <w:sz w:val="18"/>
-          <w:szCs w:val="20"/>
-          <w:lang w:val="pt-BR"/>
+          <w:sz w:val="2"/>
+          <w:szCs w:val="2"/>
         </w:rPr>
-        <w:t>*Materiais referentes aos produtos serão enviados separadamente*</w:t>
-      </w:r>
+      </w:pPr>
     </w:p>
+    <w:tbl>
+      <w:tblPr>
+        <w:tblW w:w="10466" w:type="dxa"/>
+        <w:tblBorders>
+          <w:top w:val="single" w:sz="4" w:space="0" w:color="auto"/>
+          <w:left w:val="single" w:sz="4" w:space="0" w:color="auto"/>
+          <w:bottom w:val="single" w:sz="4" w:space="0" w:color="auto"/>
+          <w:right w:val="single" w:sz="4" w:space="0" w:color="auto"/>
+          <w:insideH w:val="single" w:sz="4" w:space="0" w:color="auto"/>
+          <w:insideV w:val="single" w:sz="4" w:space="0" w:color="auto"/>
+        </w:tblBorders>
+        <w:tblCellMar>
+          <w:left w:w="10" w:type="dxa"/>
+          <w:right w:w="10" w:type="dxa"/>
+        </w:tblCellMar>
+        <w:tblLook w:val="0000" w:firstRow="0" w:lastRow="0" w:firstColumn="0" w:lastColumn="0" w:noHBand="0" w:noVBand="0"/>
+      </w:tblPr>
+      <w:tblGrid>
+        <w:gridCol w:w="10466"/>
+      </w:tblGrid>
+      <w:tr>
+        <w:tc>
+          <w:tcPr>
+            <w:tcW w:w="10466" w:type="dxa"/>
+            <w:tcBorders>
+              <w:top w:val="none" w:sz="0" w:space="0" w:color="FFFFFF"/>
+              <w:left w:val="none" w:sz="0" w:space="0" w:color="FFFFFF"/>
+              <w:bottom w:val="none" w:sz="0" w:space="0" w:color="FFFFFF"/>
+              <w:right w:val="none" w:sz="0" w:space="0" w:color="FFFFFF"/>
+            </w:tcBorders>
+            <w:shd w:val="clear" w:color="auto" w:fill="2E6DA4"/>
+            <w:tcMar>
+              <w:top w:w="100" w:type="dxa"/>
+              <w:left w:w="160" w:type="dxa"/>
+              <w:bottom w:w="100" w:type="dxa"/>
+              <w:right w:w="160" w:type="dxa"/>
+            </w:tcMar>
+          </w:tcPr>
+          <w:p>
+            <w:pPr>
+              <w:spacing w:after="0"/>
+            </w:pPr>
+            <w:r>
+              <w:rPr>
+                <w:rFonts w:cs="Arial"/>
+                <w:b/>
+                <w:bCs/>
+                <w:color w:val="FFFFFF"/>
+                <w:szCs w:val="20"/>
+              </w:rPr>
+              <w:t>OBSERVAÇÕES</w:t>
+            </w:r>
+          </w:p>
+        </w:tc>
+      </w:tr>
+    </w:tbl>
     <w:p>
       <w:pPr>
         <w:rPr>
-          <w:lang w:val="pt-BR"/>
+          <w:sz w:val="2"/>
+          <w:szCs w:val="2"/>
         </w:rPr>
       </w:pPr>
     </w:p>
     <w:p>
       <w:pPr>
-        <w:spacing w:after="80"/>
-        <w:rPr>
-          <w:lang w:val="pt-BR"/>
-        </w:rPr>
+        <w:spacing w:after="100"/>
       </w:pPr>
       <w:r>
         <w:rPr>
-          <w:lang w:val="pt-BR"/>
+          <w:rFonts w:cs="Arial"/>
+          <w:sz w:val="19"/>
+          <w:szCs w:val="19"/>
         </w:rPr>
-        <w:t>Sem mais, agradecemos a oportunidade de apresentar nossa proposta,</w:t>
-      </w:r>
-    </w:p>
-    <w:p>
-      <w:pPr>
-        <w:rPr>
-          <w:lang w:val="pt-BR"/>
-        </w:rPr>
-      </w:pPr>
-      <w:r>
-        <w:rPr>
-          <w:lang w:val="pt-BR"/>
-        </w:rPr>
-        <w:t>Atenciosamente,</w:t>
-      </w:r>
-    </w:p>
-    <w:p>
-      <w:pPr>
-        <w:rPr>
-          <w:lang w:val="pt-BR"/>
-        </w:rPr>
-      </w:pPr>
-      <w:r>
-        <w:rPr>
-          <w:lang w:val="pt-BR"/>
-        </w:rPr>
-        <w:t>[[</w:t>
-      </w:r>
-      <w:r>
-        <w:rPr>
-          <w:lang w:val="pt-BR"/>
-        </w:rPr>
-        <w:t>VENDEDOR</w:t>
-      </w:r>
-      <w:r>
-        <w:rPr>
-          <w:lang w:val="pt-BR"/>
-        </w:rPr>
-        <w:t>]</w:t>
+        <w:t>*</w:t>
       </w:r>
       <w:proofErr w:type="gramStart"/>
       <w:r>
         <w:rPr>
-          <w:lang w:val="pt-BR"/>
+          <w:rFonts w:cs="Arial"/>
+          <w:sz w:val="19"/>
+          <w:szCs w:val="19"/>
         </w:rPr>
-        <w:t>]</w:t>
+        <w:t>**</w:t>
       </w:r>
       <w:r>
         <w:rPr>
-          <w:lang w:val="pt-BR"/>
+          <w:rFonts w:cs="Arial"/>
+          <w:sz w:val="19"/>
+          <w:szCs w:val="19"/>
         </w:rPr>
-        <w:t xml:space="preserve"> ,</w:t>
+        <w:t>[</w:t>
       </w:r>
       <w:proofErr w:type="gramEnd"/>
       <w:r>
         <w:rPr>
-          <w:lang w:val="pt-BR"/>
+          <w:rFonts w:cs="Arial"/>
+          <w:sz w:val="19"/>
+          <w:szCs w:val="19"/>
         </w:rPr>
-        <w:t xml:space="preserve"> </w:t>
+        <w:t>[OBSERVACOES_FINAIS</w:t>
+      </w:r>
+      <w:proofErr w:type="gramStart"/>
+      <w:r>
+        <w:rPr>
+          <w:rFonts w:cs="Arial"/>
+          <w:sz w:val="19"/>
+          <w:szCs w:val="19"/>
+        </w:rPr>
+        <w:t>]]</w:t>
       </w:r>
       <w:r>
         <w:rPr>
-          <w:lang w:val="pt-BR"/>
+          <w:rFonts w:cs="Arial"/>
+          <w:sz w:val="19"/>
+          <w:szCs w:val="19"/>
         </w:rPr>
-        <w:t>[[</w:t>
+        <w:t>*</w:t>
       </w:r>
+      <w:proofErr w:type="gramEnd"/>
       <w:r>
         <w:rPr>
-          <w:lang w:val="pt-BR"/>
+          <w:rFonts w:cs="Arial"/>
+          <w:sz w:val="19"/>
+          <w:szCs w:val="19"/>
         </w:rPr>
-        <w:t>VENDEDOR_TELEFONE</w:t>
-      </w:r>
-      <w:r>
-        <w:rPr>
-          <w:lang w:val="pt-BR"/>
-        </w:rPr>
-        <w:t>]]</w:t>
+        <w:t>**</w:t>
       </w:r>
     </w:p>
     <w:p>
@@ -1828,14 +2062,70 @@
           <w:lang w:val="pt-BR"/>
         </w:rPr>
       </w:pPr>
+      <w:r>
+        <w:rPr>
+          <w:rFonts w:cs="Arial"/>
+          <w:sz w:val="19"/>
+          <w:szCs w:val="19"/>
+          <w:lang w:val="pt-BR"/>
+        </w:rPr>
+        <w:t>Sem mais, agradecemos a oportunidade de apresentar nossa proposta.</w:t>
+      </w:r>
+    </w:p>
+    <w:p>
+      <w:proofErr w:type="spellStart"/>
+      <w:r>
+        <w:rPr>
+          <w:rFonts w:cs="Arial"/>
+          <w:sz w:val="19"/>
+          <w:szCs w:val="19"/>
+        </w:rPr>
+        <w:t>Atenciosamente</w:t>
+      </w:r>
+      <w:proofErr w:type="spellEnd"/>
+      <w:r>
+        <w:rPr>
+          <w:rFonts w:cs="Arial"/>
+          <w:sz w:val="19"/>
+          <w:szCs w:val="19"/>
+        </w:rPr>
+        <w:t>,</w:t>
+      </w:r>
+    </w:p>
+    <w:p>
+      <w:pPr>
+        <w:spacing w:after="40"/>
+      </w:pPr>
+      <w:r>
+        <w:rPr>
+          <w:rFonts w:cs="Arial"/>
+          <w:b/>
+          <w:bCs/>
+          <w:color w:val="1B3A6B"/>
+          <w:sz w:val="19"/>
+          <w:szCs w:val="19"/>
+        </w:rPr>
+        <w:t>[[VENDEDOR]]</w:t>
+      </w:r>
+    </w:p>
+    <w:p>
+      <w:pPr>
+        <w:rPr>
+          <w:lang w:val="pt-BR"/>
+        </w:rPr>
+      </w:pPr>
+      <w:r>
+        <w:rPr>
+          <w:rFonts w:cs="Arial"/>
+          <w:sz w:val="19"/>
+          <w:szCs w:val="19"/>
+        </w:rPr>
+        <w:t>[[VENDEDOR_TELEFONE]]</w:t>
+      </w:r>
     </w:p>
     <w:sectPr>
-      <w:headerReference w:type="even" r:id="rId8"/>
-      <w:headerReference w:type="default" r:id="rId9"/>
-      <w:footerReference w:type="even" r:id="rId10"/>
-      <w:footerReference w:type="default" r:id="rId11"/>
-      <w:headerReference w:type="first" r:id="rId12"/>
-      <w:footerReference w:type="first" r:id="rId13"/>
+      <w:headerReference w:type="default" r:id="rId8"/>
+      <w:footerReference w:type="default" r:id="rId9"/>
       <w:pgSz w:w="12240" w:h="15840"/>
       <w:pgMar w:top="680" w:right="794" w:bottom="680" w:left="794" w:header="720" w:footer="720" w:gutter="0"/>
       <w:cols w:space="720"/>
@@ -1875,13 +2165,15 @@
   <w:p>
     <w:pPr>
       <w:pStyle w:val="Footer"/>
+      <w:tabs>
+        <w:tab w:val="left" w:pos="3636"/>
+      </w:tabs>
+      <w:jc w:val="center"/>
+      <w:rPr>
+        <w:lang w:val="pt-BR"/>
+      </w:rPr>
     </w:pPr>
   </w:p>
-</w:ftr>
-</file>
-
-<file path=word/footer2.xml><?xml version="1.0" encoding="utf-8"?>
-<w:ftr xmlns:wpc="http://schemas.microsoft.com/office/word/2010/wordprocessingCanvas" xmlns:cx="http://schemas.microsoft.com/office/drawing/2014/chartex" xmlns:cx1="http://schemas.microsoft.com/office/drawing/2015/9/8/chartex" xmlns:cx2="http://schemas.microsoft.com/office/drawing/2015/10/21/chartex" xmlns:cx3="http://schemas.microsoft.com/office/drawing/2016/5/9/chartex" xmlns:cx4="http://schemas.microsoft.com/office/drawing/2016/5/10/chartex" xmlns:cx5="http://schemas.microsoft.com/office/drawing/2016/5/11/chartex" xmlns:cx6="http://schemas.microsoft.com/office/drawing/2016/5/12/chartex" xmlns:cx7="http://schemas.microsoft.com/office/drawing/2016/5/13/chartex" xmlns:cx8="http://schemas.microsoft.com/office/drawing/2016/5/14/chartex" xmlns:mc="http://schemas.openxmlformats.org/markup-compatibility/2006" xmlns:aink="http://schemas.microsoft.com/office/drawing/2016/ink" xmlns:am3d="http://schemas.microsoft.com/office/drawing/2017/model3d" xmlns:o="urn:schemas-microsoft-com:office:office" xmlns:oel="http://schemas.microsoft.com/office/2019/extlst" xmlns:r="http://schemas.openxmlformats.org/officeDocument/2006/relationships" xmlns:m="http://schemas.openxmlformats.org/officeDocument/2006/math" xmlns:v="urn:schemas-microsoft-com:vml" xmlns:wp14="http://schemas.microsoft.com/office/word/2010/wordprocessingDrawing" xmlns:wp="http://schemas.openxmlformats.org/drawingml/2006/wordprocessingDrawing" xmlns:w10="urn:schemas-microsoft-com:office:word" xmlns:w="http://schemas.openxmlformats.org/wordprocessingml/2006/main" xmlns:w14="http://schemas.microsoft.com/office/word/2010/wordml" xmlns:w15="http://schemas.microsoft.com/office/word/2012/wordml" xmlns:w16cex="http://schemas.microsoft.com/office/word/2018/wordml/cex" xmlns:w16cid="http://schemas.microsoft.com/office/word/2016/wordml/cid" xmlns:w16="http://schemas.microsoft.com/office/word/2018/wordml" xmlns:w16du="http://schemas.microsoft.com/office/word/2023/wordml/word16du" xmlns:w16sdtdh="http://schemas.microsoft.com/office/word/2020/wordml/sdtdatahash" xmlns:w16sdtfl="http://schemas.microsoft.com/office/word/2024/wordml/sdtformatlock" xmlns:w16se="http://schemas.microsoft.com/office/word/2015/wordml/symex" xmlns:wpg="http://schemas.microsoft.com/office/word/2010/wordprocessingGroup" xmlns:wpi="http://schemas.microsoft.com/office/word/2010/wordprocessingInk" xmlns:wne="http://schemas.microsoft.com/office/word/2006/wordml" xmlns:wps="http://schemas.microsoft.com/office/word/2010/wordprocessingShape" mc:Ignorable="w14 w15 w16se w16cid w16 w16cex w16sdtdh w16sdtfl w16du wp14">
   <w:p>
     <w:pPr>
       <w:pStyle w:val="Footer"/>
@@ -1893,40 +2185,75 @@
         <w:lang w:val="pt-BR"/>
       </w:rPr>
     </w:pPr>
-    <w:proofErr w:type="spellStart"/>
     <w:r>
       <w:rPr>
+        <w:color w:val="1F497D" w:themeColor="text2"/>
         <w:lang w:val="pt-BR"/>
       </w:rPr>
-      <w:t>Sinmag</w:t>
-    </w:r>
-    <w:proofErr w:type="spellEnd"/>
-    <w:r>
-      <w:rPr>
-        <w:lang w:val="pt-BR"/>
-      </w:rPr>
-      <w:t xml:space="preserve"> Brasil Equipamentos</w:t>
+      <w:t>_______________________________________________________________________________________________</w:t>
     </w:r>
     <w:r>
       <w:rPr>
         <w:lang w:val="pt-BR"/>
       </w:rPr>
-      <w:br/>
+      <w:t>Sinmag Brasil Equipamentos</w:t>
     </w:r>
-    <w:hyperlink r:id="rId1" w:history="1">
-      <w:r>
-        <w:rPr>
-          <w:rStyle w:val="Hyperlink"/>
-          <w:lang w:val="pt-BR"/>
-        </w:rPr>
-        <w:t>www.sinmag.com.br</w:t>
-      </w:r>
-    </w:hyperlink>
     <w:r>
       <w:rPr>
         <w:lang w:val="pt-BR"/>
       </w:rPr>
-      <w:br/>
+      <w:t xml:space="preserve"> </w:t>
+    </w:r>
+    <w:r>
+      <w:fldChar w:fldCharType="begin"/>
+    </w:r>
+    <w:r>
+      <w:rPr>
+        <w:lang w:val="pt-BR"/>
+      </w:rPr>
+      <w:instrText>HYPERLINK "http://www.sinmag.com.br"</w:instrText>
+    </w:r>
+    <w:r>
+      <w:fldChar w:fldCharType="separate"/>
+    </w:r>
+    <w:r>
+      <w:rPr>
+        <w:rStyle w:val="Hyperlink"/>
+        <w:lang w:val="pt-BR"/>
+      </w:rPr>
+      <w:t>www.sinmag.com.br</w:t>
+    </w:r>
+    <w:r>
+      <w:fldChar w:fldCharType="end"/>
+    </w:r>
+    <w:r>
+      <w:rPr>
+        <w:lang w:val="pt-BR"/>
+      </w:rPr>
+      <w:t xml:space="preserve"> </w:t>
+    </w:r>
+  </w:p>
+  <w:p>
+    <w:pPr>
+      <w:pStyle w:val="Footer"/>
+      <w:tabs>
+        <w:tab w:val="left" w:pos="3636"/>
+      </w:tabs>
+      <w:jc w:val="center"/>
+      <w:rPr>
+        <w:lang w:val="pt-BR"/>
+      </w:rPr>
+    </w:pPr>
+    <w:r>
+      <w:rPr>
+        <w:lang w:val="pt-BR"/>
+      </w:rPr>
+      <w:t xml:space="preserve">Endereço: </w:t>
+    </w:r>
+    <w:r>
+      <w:rPr>
+        <w:lang w:val="pt-BR"/>
+      </w:rPr>
       <w:t xml:space="preserve">Alameda dos </w:t>
     </w:r>
     <w:proofErr w:type="spellStart"/>
@@ -1950,16 +2277,6 @@
       <w:rPr>
         <w:lang w:val="pt-BR"/>
       </w:rPr>
-    </w:pPr>
-  </w:p>
-</w:ftr>
-</file>
-
-<file path=word/footer3.xml><?xml version="1.0" encoding="utf-8"?>
-<w:ftr xmlns:wpc="http://schemas.microsoft.com/office/word/2010/wordprocessingCanvas" xmlns:cx="http://schemas.microsoft.com/office/drawing/2014/chartex" xmlns:cx1="http://schemas.microsoft.com/office/drawing/2015/9/8/chartex" xmlns:cx2="http://schemas.microsoft.com/office/drawing/2015/10/21/chartex" xmlns:cx3="http://schemas.microsoft.com/office/drawing/2016/5/9/chartex" xmlns:cx4="http://schemas.microsoft.com/office/drawing/2016/5/10/chartex" xmlns:cx5="http://schemas.microsoft.com/office/drawing/2016/5/11/chartex" xmlns:cx6="http://schemas.microsoft.com/office/drawing/2016/5/12/chartex" xmlns:cx7="http://schemas.microsoft.com/office/drawing/2016/5/13/chartex" xmlns:cx8="http://schemas.microsoft.com/office/drawing/2016/5/14/chartex" xmlns:mc="http://schemas.openxmlformats.org/markup-compatibility/2006" xmlns:aink="http://schemas.microsoft.com/office/drawing/2016/ink" xmlns:am3d="http://schemas.microsoft.com/office/drawing/2017/model3d" xmlns:o="urn:schemas-microsoft-com:office:office" xmlns:oel="http://schemas.microsoft.com/office/2019/extlst" xmlns:r="http://schemas.openxmlformats.org/officeDocument/2006/relationships" xmlns:m="http://schemas.openxmlformats.org/officeDocument/2006/math" xmlns:v="urn:schemas-microsoft-com:vml" xmlns:wp14="http://schemas.microsoft.com/office/word/2010/wordprocessingDrawing" xmlns:wp="http://schemas.openxmlformats.org/drawingml/2006/wordprocessingDrawing" xmlns:w10="urn:schemas-microsoft-com:office:word" xmlns:w="http://schemas.openxmlformats.org/wordprocessingml/2006/main" xmlns:w14="http://schemas.microsoft.com/office/word/2010/wordml" xmlns:w15="http://schemas.microsoft.com/office/word/2012/wordml" xmlns:w16cex="http://schemas.microsoft.com/office/word/2018/wordml/cex" xmlns:w16cid="http://schemas.microsoft.com/office/word/2016/wordml/cid" xmlns:w16="http://schemas.microsoft.com/office/word/2018/wordml" xmlns:w16du="http://schemas.microsoft.com/office/word/2023/wordml/word16du" xmlns:w16sdtdh="http://schemas.microsoft.com/office/word/2020/wordml/sdtdatahash" xmlns:w16sdtfl="http://schemas.microsoft.com/office/word/2024/wordml/sdtformatlock" xmlns:w16se="http://schemas.microsoft.com/office/word/2015/wordml/symex" xmlns:wpg="http://schemas.microsoft.com/office/word/2010/wordprocessingGroup" xmlns:wpi="http://schemas.microsoft.com/office/word/2010/wordprocessingInk" xmlns:wne="http://schemas.microsoft.com/office/word/2006/wordml" xmlns:wps="http://schemas.microsoft.com/office/word/2010/wordprocessingShape" mc:Ignorable="w14 w15 w16se w16cid w16 w16cex w16sdtdh w16sdtfl w16du wp14">
-  <w:p>
-    <w:pPr>
-      <w:pStyle w:val="Footer"/>
     </w:pPr>
   </w:p>
 </w:ftr>
@@ -1995,61 +2312,11 @@
   <w:p>
     <w:pPr>
       <w:pStyle w:val="Header"/>
+      <w:jc w:val="right"/>
+      <w:rPr>
+        <w:lang w:val="pt-BR"/>
+      </w:rPr>
     </w:pPr>
-  </w:p>
-</w:hdr>
-</file>
-
-<file path=word/header2.xml><?xml version="1.0" encoding="utf-8"?>
-<w:hdr xmlns:wpc="http://schemas.microsoft.com/office/word/2010/wordprocessingCanvas" xmlns:cx="http://schemas.microsoft.com/office/drawing/2014/chartex" xmlns:cx1="http://schemas.microsoft.com/office/drawing/2015/9/8/chartex" xmlns:cx2="http://schemas.microsoft.com/office/drawing/2015/10/21/chartex" xmlns:cx3="http://schemas.microsoft.com/office/drawing/2016/5/9/chartex" xmlns:cx4="http://schemas.microsoft.com/office/drawing/2016/5/10/chartex" xmlns:cx5="http://schemas.microsoft.com/office/drawing/2016/5/11/chartex" xmlns:cx6="http://schemas.microsoft.com/office/drawing/2016/5/12/chartex" xmlns:cx7="http://schemas.microsoft.com/office/drawing/2016/5/13/chartex" xmlns:cx8="http://schemas.microsoft.com/office/drawing/2016/5/14/chartex" xmlns:mc="http://schemas.openxmlformats.org/markup-compatibility/2006" xmlns:aink="http://schemas.microsoft.com/office/drawing/2016/ink" xmlns:am3d="http://schemas.microsoft.com/office/drawing/2017/model3d" xmlns:o="urn:schemas-microsoft-com:office:office" xmlns:oel="http://schemas.microsoft.com/office/2019/extlst" xmlns:r="http://schemas.openxmlformats.org/officeDocument/2006/relationships" xmlns:m="http://schemas.openxmlformats.org/officeDocument/2006/math" xmlns:v="urn:schemas-microsoft-com:vml" xmlns:wp14="http://schemas.microsoft.com/office/word/2010/wordprocessingDrawing" xmlns:wp="http://schemas.openxmlformats.org/drawingml/2006/wordprocessingDrawing" xmlns:w10="urn:schemas-microsoft-com:office:word" xmlns:w="http://schemas.openxmlformats.org/wordprocessingml/2006/main" xmlns:w14="http://schemas.microsoft.com/office/word/2010/wordml" xmlns:w15="http://schemas.microsoft.com/office/word/2012/wordml" xmlns:w16cex="http://schemas.microsoft.com/office/word/2018/wordml/cex" xmlns:w16cid="http://schemas.microsoft.com/office/word/2016/wordml/cid" xmlns:w16="http://schemas.microsoft.com/office/word/2018/wordml" xmlns:w16du="http://schemas.microsoft.com/office/word/2023/wordml/word16du" xmlns:w16sdtdh="http://schemas.microsoft.com/office/word/2020/wordml/sdtdatahash" xmlns:w16sdtfl="http://schemas.microsoft.com/office/word/2024/wordml/sdtformatlock" xmlns:w16se="http://schemas.microsoft.com/office/word/2015/wordml/symex" xmlns:wpg="http://schemas.microsoft.com/office/word/2010/wordprocessingGroup" xmlns:wpi="http://schemas.microsoft.com/office/word/2010/wordprocessingInk" xmlns:wne="http://schemas.microsoft.com/office/word/2006/wordml" xmlns:wps="http://schemas.microsoft.com/office/word/2010/wordprocessingShape" mc:Ignorable="w14 w15 w16se w16cid w16 w16cex w16sdtdh w16sdtfl w16du wp14">
-  <w:p>
-    <w:pPr>
-      <w:pStyle w:val="Header"/>
-      <w:jc w:val="center"/>
-      <w:rPr>
-        <w:lang w:val="pt-BR"/>
-      </w:rPr>
-    </w:pPr>
-    <w:r>
-      <w:rPr>
-        <w:noProof/>
-      </w:rPr>
-      <w:drawing>
-        <wp:inline distT="0" distB="0" distL="0" distR="0" wp14:anchorId="5E0B5992" wp14:editId="74781A97">
-          <wp:extent cx="2286000" cy="652272"/>
-          <wp:effectExtent l="0" t="0" r="0" b="0"/>
-          <wp:docPr id="1" name="Picture 1"/>
-          <wp:cNvGraphicFramePr>
-            <a:graphicFrameLocks xmlns:a="http://schemas.openxmlformats.org/drawingml/2006/main" noChangeAspect="1"/>
-          </wp:cNvGraphicFramePr>
-          <a:graphic xmlns:a="http://schemas.openxmlformats.org/drawingml/2006/main">
-            <a:graphicData uri="http://schemas.openxmlformats.org/drawingml/2006/picture">
-              <pic:pic xmlns:pic="http://schemas.openxmlformats.org/drawingml/2006/picture">
-                <pic:nvPicPr>
-                  <pic:cNvPr id="0" name="Logo.png"/>
-                  <pic:cNvPicPr/>
-                </pic:nvPicPr>
-                <pic:blipFill>
-                  <a:blip r:embed="rId1"/>
-                  <a:stretch>
-                    <a:fillRect/>
-                  </a:stretch>
-                </pic:blipFill>
-                <pic:spPr>
-                  <a:xfrm>
-                    <a:off x="0" y="0"/>
-                    <a:ext cx="2286000" cy="652272"/>
-                  </a:xfrm>
-                  <a:prstGeom prst="rect">
-                    <a:avLst/>
-                  </a:prstGeom>
-                </pic:spPr>
-              </pic:pic>
-            </a:graphicData>
-          </a:graphic>
-        </wp:inline>
-      </w:drawing>
-    </w:r>
     <w:r>
       <w:rPr>
         <w:caps/>
@@ -2061,25 +2328,16 @@
       <mc:AlternateContent>
         <mc:Choice Requires="wpg">
           <w:drawing>
-            <wp:anchor distT="0" distB="0" distL="114300" distR="114300" simplePos="0" relativeHeight="251659264" behindDoc="0" locked="0" layoutInCell="1" allowOverlap="1" wp14:anchorId="739265EE" wp14:editId="525D5405">
+            <wp:anchor distT="0" distB="0" distL="114300" distR="114300" simplePos="0" relativeHeight="251659264" behindDoc="0" locked="0" layoutInCell="1" allowOverlap="1" wp14:anchorId="739265EE" wp14:editId="1FF92AEA">
               <wp:simplePos x="0" y="0"/>
               <wp:positionH relativeFrom="page">
                 <wp:align>left</wp:align>
               </wp:positionH>
-              <mc:AlternateContent>
-                <mc:Choice Requires="wp14">
-                  <wp:positionV relativeFrom="page">
-                    <wp14:pctPosVOffset>2300</wp14:pctPosVOffset>
-                  </wp:positionV>
-                </mc:Choice>
-                <mc:Fallback>
-                  <wp:positionV relativeFrom="page">
-                    <wp:posOffset>231140</wp:posOffset>
-                  </wp:positionV>
-                </mc:Fallback>
-              </mc:AlternateContent>
-              <wp:extent cx="1700784" cy="1024128"/>
-              <wp:effectExtent l="0" t="0" r="0" b="5080"/>
+              <wp:positionV relativeFrom="page">
+                <wp:posOffset>225631</wp:posOffset>
+              </wp:positionV>
+              <wp:extent cx="1246909" cy="843148"/>
+              <wp:effectExtent l="0" t="0" r="0" b="0"/>
               <wp:wrapNone/>
               <wp:docPr id="158" name="Group 171"/>
               <wp:cNvGraphicFramePr/>
@@ -2090,7 +2348,7 @@
                     <wpg:grpSpPr>
                       <a:xfrm>
                         <a:off x="0" y="0"/>
-                        <a:ext cx="1700784" cy="1024128"/>
+                        <a:ext cx="1246909" cy="843148"/>
                         <a:chOff x="0" y="0"/>
                         <a:chExt cx="1700784" cy="1024128"/>
                       </a:xfrm>
@@ -2263,7 +2521,7 @@
                             <a:avLst/>
                           </a:prstGeom>
                           <a:blipFill>
-                            <a:blip r:embed="rId2"/>
+                            <a:blip r:embed="rId1"/>
                             <a:stretch>
                               <a:fillRect/>
                             </a:stretch>
@@ -2409,7 +2667,7 @@
         </mc:Choice>
         <mc:Fallback>
           <w:pict>
-            <v:group w14:anchorId="739265EE" id="Group 171" o:spid="_x0000_s1026" style="position:absolute;left:0;text-align:left;margin-left:0;margin-top:0;width:133.9pt;height:80.65pt;z-index:251659264;mso-top-percent:23;mso-position-horizontal:left;mso-position-horizontal-relative:page;mso-position-vertical-relative:page;mso-top-percent:23;mso-width-relative:margin;mso-height-relative:margin" coordsize="17007,10241" o:gfxdata="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">
+            <v:group w14:anchorId="739265EE" id="Group 171" o:spid="_x0000_s1026" style="position:absolute;left:0;text-align:left;margin-left:0;margin-top:17.75pt;width:98.2pt;height:66.4pt;z-index:251659264;mso-position-horizontal:left;mso-position-horizontal-relative:page;mso-position-vertical-relative:page;mso-width-relative:margin;mso-height-relative:margin" coordsize="17007,10241" o:gfxdata="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">
               <v:group id="Group 159" o:spid="_x0000_s1027" style="position:absolute;width:17007;height:10241" coordsize="17007,10241" o:gfxdata="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">
                 <v:rect id="Rectangle 160" o:spid="_x0000_s1028" style="position:absolute;width:17007;height:10241;visibility:visible;mso-wrap-style:square;v-text-anchor:middle" o:gfxdata="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" fillcolor="white [3212]" stroked="f" strokeweight="2pt">
                   <v:fill opacity="0"/>
@@ -2418,7 +2676,7 @@
                   <v:path arrowok="t" o:connecttype="custom" o:connectlocs="0,0;1463040,0;910508,376493;0,1014984;0,0" o:connectangles="0,0,0,0,0"/>
                 </v:shape>
                 <v:rect id="Rectangle 162" o:spid="_x0000_s1030" style="position:absolute;left:2286;width:14721;height:10241;visibility:visible;mso-wrap-style:square;v-text-anchor:middle" o:gfxdata="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" stroked="f" strokeweight="2pt">
-                  <v:fill r:id="rId3" o:title="" recolor="t" rotate="t" type="frame"/>
+                  <v:fill r:id="rId2" o:title="" recolor="t" rotate="t" type="frame"/>
                 </v:rect>
               </v:group>
               <v:shapetype id="_x0000_t202" coordsize="21600,21600" o:spt="202" path="m,l,21600r21600,l21600,xe">
@@ -2494,16 +2752,85 @@
         </mc:Fallback>
       </mc:AlternateContent>
     </w:r>
+    <w:r>
+      <w:rPr>
+        <w:noProof/>
+      </w:rPr>
+      <w:drawing>
+        <wp:inline distT="0" distB="0" distL="0" distR="0" wp14:anchorId="4CF1241B" wp14:editId="1A21FA76">
+          <wp:extent cx="2065729" cy="545371"/>
+          <wp:effectExtent l="0" t="0" r="0" b="7620"/>
+          <wp:docPr id="1" name="Picture 1"/>
+          <wp:cNvGraphicFramePr>
+            <a:graphicFrameLocks xmlns:a="http://schemas.openxmlformats.org/drawingml/2006/main" noChangeAspect="1"/>
+          </wp:cNvGraphicFramePr>
+          <a:graphic xmlns:a="http://schemas.openxmlformats.org/drawingml/2006/main">
+            <a:graphicData uri="http://schemas.openxmlformats.org/drawingml/2006/picture">
+              <pic:pic xmlns:pic="http://schemas.openxmlformats.org/drawingml/2006/picture">
+                <pic:nvPicPr>
+                  <pic:cNvPr id="0" name="Logo.png"/>
+                  <pic:cNvPicPr/>
+                </pic:nvPicPr>
+                <pic:blipFill>
+                  <a:blip r:embed="rId3"/>
+                  <a:stretch>
+                    <a:fillRect/>
+                  </a:stretch>
+                </pic:blipFill>
+                <pic:spPr>
+                  <a:xfrm>
+                    <a:off x="0" y="0"/>
+                    <a:ext cx="2094666" cy="553011"/>
+                  </a:xfrm>
+                  <a:prstGeom prst="rect">
+                    <a:avLst/>
+                  </a:prstGeom>
+                </pic:spPr>
+              </pic:pic>
+            </a:graphicData>
+          </a:graphic>
+        </wp:inline>
+      </w:drawing>
+    </w:r>
+    <w:r>
+      <w:rPr>
+        <w:lang w:val="pt-BR"/>
+      </w:rPr>
+      <w:t xml:space="preserve">            </w:t>
+    </w:r>
+    <w:r>
+      <w:rPr>
+        <w:b/>
+        <w:bCs/>
+        <w:color w:val="1F497D" w:themeColor="text2"/>
+        <w:sz w:val="32"/>
+        <w:szCs w:val="36"/>
+        <w:lang w:val="pt-BR"/>
+      </w:rPr>
+      <w:t>PROPOSTA COMERCIAL</w:t>
+    </w:r>
   </w:p>
-</w:hdr>
-</file>
-
-<file path=word/header3.xml><?xml version="1.0" encoding="utf-8"?>
-<w:hdr xmlns:wpc="http://schemas.microsoft.com/office/word/2010/wordprocessingCanvas" xmlns:cx="http://schemas.microsoft.com/office/drawing/2014/chartex" xmlns:cx1="http://schemas.microsoft.com/office/drawing/2015/9/8/chartex" xmlns:cx2="http://schemas.microsoft.com/office/drawing/2015/10/21/chartex" xmlns:cx3="http://schemas.microsoft.com/office/drawing/2016/5/9/chartex" xmlns:cx4="http://schemas.microsoft.com/office/drawing/2016/5/10/chartex" xmlns:cx5="http://schemas.microsoft.com/office/drawing/2016/5/11/chartex" xmlns:cx6="http://schemas.microsoft.com/office/drawing/2016/5/12/chartex" xmlns:cx7="http://schemas.microsoft.com/office/drawing/2016/5/13/chartex" xmlns:cx8="http://schemas.microsoft.com/office/drawing/2016/5/14/chartex" xmlns:mc="http://schemas.openxmlformats.org/markup-compatibility/2006" xmlns:aink="http://schemas.microsoft.com/office/drawing/2016/ink" xmlns:am3d="http://schemas.microsoft.com/office/drawing/2017/model3d" xmlns:o="urn:schemas-microsoft-com:office:office" xmlns:oel="http://schemas.microsoft.com/office/2019/extlst" xmlns:r="http://schemas.openxmlformats.org/officeDocument/2006/relationships" xmlns:m="http://schemas.openxmlformats.org/officeDocument/2006/math" xmlns:v="urn:schemas-microsoft-com:vml" xmlns:wp14="http://schemas.microsoft.com/office/word/2010/wordprocessingDrawing" xmlns:wp="http://schemas.openxmlformats.org/drawingml/2006/wordprocessingDrawing" xmlns:w10="urn:schemas-microsoft-com:office:word" xmlns:w="http://schemas.openxmlformats.org/wordprocessingml/2006/main" xmlns:w14="http://schemas.microsoft.com/office/word/2010/wordml" xmlns:w15="http://schemas.microsoft.com/office/word/2012/wordml" xmlns:w16cex="http://schemas.microsoft.com/office/word/2018/wordml/cex" xmlns:w16cid="http://schemas.microsoft.com/office/word/2016/wordml/cid" xmlns:w16="http://schemas.microsoft.com/office/word/2018/wordml" xmlns:w16du="http://schemas.microsoft.com/office/word/2023/wordml/word16du" xmlns:w16sdtdh="http://schemas.microsoft.com/office/word/2020/wordml/sdtdatahash" xmlns:w16sdtfl="http://schemas.microsoft.com/office/word/2024/wordml/sdtformatlock" xmlns:w16se="http://schemas.microsoft.com/office/word/2015/wordml/symex" xmlns:wpg="http://schemas.microsoft.com/office/word/2010/wordprocessingGroup" xmlns:wpi="http://schemas.microsoft.com/office/word/2010/wordprocessingInk" xmlns:wne="http://schemas.microsoft.com/office/word/2006/wordml" xmlns:wps="http://schemas.microsoft.com/office/word/2010/wordprocessingShape" mc:Ignorable="w14 w15 w16se w16cid w16 w16cex w16sdtdh w16sdtfl w16du wp14">
   <w:p>
     <w:pPr>
       <w:pStyle w:val="Header"/>
+      <w:jc w:val="right"/>
+      <w:rPr>
+        <w:b/>
+        <w:bCs/>
+        <w:u w:val="single"/>
+        <w:lang w:val="pt-BR"/>
+      </w:rPr>
     </w:pPr>
+    <w:r>
+      <w:rPr>
+        <w:b/>
+        <w:bCs/>
+        <w:color w:val="1F497D" w:themeColor="text2"/>
+        <w:u w:val="single"/>
+        <w:lang w:val="pt-BR"/>
+      </w:rPr>
+      <w:t>_______________________________________________________________________________________________</w:t>
+    </w:r>
   </w:p>
 </w:hdr>
 </file>

--- a/modelo.docx
+++ b/modelo.docx
@@ -138,7 +138,6 @@
             <w:pPr>
               <w:spacing w:after="0"/>
             </w:pPr>
-            <w:proofErr w:type="gramStart"/>
             <w:r>
               <w:rPr>
                 <w:rFonts w:cs="Arial"/>
@@ -148,24 +147,7 @@
                 <w:sz w:val="19"/>
                 <w:szCs w:val="19"/>
               </w:rPr>
-              <w:t xml:space="preserve">Cliente: </w:t>
-            </w:r>
-            <w:r>
-              <w:rPr>
-                <w:rFonts w:cs="Arial"/>
-                <w:sz w:val="19"/>
-                <w:szCs w:val="19"/>
-              </w:rPr>
-              <w:t>[</w:t>
-            </w:r>
-            <w:proofErr w:type="gramEnd"/>
-            <w:r>
-              <w:rPr>
-                <w:rFonts w:cs="Arial"/>
-                <w:sz w:val="19"/>
-                <w:szCs w:val="19"/>
-              </w:rPr>
-              <w:t>[CLIENTE]]</w:t>
+              <w:t>Cliente: [[CLIENTE]]</w:t>
             </w:r>
           </w:p>
         </w:tc>
@@ -198,36 +180,7 @@
                 <w:sz w:val="19"/>
                 <w:szCs w:val="19"/>
               </w:rPr>
-              <w:t>A/</w:t>
-            </w:r>
-            <w:proofErr w:type="gramStart"/>
-            <w:r>
-              <w:rPr>
-                <w:rFonts w:cs="Arial"/>
-                <w:b/>
-                <w:bCs/>
-                <w:color w:val="1B3A6B"/>
-                <w:sz w:val="19"/>
-                <w:szCs w:val="19"/>
-              </w:rPr>
-              <w:t xml:space="preserve">C: </w:t>
-            </w:r>
-            <w:r>
-              <w:rPr>
-                <w:rFonts w:cs="Arial"/>
-                <w:sz w:val="19"/>
-                <w:szCs w:val="19"/>
-              </w:rPr>
-              <w:t>[</w:t>
-            </w:r>
-            <w:proofErr w:type="gramEnd"/>
-            <w:r>
-              <w:rPr>
-                <w:rFonts w:cs="Arial"/>
-                <w:sz w:val="19"/>
-                <w:szCs w:val="19"/>
-              </w:rPr>
-              <w:t>[CONTATO]]</w:t>
+              <w:t>A/C: [[CONTATO]]</w:t>
             </w:r>
           </w:p>
         </w:tc>
@@ -274,20 +227,15 @@
                 <w:sz w:val="19"/>
                 <w:szCs w:val="19"/>
               </w:rPr>
-              <w:t xml:space="preserve">CPF: </w:t>
-            </w:r>
-            <w:r>
-              <w:rPr>
-                <w:rFonts w:cs="Arial"/>
-                <w:sz w:val="19"/>
-                <w:szCs w:val="19"/>
-              </w:rPr>
-              <w:t>[</w:t>
+              <w:t>CPF: [</w:t>
             </w:r>
             <w:proofErr w:type="gramEnd"/>
             <w:r>
               <w:rPr>
                 <w:rFonts w:cs="Arial"/>
+                <w:b/>
+                <w:bCs/>
+                <w:color w:val="1B3A6B"/>
                 <w:sz w:val="19"/>
                 <w:szCs w:val="19"/>
               </w:rPr>
@@ -320,24 +268,9 @@
             </w:pPr>
             <w:r>
               <w:rPr>
-                <w:rFonts w:cs="Arial"/>
-                <w:b/>
-                <w:bCs/>
-                <w:color w:val="1B3A6B"/>
-                <w:sz w:val="19"/>
-                <w:szCs w:val="19"/>
                 <w:lang w:val="pt-BR"/>
               </w:rPr>
-              <w:t xml:space="preserve">E-mail: </w:t>
-            </w:r>
-            <w:r>
-              <w:rPr>
-                <w:rFonts w:cs="Arial"/>
-                <w:sz w:val="19"/>
-                <w:szCs w:val="19"/>
-                <w:lang w:val="pt-BR"/>
-              </w:rPr>
-              <w:t>[[EMAIL]]</w:t>
+              <w:t>E-mail: [[EMAIL]]</w:t>
             </w:r>
           </w:p>
         </w:tc>
@@ -368,24 +301,9 @@
             </w:pPr>
             <w:r>
               <w:rPr>
-                <w:rFonts w:cs="Arial"/>
-                <w:b/>
-                <w:bCs/>
-                <w:color w:val="1B3A6B"/>
-                <w:sz w:val="19"/>
-                <w:szCs w:val="19"/>
                 <w:lang w:val="pt-BR"/>
               </w:rPr>
-              <w:t xml:space="preserve">Endereço: </w:t>
-            </w:r>
-            <w:r>
-              <w:rPr>
-                <w:rFonts w:cs="Arial"/>
-                <w:sz w:val="19"/>
-                <w:szCs w:val="19"/>
-                <w:lang w:val="pt-BR"/>
-              </w:rPr>
-              <w:t>[[ENDERECO]]</w:t>
+              <w:t>Endereço: [[ENDERECO]]</w:t>
             </w:r>
           </w:p>
         </w:tc>
@@ -409,7 +327,6 @@
             <w:pPr>
               <w:spacing w:after="0"/>
             </w:pPr>
-            <w:proofErr w:type="gramStart"/>
             <w:r>
               <w:rPr>
                 <w:rFonts w:cs="Arial"/>
@@ -419,24 +336,7 @@
                 <w:sz w:val="19"/>
                 <w:szCs w:val="19"/>
               </w:rPr>
-              <w:t xml:space="preserve">Telefone: </w:t>
-            </w:r>
-            <w:r>
-              <w:rPr>
-                <w:rFonts w:cs="Arial"/>
-                <w:sz w:val="19"/>
-                <w:szCs w:val="19"/>
-              </w:rPr>
-              <w:t>[</w:t>
-            </w:r>
-            <w:proofErr w:type="gramEnd"/>
-            <w:r>
-              <w:rPr>
-                <w:rFonts w:cs="Arial"/>
-                <w:sz w:val="19"/>
-                <w:szCs w:val="19"/>
-              </w:rPr>
-              <w:t>[TELEFONE]]</w:t>
+              <w:t>Telefone: [[TELEFONE]]</w:t>
             </w:r>
           </w:p>
         </w:tc>
@@ -577,6 +477,7 @@
           <w:insideH w:val="single" w:sz="4" w:space="0" w:color="auto"/>
           <w:insideV w:val="single" w:sz="4" w:space="0" w:color="auto"/>
         </w:tblBorders>
+        <w:tblLayout w:type="fixed"/>
         <w:tblCellMar>
           <w:left w:w="10" w:type="dxa"/>
           <w:right w:w="10" w:type="dxa"/>
@@ -584,12 +485,12 @@
         <w:tblLook w:val="0000" w:firstRow="0" w:lastRow="0" w:firstColumn="0" w:lastColumn="0" w:noHBand="0" w:noVBand="0"/>
       </w:tblPr>
       <w:tblGrid>
-        <w:gridCol w:w="2547"/>
-        <w:gridCol w:w="1608"/>
-        <w:gridCol w:w="820"/>
-        <w:gridCol w:w="1061"/>
-        <w:gridCol w:w="1298"/>
-        <w:gridCol w:w="1291"/>
+        <w:gridCol w:w="2616"/>
+        <w:gridCol w:w="1348"/>
+        <w:gridCol w:w="851"/>
+        <w:gridCol w:w="992"/>
+        <w:gridCol w:w="1418"/>
+        <w:gridCol w:w="1400"/>
         <w:gridCol w:w="1841"/>
       </w:tblGrid>
       <w:tr>
@@ -599,7 +500,7 @@
         </w:trPr>
         <w:tc>
           <w:tcPr>
-            <w:tcW w:w="2547" w:type="dxa"/>
+            <w:tcW w:w="2616" w:type="dxa"/>
             <w:shd w:val="clear" w:color="auto" w:fill="1B3A6B"/>
             <w:tcMar>
               <w:top w:w="100" w:type="dxa"/>
@@ -614,6 +515,7 @@
               <w:spacing w:after="0"/>
               <w:jc w:val="center"/>
             </w:pPr>
+            <w:proofErr w:type="spellStart"/>
             <w:r>
               <w:rPr>
                 <w:rFonts w:cs="Arial"/>
@@ -623,13 +525,25 @@
                 <w:sz w:val="18"/>
                 <w:szCs w:val="18"/>
               </w:rPr>
-              <w:t>Produto / Modelo</w:t>
+              <w:t>Produto</w:t>
+            </w:r>
+            <w:proofErr w:type="spellEnd"/>
+            <w:r>
+              <w:rPr>
+                <w:rFonts w:cs="Arial"/>
+                <w:b/>
+                <w:bCs/>
+                <w:color w:val="FFFFFF"/>
+                <w:sz w:val="18"/>
+                <w:szCs w:val="18"/>
+              </w:rPr>
+              <w:t xml:space="preserve"> / Modelo</w:t>
             </w:r>
           </w:p>
         </w:tc>
         <w:tc>
           <w:tcPr>
-            <w:tcW w:w="1608" w:type="dxa"/>
+            <w:tcW w:w="1348" w:type="dxa"/>
             <w:shd w:val="clear" w:color="auto" w:fill="1B3A6B"/>
             <w:tcMar>
               <w:top w:w="100" w:type="dxa"/>
@@ -659,7 +573,7 @@
         </w:tc>
         <w:tc>
           <w:tcPr>
-            <w:tcW w:w="820" w:type="dxa"/>
+            <w:tcW w:w="851" w:type="dxa"/>
             <w:shd w:val="clear" w:color="auto" w:fill="1B3A6B"/>
             <w:tcMar>
               <w:top w:w="100" w:type="dxa"/>
@@ -689,7 +603,7 @@
         </w:tc>
         <w:tc>
           <w:tcPr>
-            <w:tcW w:w="1061" w:type="dxa"/>
+            <w:tcW w:w="992" w:type="dxa"/>
             <w:shd w:val="clear" w:color="auto" w:fill="1B3A6B"/>
             <w:tcMar>
               <w:top w:w="100" w:type="dxa"/>
@@ -713,13 +627,13 @@
                 <w:sz w:val="18"/>
                 <w:szCs w:val="18"/>
               </w:rPr>
-              <w:t>Cond.</w:t>
+              <w:t>Cd.</w:t>
             </w:r>
           </w:p>
         </w:tc>
         <w:tc>
           <w:tcPr>
-            <w:tcW w:w="1298" w:type="dxa"/>
+            <w:tcW w:w="1418" w:type="dxa"/>
             <w:shd w:val="clear" w:color="auto" w:fill="1B3A6B"/>
             <w:tcMar>
               <w:top w:w="100" w:type="dxa"/>
@@ -749,7 +663,7 @@
         </w:tc>
         <w:tc>
           <w:tcPr>
-            <w:tcW w:w="1291" w:type="dxa"/>
+            <w:tcW w:w="1400" w:type="dxa"/>
             <w:shd w:val="clear" w:color="auto" w:fill="1B3A6B"/>
             <w:tcMar>
               <w:top w:w="100" w:type="dxa"/>
@@ -824,7 +738,7 @@
       <w:tr>
         <w:tc>
           <w:tcPr>
-            <w:tcW w:w="2547" w:type="dxa"/>
+            <w:tcW w:w="2616" w:type="dxa"/>
             <w:shd w:val="clear" w:color="auto" w:fill="FFFFFF"/>
             <w:tcMar>
               <w:top w:w="80" w:type="dxa"/>
@@ -875,7 +789,7 @@
         </w:tc>
         <w:tc>
           <w:tcPr>
-            <w:tcW w:w="1608" w:type="dxa"/>
+            <w:tcW w:w="1348" w:type="dxa"/>
             <w:shd w:val="clear" w:color="auto" w:fill="FFFFFF"/>
             <w:tcMar>
               <w:top w:w="80" w:type="dxa"/>
@@ -901,7 +815,7 @@
         </w:tc>
         <w:tc>
           <w:tcPr>
-            <w:tcW w:w="820" w:type="dxa"/>
+            <w:tcW w:w="851" w:type="dxa"/>
             <w:shd w:val="clear" w:color="auto" w:fill="FFFFFF"/>
             <w:tcMar>
               <w:top w:w="80" w:type="dxa"/>
@@ -927,7 +841,7 @@
         </w:tc>
         <w:tc>
           <w:tcPr>
-            <w:tcW w:w="1061" w:type="dxa"/>
+            <w:tcW w:w="992" w:type="dxa"/>
             <w:shd w:val="clear" w:color="auto" w:fill="FFFFFF"/>
             <w:tcMar>
               <w:top w:w="80" w:type="dxa"/>
@@ -953,7 +867,7 @@
         </w:tc>
         <w:tc>
           <w:tcPr>
-            <w:tcW w:w="1298" w:type="dxa"/>
+            <w:tcW w:w="1418" w:type="dxa"/>
             <w:shd w:val="clear" w:color="auto" w:fill="FFFFFF"/>
             <w:tcMar>
               <w:top w:w="80" w:type="dxa"/>
@@ -979,7 +893,7 @@
         </w:tc>
         <w:tc>
           <w:tcPr>
-            <w:tcW w:w="1291" w:type="dxa"/>
+            <w:tcW w:w="1400" w:type="dxa"/>
             <w:shd w:val="clear" w:color="auto" w:fill="FFFFFF"/>
             <w:tcMar>
               <w:top w:w="80" w:type="dxa"/>
@@ -1019,25 +933,7 @@
                 <w:sz w:val="18"/>
                 <w:szCs w:val="18"/>
               </w:rPr>
-              <w:t>[[PRAZO</w:t>
-            </w:r>
-            <w:proofErr w:type="gramStart"/>
-            <w:r>
-              <w:rPr>
-                <w:rFonts w:cs="Arial"/>
-                <w:sz w:val="18"/>
-                <w:szCs w:val="18"/>
-              </w:rPr>
-              <w:t>]][</w:t>
-            </w:r>
-            <w:proofErr w:type="gramEnd"/>
-            <w:r>
-              <w:rPr>
-                <w:rFonts w:cs="Arial"/>
-                <w:sz w:val="18"/>
-                <w:szCs w:val="18"/>
-              </w:rPr>
-              <w:t>[/ITENS]]</w:t>
+              <w:t>[[PRAZO]][[/ITENS]]</w:t>
             </w:r>
           </w:p>
         </w:tc>
@@ -1217,10 +1113,11 @@
         <w:tblLook w:val="04A0" w:firstRow="1" w:lastRow="0" w:firstColumn="1" w:lastColumn="0" w:noHBand="0" w:noVBand="1"/>
       </w:tblPr>
       <w:tblGrid>
-        <w:gridCol w:w="2830"/>
-        <w:gridCol w:w="2410"/>
-        <w:gridCol w:w="1985"/>
-        <w:gridCol w:w="3260"/>
+        <w:gridCol w:w="2427"/>
+        <w:gridCol w:w="1821"/>
+        <w:gridCol w:w="1730"/>
+        <w:gridCol w:w="1711"/>
+        <w:gridCol w:w="2796"/>
       </w:tblGrid>
       <w:tr>
         <w:trPr>
@@ -1228,7 +1125,7 @@
         </w:trPr>
         <w:tc>
           <w:tcPr>
-            <w:tcW w:w="2830" w:type="dxa"/>
+            <w:tcW w:w="2427" w:type="dxa"/>
             <w:shd w:val="clear" w:color="auto" w:fill="17365D" w:themeFill="text2" w:themeFillShade="BF"/>
             <w:tcMar>
               <w:top w:w="80" w:type="dxa"/>
@@ -1262,7 +1159,7 @@
         </w:tc>
         <w:tc>
           <w:tcPr>
-            <w:tcW w:w="2410" w:type="dxa"/>
+            <w:tcW w:w="1821" w:type="dxa"/>
             <w:shd w:val="clear" w:color="auto" w:fill="17365D" w:themeFill="text2" w:themeFillShade="BF"/>
             <w:vAlign w:val="center"/>
           </w:tcPr>
@@ -1277,7 +1174,30 @@
         </w:tc>
         <w:tc>
           <w:tcPr>
-            <w:tcW w:w="1985" w:type="dxa"/>
+            <w:tcW w:w="1730" w:type="dxa"/>
+            <w:shd w:val="clear" w:color="auto" w:fill="17365D" w:themeFill="text2" w:themeFillShade="BF"/>
+            <w:vAlign w:val="center"/>
+          </w:tcPr>
+          <w:p>
+            <w:pPr>
+              <w:jc w:val="center"/>
+              <w:rPr>
+                <w:b/>
+                <w:sz w:val="18"/>
+              </w:rPr>
+            </w:pPr>
+            <w:r>
+              <w:rPr>
+                <w:b/>
+                <w:sz w:val="18"/>
+              </w:rPr>
+              <w:t>Forma Entrada</w:t>
+            </w:r>
+          </w:p>
+        </w:tc>
+        <w:tc>
+          <w:tcPr>
+            <w:tcW w:w="1711" w:type="dxa"/>
             <w:shd w:val="clear" w:color="auto" w:fill="17365D" w:themeFill="text2" w:themeFillShade="BF"/>
             <w:tcMar>
               <w:top w:w="80" w:type="dxa"/>
@@ -1301,7 +1221,7 @@
         </w:tc>
         <w:tc>
           <w:tcPr>
-            <w:tcW w:w="3260" w:type="dxa"/>
+            <w:tcW w:w="2796" w:type="dxa"/>
             <w:shd w:val="clear" w:color="auto" w:fill="17365D" w:themeFill="text2" w:themeFillShade="BF"/>
             <w:vAlign w:val="center"/>
           </w:tcPr>
@@ -1313,6 +1233,7 @@
                 <w:sz w:val="18"/>
               </w:rPr>
             </w:pPr>
+            <w:proofErr w:type="spellStart"/>
             <w:r>
               <w:rPr>
                 <w:b/>
@@ -1320,6 +1241,14 @@
               </w:rPr>
               <w:t>Parcela</w:t>
             </w:r>
+            <w:r>
+              <w:rPr>
+                <w:b/>
+                <w:sz w:val="18"/>
+              </w:rPr>
+              <w:t>s</w:t>
+            </w:r>
+            <w:proofErr w:type="spellEnd"/>
           </w:p>
         </w:tc>
       </w:tr>
@@ -1329,7 +1258,7 @@
         </w:trPr>
         <w:tc>
           <w:tcPr>
-            <w:tcW w:w="2830" w:type="dxa"/>
+            <w:tcW w:w="2427" w:type="dxa"/>
             <w:tcMar>
               <w:top w:w="80" w:type="dxa"/>
               <w:left w:w="90" w:type="dxa"/>
@@ -1345,43 +1274,18 @@
                 <w:szCs w:val="20"/>
               </w:rPr>
             </w:pPr>
-            <w:proofErr w:type="gramStart"/>
             <w:r>
               <w:rPr>
                 <w:sz w:val="16"/>
                 <w:szCs w:val="20"/>
               </w:rPr>
-              <w:t>[[#</w:t>
-            </w:r>
-            <w:proofErr w:type="gramEnd"/>
-            <w:r>
-              <w:rPr>
-                <w:sz w:val="16"/>
-                <w:szCs w:val="20"/>
-              </w:rPr>
-              <w:t>PAGAMENTOS</w:t>
-            </w:r>
-            <w:proofErr w:type="gramStart"/>
-            <w:r>
-              <w:rPr>
-                <w:sz w:val="16"/>
-                <w:szCs w:val="20"/>
-              </w:rPr>
-              <w:t>]][</w:t>
-            </w:r>
-            <w:proofErr w:type="gramEnd"/>
-            <w:r>
-              <w:rPr>
-                <w:sz w:val="16"/>
-                <w:szCs w:val="20"/>
-              </w:rPr>
-              <w:t>[TITULO]]</w:t>
+              <w:t>[[#PAGAMENTOS]][[TITULO]]</w:t>
             </w:r>
           </w:p>
         </w:tc>
         <w:tc>
           <w:tcPr>
-            <w:tcW w:w="2410" w:type="dxa"/>
+            <w:tcW w:w="1821" w:type="dxa"/>
             <w:vAlign w:val="center"/>
           </w:tcPr>
           <w:p>
@@ -1403,7 +1307,29 @@
         </w:tc>
         <w:tc>
           <w:tcPr>
-            <w:tcW w:w="1985" w:type="dxa"/>
+            <w:tcW w:w="1730" w:type="dxa"/>
+            <w:vAlign w:val="center"/>
+          </w:tcPr>
+          <w:p>
+            <w:pPr>
+              <w:jc w:val="center"/>
+              <w:rPr>
+                <w:sz w:val="16"/>
+                <w:szCs w:val="20"/>
+              </w:rPr>
+            </w:pPr>
+            <w:r>
+              <w:rPr>
+                <w:sz w:val="16"/>
+                <w:szCs w:val="20"/>
+              </w:rPr>
+              <w:t>[[ENTRADA_FORMA]]</w:t>
+            </w:r>
+          </w:p>
+        </w:tc>
+        <w:tc>
+          <w:tcPr>
+            <w:tcW w:w="1711" w:type="dxa"/>
             <w:tcMar>
               <w:top w:w="80" w:type="dxa"/>
               <w:left w:w="90" w:type="dxa"/>
@@ -1431,7 +1357,7 @@
         </w:tc>
         <w:tc>
           <w:tcPr>
-            <w:tcW w:w="3260" w:type="dxa"/>
+            <w:tcW w:w="2796" w:type="dxa"/>
             <w:vAlign w:val="center"/>
           </w:tcPr>
           <w:p>
@@ -1447,23 +1373,7 @@
                 <w:sz w:val="16"/>
                 <w:szCs w:val="20"/>
               </w:rPr>
-              <w:t>[[PARCELAS_TEXTO</w:t>
-            </w:r>
-            <w:proofErr w:type="gramStart"/>
-            <w:r>
-              <w:rPr>
-                <w:sz w:val="16"/>
-                <w:szCs w:val="20"/>
-              </w:rPr>
-              <w:t>]][</w:t>
-            </w:r>
-            <w:proofErr w:type="gramEnd"/>
-            <w:r>
-              <w:rPr>
-                <w:sz w:val="16"/>
-                <w:szCs w:val="20"/>
-              </w:rPr>
-              <w:t>[/PAGAMENTOS]]</w:t>
+              <w:t>[[PARCELAS_TEXTO]][[/PAGAMENTOS]]</w:t>
             </w:r>
           </w:p>
         </w:tc>
@@ -1521,6 +1431,8 @@
         <w:rPr>
           <w:b/>
           <w:bCs/>
+          <w:sz w:val="4"/>
+          <w:szCs w:val="4"/>
           <w:lang w:val="pt-BR"/>
         </w:rPr>
       </w:pPr>
@@ -1591,7 +1503,7 @@
     </w:p>
     <w:tbl>
       <w:tblPr>
-        <w:tblW w:w="10466" w:type="dxa"/>
+        <w:tblW w:w="10485" w:type="dxa"/>
         <w:tblBorders>
           <w:top w:val="single" w:sz="4" w:space="0" w:color="auto"/>
           <w:left w:val="single" w:sz="4" w:space="0" w:color="auto"/>
@@ -1607,13 +1519,15 @@
         <w:tblLook w:val="0000" w:firstRow="0" w:lastRow="0" w:firstColumn="0" w:lastColumn="0" w:noHBand="0" w:noVBand="0"/>
       </w:tblPr>
       <w:tblGrid>
-        <w:gridCol w:w="2617"/>
-        <w:gridCol w:w="7849"/>
+        <w:gridCol w:w="1495"/>
+        <w:gridCol w:w="3747"/>
+        <w:gridCol w:w="2124"/>
+        <w:gridCol w:w="3119"/>
       </w:tblGrid>
       <w:tr>
         <w:tc>
           <w:tcPr>
-            <w:tcW w:w="2617" w:type="dxa"/>
+            <w:tcW w:w="1495" w:type="dxa"/>
             <w:tcBorders>
               <w:top w:val="single" w:sz="4" w:space="0" w:color="C8D8EC"/>
               <w:left w:val="single" w:sz="4" w:space="0" w:color="C8D8EC"/>
@@ -1631,11 +1545,13 @@
           <w:p>
             <w:pPr>
               <w:spacing w:after="0"/>
+              <w:jc w:val="center"/>
               <w:rPr>
                 <w:sz w:val="18"/>
                 <w:szCs w:val="18"/>
               </w:rPr>
             </w:pPr>
+            <w:proofErr w:type="spellStart"/>
             <w:r>
               <w:rPr>
                 <w:rFonts w:cs="Arial"/>
@@ -1647,18 +1563,19 @@
               </w:rPr>
               <w:t>Garantia</w:t>
             </w:r>
+            <w:proofErr w:type="spellEnd"/>
           </w:p>
         </w:tc>
         <w:tc>
           <w:tcPr>
-            <w:tcW w:w="7850" w:type="dxa"/>
+            <w:tcW w:w="3747" w:type="dxa"/>
             <w:tcBorders>
               <w:top w:val="single" w:sz="4" w:space="0" w:color="C8D8EC"/>
               <w:left w:val="single" w:sz="4" w:space="0" w:color="C8D8EC"/>
               <w:bottom w:val="single" w:sz="4" w:space="0" w:color="C8D8EC"/>
               <w:right w:val="single" w:sz="4" w:space="0" w:color="C8D8EC"/>
             </w:tcBorders>
-            <w:shd w:val="clear" w:color="auto" w:fill="FFFFFF"/>
+            <w:shd w:val="clear" w:color="auto" w:fill="FFFFFF" w:themeFill="background1"/>
             <w:tcMar>
               <w:top w:w="80" w:type="dxa"/>
               <w:left w:w="120" w:type="dxa"/>
@@ -1669,6 +1586,7 @@
           <w:p>
             <w:pPr>
               <w:spacing w:after="0"/>
+              <w:jc w:val="center"/>
               <w:rPr>
                 <w:sz w:val="18"/>
                 <w:szCs w:val="18"/>
@@ -1676,7 +1594,6 @@
             </w:pPr>
             <w:r>
               <w:rPr>
-                <w:rFonts w:cs="Arial"/>
                 <w:sz w:val="18"/>
                 <w:szCs w:val="18"/>
               </w:rPr>
@@ -1684,11 +1601,79 @@
             </w:r>
           </w:p>
         </w:tc>
+        <w:tc>
+          <w:tcPr>
+            <w:tcW w:w="2124" w:type="dxa"/>
+            <w:tcBorders>
+              <w:top w:val="single" w:sz="4" w:space="0" w:color="C8D8EC"/>
+              <w:left w:val="single" w:sz="4" w:space="0" w:color="C8D8EC"/>
+              <w:bottom w:val="single" w:sz="4" w:space="0" w:color="C8D8EC"/>
+              <w:right w:val="single" w:sz="4" w:space="0" w:color="C8D8EC"/>
+            </w:tcBorders>
+            <w:shd w:val="clear" w:color="auto" w:fill="DBE5F1" w:themeFill="accent1" w:themeFillTint="33"/>
+          </w:tcPr>
+          <w:p>
+            <w:pPr>
+              <w:spacing w:after="0"/>
+              <w:jc w:val="center"/>
+              <w:rPr>
+                <w:rFonts w:cs="Arial"/>
+                <w:b/>
+                <w:bCs/>
+                <w:color w:val="1B3A6B"/>
+                <w:sz w:val="18"/>
+                <w:szCs w:val="18"/>
+              </w:rPr>
+            </w:pPr>
+            <w:proofErr w:type="spellStart"/>
+            <w:r>
+              <w:rPr>
+                <w:rFonts w:cs="Arial"/>
+                <w:b/>
+                <w:bCs/>
+                <w:color w:val="1B3A6B"/>
+                <w:sz w:val="18"/>
+                <w:szCs w:val="18"/>
+              </w:rPr>
+              <w:t>Instalação</w:t>
+            </w:r>
+            <w:proofErr w:type="spellEnd"/>
+          </w:p>
+        </w:tc>
+        <w:tc>
+          <w:tcPr>
+            <w:tcW w:w="3119" w:type="dxa"/>
+            <w:tcBorders>
+              <w:top w:val="single" w:sz="4" w:space="0" w:color="C8D8EC"/>
+              <w:left w:val="single" w:sz="4" w:space="0" w:color="C8D8EC"/>
+              <w:bottom w:val="single" w:sz="4" w:space="0" w:color="C8D8EC"/>
+              <w:right w:val="single" w:sz="4" w:space="0" w:color="C8D8EC"/>
+            </w:tcBorders>
+            <w:shd w:val="clear" w:color="auto" w:fill="FFFFFF" w:themeFill="background1"/>
+          </w:tcPr>
+          <w:p>
+            <w:pPr>
+              <w:spacing w:after="0"/>
+              <w:jc w:val="center"/>
+              <w:rPr>
+                <w:sz w:val="18"/>
+                <w:szCs w:val="18"/>
+              </w:rPr>
+            </w:pPr>
+            <w:r>
+              <w:rPr>
+                <w:sz w:val="18"/>
+                <w:szCs w:val="18"/>
+              </w:rPr>
+              <w:t>[[INSTALACAO]]</w:t>
+            </w:r>
+          </w:p>
+        </w:tc>
       </w:tr>
       <w:tr>
         <w:tc>
           <w:tcPr>
-            <w:tcW w:w="2617" w:type="dxa"/>
+            <w:tcW w:w="1495" w:type="dxa"/>
             <w:tcBorders>
               <w:top w:val="single" w:sz="4" w:space="0" w:color="C8D8EC"/>
               <w:left w:val="single" w:sz="4" w:space="0" w:color="C8D8EC"/>
@@ -1706,11 +1691,13 @@
           <w:p>
             <w:pPr>
               <w:spacing w:after="0"/>
+              <w:jc w:val="center"/>
               <w:rPr>
                 <w:sz w:val="18"/>
                 <w:szCs w:val="18"/>
               </w:rPr>
             </w:pPr>
+            <w:proofErr w:type="spellStart"/>
             <w:r>
               <w:rPr>
                 <w:rFonts w:cs="Arial"/>
@@ -1722,18 +1709,19 @@
               </w:rPr>
               <w:t>Frete</w:t>
             </w:r>
+            <w:proofErr w:type="spellEnd"/>
           </w:p>
         </w:tc>
         <w:tc>
           <w:tcPr>
-            <w:tcW w:w="7850" w:type="dxa"/>
+            <w:tcW w:w="3747" w:type="dxa"/>
             <w:tcBorders>
               <w:top w:val="single" w:sz="4" w:space="0" w:color="C8D8EC"/>
               <w:left w:val="single" w:sz="4" w:space="0" w:color="C8D8EC"/>
               <w:bottom w:val="single" w:sz="4" w:space="0" w:color="C8D8EC"/>
               <w:right w:val="single" w:sz="4" w:space="0" w:color="C8D8EC"/>
             </w:tcBorders>
-            <w:shd w:val="clear" w:color="auto" w:fill="F2F6FB"/>
+            <w:shd w:val="clear" w:color="auto" w:fill="FFFFFF" w:themeFill="background1"/>
             <w:tcMar>
               <w:top w:w="80" w:type="dxa"/>
               <w:left w:w="120" w:type="dxa"/>
@@ -1744,6 +1732,7 @@
           <w:p>
             <w:pPr>
               <w:spacing w:after="0"/>
+              <w:jc w:val="center"/>
               <w:rPr>
                 <w:sz w:val="18"/>
                 <w:szCs w:val="18"/>
@@ -1751,7 +1740,6 @@
             </w:pPr>
             <w:r>
               <w:rPr>
-                <w:rFonts w:cs="Arial"/>
                 <w:sz w:val="18"/>
                 <w:szCs w:val="18"/>
               </w:rPr>
@@ -1759,33 +1747,31 @@
             </w:r>
           </w:p>
         </w:tc>
-      </w:tr>
-      <w:tr>
         <w:tc>
           <w:tcPr>
-            <w:tcW w:w="2617" w:type="dxa"/>
+            <w:tcW w:w="2124" w:type="dxa"/>
             <w:tcBorders>
               <w:top w:val="single" w:sz="4" w:space="0" w:color="C8D8EC"/>
               <w:left w:val="single" w:sz="4" w:space="0" w:color="C8D8EC"/>
               <w:bottom w:val="single" w:sz="4" w:space="0" w:color="C8D8EC"/>
               <w:right w:val="single" w:sz="4" w:space="0" w:color="C8D8EC"/>
             </w:tcBorders>
-            <w:shd w:val="clear" w:color="auto" w:fill="D6E8F7"/>
-            <w:tcMar>
-              <w:top w:w="80" w:type="dxa"/>
-              <w:left w:w="120" w:type="dxa"/>
-              <w:bottom w:w="80" w:type="dxa"/>
-              <w:right w:w="120" w:type="dxa"/>
-            </w:tcMar>
+            <w:shd w:val="clear" w:color="auto" w:fill="DBE5F1" w:themeFill="accent1" w:themeFillTint="33"/>
           </w:tcPr>
           <w:p>
             <w:pPr>
               <w:spacing w:after="0"/>
+              <w:jc w:val="center"/>
               <w:rPr>
+                <w:rFonts w:cs="Arial"/>
+                <w:b/>
+                <w:bCs/>
+                <w:color w:val="1B3A6B"/>
                 <w:sz w:val="18"/>
                 <w:szCs w:val="18"/>
               </w:rPr>
             </w:pPr>
+            <w:proofErr w:type="spellStart"/>
             <w:r>
               <w:rPr>
                 <w:rFonts w:cs="Arial"/>
@@ -1795,72 +1781,9 @@
                 <w:sz w:val="18"/>
                 <w:szCs w:val="18"/>
               </w:rPr>
-              <w:t>Instalação</w:t>
+              <w:t>Validade</w:t>
             </w:r>
-          </w:p>
-        </w:tc>
-        <w:tc>
-          <w:tcPr>
-            <w:tcW w:w="7850" w:type="dxa"/>
-            <w:tcBorders>
-              <w:top w:val="single" w:sz="4" w:space="0" w:color="C8D8EC"/>
-              <w:left w:val="single" w:sz="4" w:space="0" w:color="C8D8EC"/>
-              <w:bottom w:val="single" w:sz="4" w:space="0" w:color="C8D8EC"/>
-              <w:right w:val="single" w:sz="4" w:space="0" w:color="C8D8EC"/>
-            </w:tcBorders>
-            <w:shd w:val="clear" w:color="auto" w:fill="FFFFFF"/>
-            <w:tcMar>
-              <w:top w:w="80" w:type="dxa"/>
-              <w:left w:w="120" w:type="dxa"/>
-              <w:bottom w:w="80" w:type="dxa"/>
-              <w:right w:w="120" w:type="dxa"/>
-            </w:tcMar>
-          </w:tcPr>
-          <w:p>
-            <w:pPr>
-              <w:spacing w:after="0"/>
-              <w:rPr>
-                <w:sz w:val="18"/>
-                <w:szCs w:val="18"/>
-              </w:rPr>
-            </w:pPr>
-            <w:r>
-              <w:rPr>
-                <w:rFonts w:cs="Arial"/>
-                <w:sz w:val="18"/>
-                <w:szCs w:val="18"/>
-              </w:rPr>
-              <w:t>[[INSTALACAO]]</w:t>
-            </w:r>
-          </w:p>
-        </w:tc>
-      </w:tr>
-      <w:tr>
-        <w:tc>
-          <w:tcPr>
-            <w:tcW w:w="2617" w:type="dxa"/>
-            <w:tcBorders>
-              <w:top w:val="single" w:sz="4" w:space="0" w:color="C8D8EC"/>
-              <w:left w:val="single" w:sz="4" w:space="0" w:color="C8D8EC"/>
-              <w:bottom w:val="single" w:sz="4" w:space="0" w:color="C8D8EC"/>
-              <w:right w:val="single" w:sz="4" w:space="0" w:color="C8D8EC"/>
-            </w:tcBorders>
-            <w:shd w:val="clear" w:color="auto" w:fill="D6E8F7"/>
-            <w:tcMar>
-              <w:top w:w="80" w:type="dxa"/>
-              <w:left w:w="120" w:type="dxa"/>
-              <w:bottom w:w="80" w:type="dxa"/>
-              <w:right w:w="120" w:type="dxa"/>
-            </w:tcMar>
-          </w:tcPr>
-          <w:p>
-            <w:pPr>
-              <w:spacing w:after="0"/>
-              <w:rPr>
-                <w:sz w:val="18"/>
-                <w:szCs w:val="18"/>
-              </w:rPr>
-            </w:pPr>
+            <w:proofErr w:type="spellEnd"/>
             <w:r>
               <w:rPr>
                 <w:rFonts w:cs="Arial"/>
@@ -1870,30 +1793,38 @@
                 <w:sz w:val="18"/>
                 <w:szCs w:val="18"/>
               </w:rPr>
-              <w:t>Validade da Proposta</w:t>
+              <w:t xml:space="preserve"> da </w:t>
             </w:r>
+            <w:proofErr w:type="spellStart"/>
+            <w:r>
+              <w:rPr>
+                <w:rFonts w:cs="Arial"/>
+                <w:b/>
+                <w:bCs/>
+                <w:color w:val="1B3A6B"/>
+                <w:sz w:val="18"/>
+                <w:szCs w:val="18"/>
+              </w:rPr>
+              <w:t>Proposta</w:t>
+            </w:r>
+            <w:proofErr w:type="spellEnd"/>
           </w:p>
         </w:tc>
         <w:tc>
           <w:tcPr>
-            <w:tcW w:w="7850" w:type="dxa"/>
+            <w:tcW w:w="3119" w:type="dxa"/>
             <w:tcBorders>
               <w:top w:val="single" w:sz="4" w:space="0" w:color="C8D8EC"/>
               <w:left w:val="single" w:sz="4" w:space="0" w:color="C8D8EC"/>
               <w:bottom w:val="single" w:sz="4" w:space="0" w:color="C8D8EC"/>
               <w:right w:val="single" w:sz="4" w:space="0" w:color="C8D8EC"/>
             </w:tcBorders>
-            <w:shd w:val="clear" w:color="auto" w:fill="F2F6FB"/>
-            <w:tcMar>
-              <w:top w:w="80" w:type="dxa"/>
-              <w:left w:w="120" w:type="dxa"/>
-              <w:bottom w:w="80" w:type="dxa"/>
-              <w:right w:w="120" w:type="dxa"/>
-            </w:tcMar>
+            <w:shd w:val="clear" w:color="auto" w:fill="FFFFFF" w:themeFill="background1"/>
           </w:tcPr>
           <w:p>
             <w:pPr>
               <w:spacing w:after="0"/>
+              <w:jc w:val="center"/>
               <w:rPr>
                 <w:sz w:val="18"/>
                 <w:szCs w:val="18"/>
@@ -1901,7 +1832,6 @@
             </w:pPr>
             <w:r>
               <w:rPr>
-                <w:rFonts w:cs="Arial"/>
                 <w:sz w:val="18"/>
                 <w:szCs w:val="18"/>
               </w:rPr>
@@ -1911,6 +1841,14 @@
         </w:tc>
       </w:tr>
     </w:tbl>
+    <w:p>
+      <w:pPr>
+        <w:rPr>
+          <w:sz w:val="2"/>
+          <w:szCs w:val="2"/>
+        </w:rPr>
+      </w:pPr>
+    </w:p>
     <w:p>
       <w:pPr>
         <w:spacing w:after="0"/>
@@ -2003,15 +1941,7 @@
           <w:sz w:val="19"/>
           <w:szCs w:val="19"/>
         </w:rPr>
-        <w:t>**</w:t>
-      </w:r>
-      <w:r>
-        <w:rPr>
-          <w:rFonts w:cs="Arial"/>
-          <w:sz w:val="19"/>
-          <w:szCs w:val="19"/>
-        </w:rPr>
-        <w:t>[</w:t>
+        <w:t>**[</w:t>
       </w:r>
       <w:proofErr w:type="gramEnd"/>
       <w:r>
@@ -2029,15 +1959,7 @@
           <w:sz w:val="19"/>
           <w:szCs w:val="19"/>
         </w:rPr>
-        <w:t>]]</w:t>
-      </w:r>
-      <w:r>
-        <w:rPr>
-          <w:rFonts w:cs="Arial"/>
-          <w:sz w:val="19"/>
-          <w:szCs w:val="19"/>
-        </w:rPr>
-        <w:t>*</w:t>
+        <w:t>]]*</w:t>
       </w:r>
       <w:proofErr w:type="gramEnd"/>
       <w:r>
@@ -2052,6 +1974,8 @@
     <w:p>
       <w:pPr>
         <w:rPr>
+          <w:sz w:val="4"/>
+          <w:szCs w:val="4"/>
           <w:lang w:val="pt-BR"/>
         </w:rPr>
       </w:pPr>
@@ -2116,9 +2040,7 @@
       </w:pPr>
       <w:r>
         <w:rPr>
-          <w:rFonts w:cs="Arial"/>
-          <w:sz w:val="19"/>
-          <w:szCs w:val="19"/>
+          <w:lang w:val="pt-BR"/>
         </w:rPr>
         <w:t>[[VENDEDOR_TELEFONE]]</w:t>
       </w:r>
@@ -2204,28 +2126,15 @@
       </w:rPr>
       <w:t xml:space="preserve"> </w:t>
     </w:r>
-    <w:r>
-      <w:fldChar w:fldCharType="begin"/>
-    </w:r>
-    <w:r>
-      <w:rPr>
-        <w:lang w:val="pt-BR"/>
-      </w:rPr>
-      <w:instrText>HYPERLINK "http://www.sinmag.com.br"</w:instrText>
-    </w:r>
-    <w:r>
-      <w:fldChar w:fldCharType="separate"/>
-    </w:r>
-    <w:r>
-      <w:rPr>
-        <w:rStyle w:val="Hyperlink"/>
-        <w:lang w:val="pt-BR"/>
-      </w:rPr>
-      <w:t>www.sinmag.com.br</w:t>
-    </w:r>
-    <w:r>
-      <w:fldChar w:fldCharType="end"/>
-    </w:r>
+    <w:hyperlink r:id="rId1" w:history="1">
+      <w:r>
+        <w:rPr>
+          <w:rStyle w:val="Hyperlink"/>
+          <w:lang w:val="pt-BR"/>
+        </w:rPr>
+        <w:t>www.sinmag.com.br</w:t>
+      </w:r>
+    </w:hyperlink>
     <w:r>
       <w:rPr>
         <w:lang w:val="pt-BR"/>

--- a/modelo.docx
+++ b/modelo.docx
@@ -90,6 +90,7 @@
         <w:rPr>
           <w:b/>
           <w:bCs/>
+          <w:color w:val="1F497D" w:themeColor="text2"/>
           <w:sz w:val="4"/>
           <w:szCs w:val="4"/>
           <w:lang w:val="pt-BR"/>
@@ -137,17 +138,34 @@
           <w:p>
             <w:pPr>
               <w:spacing w:after="0"/>
+              <w:rPr>
+                <w:b/>
+                <w:bCs/>
+                <w:color w:val="1F497D" w:themeColor="text2"/>
+                <w:szCs w:val="20"/>
+              </w:rPr>
             </w:pPr>
+            <w:proofErr w:type="gramStart"/>
             <w:r>
               <w:rPr>
                 <w:rFonts w:cs="Arial"/>
                 <w:b/>
                 <w:bCs/>
-                <w:color w:val="1B3A6B"/>
-                <w:sz w:val="19"/>
-                <w:szCs w:val="19"/>
+                <w:color w:val="1F497D" w:themeColor="text2"/>
+                <w:szCs w:val="20"/>
               </w:rPr>
-              <w:t>Cliente: [[CLIENTE]]</w:t>
+              <w:t>Cliente: [</w:t>
+            </w:r>
+            <w:proofErr w:type="gramEnd"/>
+            <w:r>
+              <w:rPr>
+                <w:rFonts w:cs="Arial"/>
+                <w:b/>
+                <w:bCs/>
+                <w:color w:val="1F497D" w:themeColor="text2"/>
+                <w:szCs w:val="20"/>
+              </w:rPr>
+              <w:t>[CLIENTE]]</w:t>
             </w:r>
           </w:p>
         </w:tc>
@@ -170,17 +188,44 @@
           <w:p>
             <w:pPr>
               <w:spacing w:after="0"/>
+              <w:rPr>
+                <w:b/>
+                <w:bCs/>
+                <w:color w:val="1F497D" w:themeColor="text2"/>
+                <w:szCs w:val="20"/>
+              </w:rPr>
             </w:pPr>
             <w:r>
               <w:rPr>
                 <w:rFonts w:cs="Arial"/>
                 <w:b/>
                 <w:bCs/>
-                <w:color w:val="1B3A6B"/>
-                <w:sz w:val="19"/>
-                <w:szCs w:val="19"/>
+                <w:color w:val="1F497D" w:themeColor="text2"/>
+                <w:szCs w:val="20"/>
               </w:rPr>
-              <w:t>A/C: [[CONTATO]]</w:t>
+              <w:t>A/</w:t>
+            </w:r>
+            <w:proofErr w:type="gramStart"/>
+            <w:r>
+              <w:rPr>
+                <w:rFonts w:cs="Arial"/>
+                <w:b/>
+                <w:bCs/>
+                <w:color w:val="1F497D" w:themeColor="text2"/>
+                <w:szCs w:val="20"/>
+              </w:rPr>
+              <w:t>C: [</w:t>
+            </w:r>
+            <w:proofErr w:type="gramEnd"/>
+            <w:r>
+              <w:rPr>
+                <w:rFonts w:cs="Arial"/>
+                <w:b/>
+                <w:bCs/>
+                <w:color w:val="1F497D" w:themeColor="text2"/>
+                <w:szCs w:val="20"/>
+              </w:rPr>
+              <w:t>[CONTATO]]</w:t>
             </w:r>
           </w:p>
         </w:tc>
@@ -205,15 +250,20 @@
           <w:p>
             <w:pPr>
               <w:spacing w:after="0"/>
+              <w:rPr>
+                <w:b/>
+                <w:bCs/>
+                <w:color w:val="1F497D" w:themeColor="text2"/>
+                <w:szCs w:val="20"/>
+              </w:rPr>
             </w:pPr>
             <w:r>
               <w:rPr>
                 <w:rFonts w:cs="Arial"/>
                 <w:b/>
                 <w:bCs/>
-                <w:color w:val="1B3A6B"/>
-                <w:sz w:val="19"/>
-                <w:szCs w:val="19"/>
+                <w:color w:val="1F497D" w:themeColor="text2"/>
+                <w:szCs w:val="20"/>
               </w:rPr>
               <w:t>CNPJ/</w:t>
             </w:r>
@@ -223,9 +273,8 @@
                 <w:rFonts w:cs="Arial"/>
                 <w:b/>
                 <w:bCs/>
-                <w:color w:val="1B3A6B"/>
-                <w:sz w:val="19"/>
-                <w:szCs w:val="19"/>
+                <w:color w:val="1F497D" w:themeColor="text2"/>
+                <w:szCs w:val="20"/>
               </w:rPr>
               <w:t>CPF: [</w:t>
             </w:r>
@@ -235,9 +284,8 @@
                 <w:rFonts w:cs="Arial"/>
                 <w:b/>
                 <w:bCs/>
-                <w:color w:val="1B3A6B"/>
-                <w:sz w:val="19"/>
-                <w:szCs w:val="19"/>
+                <w:color w:val="1F497D" w:themeColor="text2"/>
+                <w:szCs w:val="20"/>
               </w:rPr>
               <w:t>[CNPJ]]</w:t>
             </w:r>
@@ -263,11 +311,19 @@
             <w:pPr>
               <w:spacing w:after="0"/>
               <w:rPr>
+                <w:b/>
+                <w:bCs/>
+                <w:color w:val="1F497D" w:themeColor="text2"/>
+                <w:szCs w:val="20"/>
                 <w:lang w:val="pt-BR"/>
               </w:rPr>
             </w:pPr>
             <w:r>
               <w:rPr>
+                <w:b/>
+                <w:bCs/>
+                <w:color w:val="1F497D" w:themeColor="text2"/>
+                <w:szCs w:val="20"/>
                 <w:lang w:val="pt-BR"/>
               </w:rPr>
               <w:t>E-mail: [[EMAIL]]</w:t>
@@ -296,11 +352,17 @@
             <w:pPr>
               <w:spacing w:after="0"/>
               <w:rPr>
+                <w:b/>
+                <w:bCs/>
+                <w:szCs w:val="20"/>
                 <w:lang w:val="pt-BR"/>
               </w:rPr>
             </w:pPr>
             <w:r>
               <w:rPr>
+                <w:b/>
+                <w:bCs/>
+                <w:szCs w:val="20"/>
                 <w:lang w:val="pt-BR"/>
               </w:rPr>
               <w:t>Endereço: [[ENDERECO]]</w:t>
@@ -326,17 +388,31 @@
           <w:p>
             <w:pPr>
               <w:spacing w:after="0"/>
+              <w:rPr>
+                <w:b/>
+                <w:bCs/>
+                <w:szCs w:val="20"/>
+              </w:rPr>
             </w:pPr>
+            <w:proofErr w:type="gramStart"/>
             <w:r>
               <w:rPr>
                 <w:rFonts w:cs="Arial"/>
                 <w:b/>
                 <w:bCs/>
-                <w:color w:val="1B3A6B"/>
-                <w:sz w:val="19"/>
-                <w:szCs w:val="19"/>
+                <w:szCs w:val="20"/>
               </w:rPr>
-              <w:t>Telefone: [[TELEFONE]]</w:t>
+              <w:t>Telefone: [</w:t>
+            </w:r>
+            <w:proofErr w:type="gramEnd"/>
+            <w:r>
+              <w:rPr>
+                <w:rFonts w:cs="Arial"/>
+                <w:b/>
+                <w:bCs/>
+                <w:szCs w:val="20"/>
+              </w:rPr>
+              <w:t>[TELEFONE]]</w:t>
             </w:r>
           </w:p>
         </w:tc>
@@ -1113,11 +1189,12 @@
         <w:tblLook w:val="04A0" w:firstRow="1" w:lastRow="0" w:firstColumn="1" w:lastColumn="0" w:noHBand="0" w:noVBand="1"/>
       </w:tblPr>
       <w:tblGrid>
-        <w:gridCol w:w="2427"/>
-        <w:gridCol w:w="1821"/>
-        <w:gridCol w:w="1730"/>
-        <w:gridCol w:w="1711"/>
-        <w:gridCol w:w="2796"/>
+        <w:gridCol w:w="2200"/>
+        <w:gridCol w:w="1400"/>
+        <w:gridCol w:w="1500"/>
+        <w:gridCol w:w="1500"/>
+        <w:gridCol w:w="2135"/>
+        <w:gridCol w:w="1750"/>
       </w:tblGrid>
       <w:tr>
         <w:trPr>
@@ -1125,7 +1202,7 @@
         </w:trPr>
         <w:tc>
           <w:tcPr>
-            <w:tcW w:w="2427" w:type="dxa"/>
+            <w:tcW w:w="2200" w:type="dxa"/>
             <w:shd w:val="clear" w:color="auto" w:fill="17365D" w:themeFill="text2" w:themeFillShade="BF"/>
             <w:tcMar>
               <w:top w:w="80" w:type="dxa"/>
@@ -1159,7 +1236,7 @@
         </w:tc>
         <w:tc>
           <w:tcPr>
-            <w:tcW w:w="1821" w:type="dxa"/>
+            <w:tcW w:w="1400" w:type="dxa"/>
             <w:shd w:val="clear" w:color="auto" w:fill="17365D" w:themeFill="text2" w:themeFillShade="BF"/>
             <w:vAlign w:val="center"/>
           </w:tcPr>
@@ -1174,7 +1251,7 @@
         </w:tc>
         <w:tc>
           <w:tcPr>
-            <w:tcW w:w="1730" w:type="dxa"/>
+            <w:tcW w:w="1500" w:type="dxa"/>
             <w:shd w:val="clear" w:color="auto" w:fill="17365D" w:themeFill="text2" w:themeFillShade="BF"/>
             <w:vAlign w:val="center"/>
           </w:tcPr>
@@ -1197,7 +1274,7 @@
         </w:tc>
         <w:tc>
           <w:tcPr>
-            <w:tcW w:w="1711" w:type="dxa"/>
+            <w:tcW w:w="1500" w:type="dxa"/>
             <w:shd w:val="clear" w:color="auto" w:fill="17365D" w:themeFill="text2" w:themeFillShade="BF"/>
             <w:tcMar>
               <w:top w:w="80" w:type="dxa"/>
@@ -1221,7 +1298,7 @@
         </w:tc>
         <w:tc>
           <w:tcPr>
-            <w:tcW w:w="2796" w:type="dxa"/>
+            <w:tcW w:w="2135" w:type="dxa"/>
             <w:shd w:val="clear" w:color="auto" w:fill="17365D" w:themeFill="text2" w:themeFillShade="BF"/>
             <w:vAlign w:val="center"/>
           </w:tcPr>
@@ -1251,6 +1328,29 @@
             <w:proofErr w:type="spellEnd"/>
           </w:p>
         </w:tc>
+        <w:tc>
+          <w:tcPr>
+            <w:tcW w:w="1750" w:type="dxa"/>
+            <w:shd w:val="clear" w:color="auto" w:fill="17365D" w:themeFill="text2" w:themeFillShade="BF"/>
+            <w:vAlign w:val="center"/>
+          </w:tcPr>
+          <w:p>
+            <w:pPr>
+              <w:jc w:val="center"/>
+              <w:rPr>
+                <w:b/>
+                <w:sz w:val="18"/>
+              </w:rPr>
+            </w:pPr>
+            <w:r>
+              <w:rPr>
+                <w:b/>
+                <w:sz w:val="18"/>
+              </w:rPr>
+              <w:t>Total</w:t>
+            </w:r>
+          </w:p>
+        </w:tc>
       </w:tr>
       <w:tr>
         <w:trPr>
@@ -1258,7 +1358,7 @@
         </w:trPr>
         <w:tc>
           <w:tcPr>
-            <w:tcW w:w="2427" w:type="dxa"/>
+            <w:tcW w:w="2200" w:type="dxa"/>
             <w:tcMar>
               <w:top w:w="80" w:type="dxa"/>
               <w:left w:w="90" w:type="dxa"/>
@@ -1285,7 +1385,7 @@
         </w:tc>
         <w:tc>
           <w:tcPr>
-            <w:tcW w:w="1821" w:type="dxa"/>
+            <w:tcW w:w="1400" w:type="dxa"/>
             <w:vAlign w:val="center"/>
           </w:tcPr>
           <w:p>
@@ -1307,7 +1407,7 @@
         </w:tc>
         <w:tc>
           <w:tcPr>
-            <w:tcW w:w="1730" w:type="dxa"/>
+            <w:tcW w:w="1500" w:type="dxa"/>
             <w:vAlign w:val="center"/>
           </w:tcPr>
           <w:p>
@@ -1329,7 +1429,7 @@
         </w:tc>
         <w:tc>
           <w:tcPr>
-            <w:tcW w:w="1711" w:type="dxa"/>
+            <w:tcW w:w="1500" w:type="dxa"/>
             <w:tcMar>
               <w:top w:w="80" w:type="dxa"/>
               <w:left w:w="90" w:type="dxa"/>
@@ -1357,7 +1457,7 @@
         </w:tc>
         <w:tc>
           <w:tcPr>
-            <w:tcW w:w="2796" w:type="dxa"/>
+            <w:tcW w:w="2135" w:type="dxa"/>
             <w:vAlign w:val="center"/>
           </w:tcPr>
           <w:p>
@@ -1373,7 +1473,31 @@
                 <w:sz w:val="16"/>
                 <w:szCs w:val="20"/>
               </w:rPr>
-              <w:t>[[PARCELAS_TEXTO]][[/PAGAMENTOS]]</w:t>
+              <w:t>[[PARCELAS_TEXTO]]</w:t>
+            </w:r>
+          </w:p>
+        </w:tc>
+        <w:tc>
+          <w:tcPr>
+            <w:tcW w:w="1750" w:type="dxa"/>
+            <w:vAlign w:val="center"/>
+          </w:tcPr>
+          <w:p>
+            <w:pPr>
+              <w:jc w:val="center"/>
+              <w:rPr>
+                <w:b/>
+                <w:sz w:val="16"/>
+                <w:szCs w:val="20"/>
+              </w:rPr>
+            </w:pPr>
+            <w:r>
+              <w:rPr>
+                <w:b/>
+                <w:sz w:val="16"/>
+                <w:szCs w:val="20"/>
+              </w:rPr>
+              <w:t>[[TOTAL_FINAL]][[/PAGAMENTOS]]</w:t>
             </w:r>
           </w:p>
         </w:tc>
@@ -1925,14 +2049,18 @@
     <w:p>
       <w:pPr>
         <w:spacing w:after="100"/>
+        <w:rPr>
+          <w:lang w:val="pt-BR"/>
+        </w:rPr>
       </w:pPr>
       <w:r>
         <w:rPr>
           <w:rFonts w:cs="Arial"/>
           <w:sz w:val="19"/>
           <w:szCs w:val="19"/>
+          <w:lang w:val="pt-BR"/>
         </w:rPr>
-        <w:t>*</w:t>
+        <w:t>***[[OBSERVACOES_FINAIS</w:t>
       </w:r>
       <w:proofErr w:type="gramStart"/>
       <w:r>
@@ -1940,24 +2068,7 @@
           <w:rFonts w:cs="Arial"/>
           <w:sz w:val="19"/>
           <w:szCs w:val="19"/>
-        </w:rPr>
-        <w:t>**[</w:t>
-      </w:r>
-      <w:proofErr w:type="gramEnd"/>
-      <w:r>
-        <w:rPr>
-          <w:rFonts w:cs="Arial"/>
-          <w:sz w:val="19"/>
-          <w:szCs w:val="19"/>
-        </w:rPr>
-        <w:t>[OBSERVACOES_FINAIS</w:t>
-      </w:r>
-      <w:proofErr w:type="gramStart"/>
-      <w:r>
-        <w:rPr>
-          <w:rFonts w:cs="Arial"/>
-          <w:sz w:val="19"/>
-          <w:szCs w:val="19"/>
+          <w:lang w:val="pt-BR"/>
         </w:rPr>
         <w:t>]]*</w:t>
       </w:r>
@@ -1967,6 +2078,7 @@
           <w:rFonts w:cs="Arial"/>
           <w:sz w:val="19"/>
           <w:szCs w:val="19"/>
+          <w:lang w:val="pt-BR"/>
         </w:rPr>
         <w:t>**</w:t>
       </w:r>
@@ -2034,13 +2146,24 @@
     </w:p>
     <w:p>
       <w:pPr>
+        <w:spacing w:after="40"/>
         <w:rPr>
-          <w:lang w:val="pt-BR"/>
+          <w:rFonts w:cs="Arial"/>
+          <w:b/>
+          <w:bCs/>
+          <w:color w:val="1B3A6B"/>
+          <w:sz w:val="19"/>
+          <w:szCs w:val="19"/>
         </w:rPr>
       </w:pPr>
       <w:r>
         <w:rPr>
-          <w:lang w:val="pt-BR"/>
+          <w:rFonts w:cs="Arial"/>
+          <w:b/>
+          <w:bCs/>
+          <w:color w:val="1B3A6B"/>
+          <w:sz w:val="19"/>
+          <w:szCs w:val="19"/>
         </w:rPr>
         <w:t>[[VENDEDOR_TELEFONE]]</w:t>
       </w:r>
@@ -2126,15 +2249,28 @@
       </w:rPr>
       <w:t xml:space="preserve"> </w:t>
     </w:r>
-    <w:hyperlink r:id="rId1" w:history="1">
-      <w:r>
-        <w:rPr>
-          <w:rStyle w:val="Hyperlink"/>
-          <w:lang w:val="pt-BR"/>
-        </w:rPr>
-        <w:t>www.sinmag.com.br</w:t>
-      </w:r>
-    </w:hyperlink>
+    <w:r>
+      <w:fldChar w:fldCharType="begin"/>
+    </w:r>
+    <w:r>
+      <w:rPr>
+        <w:lang w:val="pt-BR"/>
+      </w:rPr>
+      <w:instrText>HYPERLINK "http://www.sinmag.com.br"</w:instrText>
+    </w:r>
+    <w:r>
+      <w:fldChar w:fldCharType="separate"/>
+    </w:r>
+    <w:r>
+      <w:rPr>
+        <w:rStyle w:val="Hyperlink"/>
+        <w:lang w:val="pt-BR"/>
+      </w:rPr>
+      <w:t>www.sinmag.com.br</w:t>
+    </w:r>
+    <w:r>
+      <w:fldChar w:fldCharType="end"/>
+    </w:r>
     <w:r>
       <w:rPr>
         <w:lang w:val="pt-BR"/>
